--- a/00_Gestion_Proyecto/Entregables/Fase4/Informe_Final_Estancia_Profesional_SN6.docx
+++ b/00_Gestion_Proyecto/Entregables/Fase4/Informe_Final_Estancia_Profesional_SN6.docx
@@ -2676,6 +2676,14 @@
           <w:color w:val="3A3A3A"/>
         </w:rPr>
       </w:pPr>
+      <w:r>
+        <w:rPr>
+          <w:rFonts w:ascii="Arial" w:eastAsia="Avenir" w:hAnsi="Arial" w:cs="Arial"/>
+          <w:b/>
+          <w:color w:val="3A3A3A"/>
+        </w:rPr>
+        <w:t>Descripción de actividades realizadas</w:t>
+      </w:r>
     </w:p>
     <w:p>
       <w:pPr>
@@ -2689,31 +2697,6 @@
         <w:jc w:val="both"/>
         <w:rPr>
           <w:rFonts w:ascii="Arial" w:eastAsia="Avenir" w:hAnsi="Arial" w:cs="Arial"/>
-          <w:b/>
-          <w:color w:val="3A3A3A"/>
-        </w:rPr>
-      </w:pPr>
-      <w:r>
-        <w:rPr>
-          <w:rFonts w:ascii="Arial" w:eastAsia="Avenir" w:hAnsi="Arial" w:cs="Arial"/>
-          <w:b/>
-          <w:color w:val="3A3A3A"/>
-        </w:rPr>
-        <w:t>Descripción de actividades realizadas</w:t>
-      </w:r>
-    </w:p>
-    <w:p>
-      <w:pPr>
-        <w:pBdr>
-          <w:top w:val="nil"/>
-          <w:left w:val="nil"/>
-          <w:bottom w:val="nil"/>
-          <w:right w:val="nil"/>
-          <w:between w:val="nil"/>
-        </w:pBdr>
-        <w:jc w:val="both"/>
-        <w:rPr>
-          <w:rFonts w:ascii="Arial" w:eastAsia="Avenir" w:hAnsi="Arial" w:cs="Arial"/>
           <w:color w:val="00406E"/>
         </w:rPr>
       </w:pPr>
@@ -2725,10 +2708,10 @@
         <w:tblLook w:val="04A0" w:firstRow="1" w:lastRow="0" w:firstColumn="1" w:lastColumn="0" w:noHBand="0" w:noVBand="1"/>
       </w:tblPr>
       <w:tblGrid>
-        <w:gridCol w:w="2286"/>
-        <w:gridCol w:w="2413"/>
-        <w:gridCol w:w="2124"/>
-        <w:gridCol w:w="2005"/>
+        <w:gridCol w:w="2223"/>
+        <w:gridCol w:w="2585"/>
+        <w:gridCol w:w="2099"/>
+        <w:gridCol w:w="1921"/>
       </w:tblGrid>
       <w:tr>
         <w:tc>
@@ -2742,16 +2725,16 @@
               <w:rPr>
                 <w:rFonts w:ascii="Arial" w:eastAsia="Avenir" w:hAnsi="Arial" w:cs="Arial"/>
                 <w:color w:val="FFFFFF" w:themeColor="background1"/>
-                <w:sz w:val="22"/>
-                <w:szCs w:val="22"/>
+                <w:sz w:val="20"/>
+                <w:szCs w:val="20"/>
               </w:rPr>
             </w:pPr>
             <w:r>
               <w:rPr>
                 <w:rFonts w:ascii="Arial" w:eastAsia="Avenir" w:hAnsi="Arial" w:cs="Arial"/>
                 <w:color w:val="FFFFFF" w:themeColor="background1"/>
-                <w:sz w:val="22"/>
-                <w:szCs w:val="22"/>
+                <w:sz w:val="20"/>
+                <w:szCs w:val="20"/>
               </w:rPr>
               <w:t>Actividad realizada</w:t>
             </w:r>
@@ -2768,16 +2751,16 @@
               <w:rPr>
                 <w:rFonts w:ascii="Arial" w:eastAsia="Avenir" w:hAnsi="Arial" w:cs="Arial"/>
                 <w:color w:val="FFFFFF" w:themeColor="background1"/>
-                <w:sz w:val="22"/>
-                <w:szCs w:val="22"/>
+                <w:sz w:val="20"/>
+                <w:szCs w:val="20"/>
               </w:rPr>
             </w:pPr>
             <w:r>
               <w:rPr>
                 <w:rFonts w:ascii="Arial" w:eastAsia="Avenir" w:hAnsi="Arial" w:cs="Arial"/>
                 <w:color w:val="FFFFFF" w:themeColor="background1"/>
-                <w:sz w:val="22"/>
-                <w:szCs w:val="22"/>
+                <w:sz w:val="20"/>
+                <w:szCs w:val="20"/>
               </w:rPr>
               <w:t>Descripción detallada de la actividad realizada</w:t>
             </w:r>
@@ -2794,16 +2777,16 @@
               <w:rPr>
                 <w:rFonts w:ascii="Arial" w:eastAsia="Avenir" w:hAnsi="Arial" w:cs="Arial"/>
                 <w:color w:val="FFFFFF" w:themeColor="background1"/>
-                <w:sz w:val="22"/>
-                <w:szCs w:val="22"/>
+                <w:sz w:val="20"/>
+                <w:szCs w:val="20"/>
               </w:rPr>
             </w:pPr>
             <w:r>
               <w:rPr>
                 <w:rFonts w:ascii="Arial" w:eastAsia="Avenir" w:hAnsi="Arial" w:cs="Arial"/>
                 <w:color w:val="FFFFFF" w:themeColor="background1"/>
-                <w:sz w:val="22"/>
-                <w:szCs w:val="22"/>
+                <w:sz w:val="20"/>
+                <w:szCs w:val="20"/>
               </w:rPr>
               <w:t>Resultado/producto entregado</w:t>
             </w:r>
@@ -2820,16 +2803,16 @@
               <w:rPr>
                 <w:rFonts w:ascii="Arial" w:eastAsia="Avenir" w:hAnsi="Arial" w:cs="Arial"/>
                 <w:color w:val="FFFFFF" w:themeColor="background1"/>
-                <w:sz w:val="22"/>
-                <w:szCs w:val="22"/>
+                <w:sz w:val="20"/>
+                <w:szCs w:val="20"/>
               </w:rPr>
             </w:pPr>
             <w:r>
               <w:rPr>
                 <w:rFonts w:ascii="Arial" w:eastAsia="Avenir" w:hAnsi="Arial" w:cs="Arial"/>
                 <w:color w:val="FFFFFF" w:themeColor="background1"/>
-                <w:sz w:val="22"/>
-                <w:szCs w:val="22"/>
+                <w:sz w:val="20"/>
+                <w:szCs w:val="20"/>
               </w:rPr>
               <w:t>Período de realización (Semanas)</w:t>
             </w:r>
@@ -2845,12 +2828,15 @@
             <w:pPr>
               <w:rPr>
                 <w:rFonts w:ascii="Arial" w:hAnsi="Arial" w:cs="Arial"/>
-              </w:rPr>
-            </w:pPr>
-            <w:r>
-              <w:rPr>
-                <w:rFonts w:ascii="Arial" w:hAnsi="Arial" w:cs="Arial"/>
-                <w:sz w:val="18"/>
+                <w:sz w:val="20"/>
+                <w:szCs w:val="20"/>
+              </w:rPr>
+            </w:pPr>
+            <w:r>
+              <w:rPr>
+                <w:rFonts w:ascii="Arial" w:hAnsi="Arial" w:cs="Arial"/>
+                <w:sz w:val="20"/>
+                <w:szCs w:val="20"/>
               </w:rPr>
               <w:t>Fase 0 – Onboarding y planificación</w:t>
             </w:r>
@@ -2864,12 +2850,15 @@
             <w:pPr>
               <w:rPr>
                 <w:rFonts w:ascii="Arial" w:hAnsi="Arial" w:cs="Arial"/>
-              </w:rPr>
-            </w:pPr>
-            <w:r>
-              <w:rPr>
-                <w:rFonts w:ascii="Arial" w:hAnsi="Arial" w:cs="Arial"/>
-                <w:sz w:val="18"/>
+                <w:sz w:val="20"/>
+                <w:szCs w:val="20"/>
+              </w:rPr>
+            </w:pPr>
+            <w:r>
+              <w:rPr>
+                <w:rFonts w:ascii="Arial" w:hAnsi="Arial" w:cs="Arial"/>
+                <w:sz w:val="20"/>
+                <w:szCs w:val="20"/>
               </w:rPr>
               <w:t>Organización inicial del equipo, definición de roles y responsabilidades, canales de comunicación, alcance y evaluación inicial de tecnologías.</w:t>
             </w:r>
@@ -2883,12 +2872,15 @@
             <w:pPr>
               <w:rPr>
                 <w:rFonts w:ascii="Arial" w:hAnsi="Arial" w:cs="Arial"/>
-              </w:rPr>
-            </w:pPr>
-            <w:r>
-              <w:rPr>
-                <w:rFonts w:ascii="Arial" w:hAnsi="Arial" w:cs="Arial"/>
-                <w:sz w:val="18"/>
+                <w:sz w:val="20"/>
+                <w:szCs w:val="20"/>
+              </w:rPr>
+            </w:pPr>
+            <w:r>
+              <w:rPr>
+                <w:rFonts w:ascii="Arial" w:hAnsi="Arial" w:cs="Arial"/>
+                <w:sz w:val="20"/>
+                <w:szCs w:val="20"/>
               </w:rPr>
               <w:t>Plan de Recursos; roles; canales; repositorio y bitácora inicial.</w:t>
             </w:r>
@@ -2902,20 +2894,24 @@
             <w:pPr>
               <w:rPr>
                 <w:rFonts w:ascii="Arial" w:hAnsi="Arial" w:cs="Arial"/>
-                <w:sz w:val="18"/>
-              </w:rPr>
-            </w:pPr>
-          </w:p>
-          <w:p>
-            <w:pPr>
-              <w:rPr>
-                <w:rFonts w:ascii="Arial" w:hAnsi="Arial" w:cs="Arial"/>
-              </w:rPr>
-            </w:pPr>
-            <w:r>
-              <w:rPr>
-                <w:rFonts w:ascii="Arial" w:hAnsi="Arial" w:cs="Arial"/>
-                <w:sz w:val="18"/>
+                <w:sz w:val="20"/>
+                <w:szCs w:val="20"/>
+              </w:rPr>
+            </w:pPr>
+          </w:p>
+          <w:p>
+            <w:pPr>
+              <w:rPr>
+                <w:rFonts w:ascii="Arial" w:hAnsi="Arial" w:cs="Arial"/>
+                <w:sz w:val="20"/>
+                <w:szCs w:val="20"/>
+              </w:rPr>
+            </w:pPr>
+            <w:r>
+              <w:rPr>
+                <w:rFonts w:ascii="Arial" w:hAnsi="Arial" w:cs="Arial"/>
+                <w:sz w:val="20"/>
+                <w:szCs w:val="20"/>
               </w:rPr>
               <w:t>Semana 1</w:t>
             </w:r>
@@ -2931,12 +2927,15 @@
             <w:pPr>
               <w:rPr>
                 <w:rFonts w:ascii="Arial" w:hAnsi="Arial" w:cs="Arial"/>
-              </w:rPr>
-            </w:pPr>
-            <w:r>
-              <w:rPr>
-                <w:rFonts w:ascii="Arial" w:hAnsi="Arial" w:cs="Arial"/>
-                <w:sz w:val="18"/>
+                <w:sz w:val="20"/>
+                <w:szCs w:val="20"/>
+              </w:rPr>
+            </w:pPr>
+            <w:r>
+              <w:rPr>
+                <w:rFonts w:ascii="Arial" w:hAnsi="Arial" w:cs="Arial"/>
+                <w:sz w:val="20"/>
+                <w:szCs w:val="20"/>
               </w:rPr>
               <w:t>Análisis del entorno IAM</w:t>
             </w:r>
@@ -2950,12 +2949,15 @@
             <w:pPr>
               <w:rPr>
                 <w:rFonts w:ascii="Arial" w:hAnsi="Arial" w:cs="Arial"/>
-              </w:rPr>
-            </w:pPr>
-            <w:r>
-              <w:rPr>
-                <w:rFonts w:ascii="Arial" w:hAnsi="Arial" w:cs="Arial"/>
-                <w:sz w:val="18"/>
+                <w:sz w:val="20"/>
+                <w:szCs w:val="20"/>
+              </w:rPr>
+            </w:pPr>
+            <w:r>
+              <w:rPr>
+                <w:rFonts w:ascii="Arial" w:hAnsi="Arial" w:cs="Arial"/>
+                <w:sz w:val="20"/>
+                <w:szCs w:val="20"/>
               </w:rPr>
               <w:t>Identificación de usuarios, perfiles, recursos protegidos y riesgos de acceso; definición de alcance, supuestos y requerimientos.</w:t>
             </w:r>
@@ -2969,12 +2971,15 @@
             <w:pPr>
               <w:rPr>
                 <w:rFonts w:ascii="Arial" w:hAnsi="Arial" w:cs="Arial"/>
-              </w:rPr>
-            </w:pPr>
-            <w:r>
-              <w:rPr>
-                <w:rFonts w:ascii="Arial" w:hAnsi="Arial" w:cs="Arial"/>
-                <w:sz w:val="18"/>
+                <w:sz w:val="20"/>
+                <w:szCs w:val="20"/>
+              </w:rPr>
+            </w:pPr>
+            <w:r>
+              <w:rPr>
+                <w:rFonts w:ascii="Arial" w:hAnsi="Arial" w:cs="Arial"/>
+                <w:sz w:val="20"/>
+                <w:szCs w:val="20"/>
               </w:rPr>
               <w:t>Documento de Análisis del Entorno IAM; análisis de riesgos.</w:t>
             </w:r>
@@ -2988,20 +2993,24 @@
             <w:pPr>
               <w:rPr>
                 <w:rFonts w:ascii="Arial" w:hAnsi="Arial" w:cs="Arial"/>
-                <w:sz w:val="18"/>
-              </w:rPr>
-            </w:pPr>
-          </w:p>
-          <w:p>
-            <w:pPr>
-              <w:rPr>
-                <w:rFonts w:ascii="Arial" w:hAnsi="Arial" w:cs="Arial"/>
-              </w:rPr>
-            </w:pPr>
-            <w:r>
-              <w:rPr>
-                <w:rFonts w:ascii="Arial" w:hAnsi="Arial" w:cs="Arial"/>
-                <w:sz w:val="18"/>
+                <w:sz w:val="20"/>
+                <w:szCs w:val="20"/>
+              </w:rPr>
+            </w:pPr>
+          </w:p>
+          <w:p>
+            <w:pPr>
+              <w:rPr>
+                <w:rFonts w:ascii="Arial" w:hAnsi="Arial" w:cs="Arial"/>
+                <w:sz w:val="20"/>
+                <w:szCs w:val="20"/>
+              </w:rPr>
+            </w:pPr>
+            <w:r>
+              <w:rPr>
+                <w:rFonts w:ascii="Arial" w:hAnsi="Arial" w:cs="Arial"/>
+                <w:sz w:val="20"/>
+                <w:szCs w:val="20"/>
               </w:rPr>
               <w:t>Semana 2</w:t>
             </w:r>
@@ -3017,12 +3026,15 @@
             <w:pPr>
               <w:rPr>
                 <w:rFonts w:ascii="Arial" w:hAnsi="Arial" w:cs="Arial"/>
-              </w:rPr>
-            </w:pPr>
-            <w:r>
-              <w:rPr>
-                <w:rFonts w:ascii="Arial" w:hAnsi="Arial" w:cs="Arial"/>
-                <w:sz w:val="18"/>
+                <w:sz w:val="20"/>
+                <w:szCs w:val="20"/>
+              </w:rPr>
+            </w:pPr>
+            <w:r>
+              <w:rPr>
+                <w:rFonts w:ascii="Arial" w:hAnsi="Arial" w:cs="Arial"/>
+                <w:sz w:val="20"/>
+                <w:szCs w:val="20"/>
               </w:rPr>
               <w:t>Diseño de arquitectura y políticas</w:t>
             </w:r>
@@ -3036,12 +3048,15 @@
             <w:pPr>
               <w:rPr>
                 <w:rFonts w:ascii="Arial" w:hAnsi="Arial" w:cs="Arial"/>
-              </w:rPr>
-            </w:pPr>
-            <w:r>
-              <w:rPr>
-                <w:rFonts w:ascii="Arial" w:hAnsi="Arial" w:cs="Arial"/>
-                <w:sz w:val="18"/>
+                <w:sz w:val="20"/>
+                <w:szCs w:val="20"/>
+              </w:rPr>
+            </w:pPr>
+            <w:r>
+              <w:rPr>
+                <w:rFonts w:ascii="Arial" w:hAnsi="Arial" w:cs="Arial"/>
+                <w:sz w:val="20"/>
+                <w:szCs w:val="20"/>
               </w:rPr>
               <w:t>Diseño de arquitectura, modelo de identidades, roles, permisos, matriz de acceso y flujo de autenticación/autorización; propuesta de controles Zero Trust.</w:t>
             </w:r>
@@ -3055,12 +3070,15 @@
             <w:pPr>
               <w:rPr>
                 <w:rFonts w:ascii="Arial" w:hAnsi="Arial" w:cs="Arial"/>
-              </w:rPr>
-            </w:pPr>
-            <w:r>
-              <w:rPr>
-                <w:rFonts w:ascii="Arial" w:hAnsi="Arial" w:cs="Arial"/>
-                <w:sz w:val="18"/>
+                <w:sz w:val="20"/>
+                <w:szCs w:val="20"/>
+              </w:rPr>
+            </w:pPr>
+            <w:r>
+              <w:rPr>
+                <w:rFonts w:ascii="Arial" w:hAnsi="Arial" w:cs="Arial"/>
+                <w:sz w:val="20"/>
+                <w:szCs w:val="20"/>
               </w:rPr>
               <w:t>Documento de Diseño; arquitectura; matriz de permisos y políticas.</w:t>
             </w:r>
@@ -3074,20 +3092,24 @@
             <w:pPr>
               <w:rPr>
                 <w:rFonts w:ascii="Arial" w:hAnsi="Arial" w:cs="Arial"/>
-                <w:sz w:val="18"/>
-              </w:rPr>
-            </w:pPr>
-          </w:p>
-          <w:p>
-            <w:pPr>
-              <w:rPr>
-                <w:rFonts w:ascii="Arial" w:hAnsi="Arial" w:cs="Arial"/>
-              </w:rPr>
-            </w:pPr>
-            <w:r>
-              <w:rPr>
-                <w:rFonts w:ascii="Arial" w:hAnsi="Arial" w:cs="Arial"/>
-                <w:sz w:val="18"/>
+                <w:sz w:val="20"/>
+                <w:szCs w:val="20"/>
+              </w:rPr>
+            </w:pPr>
+          </w:p>
+          <w:p>
+            <w:pPr>
+              <w:rPr>
+                <w:rFonts w:ascii="Arial" w:hAnsi="Arial" w:cs="Arial"/>
+                <w:sz w:val="20"/>
+                <w:szCs w:val="20"/>
+              </w:rPr>
+            </w:pPr>
+            <w:r>
+              <w:rPr>
+                <w:rFonts w:ascii="Arial" w:hAnsi="Arial" w:cs="Arial"/>
+                <w:sz w:val="20"/>
+                <w:szCs w:val="20"/>
               </w:rPr>
               <w:t>Semana 3</w:t>
             </w:r>
@@ -3103,12 +3125,15 @@
             <w:pPr>
               <w:rPr>
                 <w:rFonts w:ascii="Arial" w:hAnsi="Arial" w:cs="Arial"/>
-              </w:rPr>
-            </w:pPr>
-            <w:r>
-              <w:rPr>
-                <w:rFonts w:ascii="Arial" w:hAnsi="Arial" w:cs="Arial"/>
-                <w:sz w:val="18"/>
+                <w:sz w:val="20"/>
+                <w:szCs w:val="20"/>
+              </w:rPr>
+            </w:pPr>
+            <w:r>
+              <w:rPr>
+                <w:rFonts w:ascii="Arial" w:hAnsi="Arial" w:cs="Arial"/>
+                <w:sz w:val="20"/>
+                <w:szCs w:val="20"/>
               </w:rPr>
               <w:t>Configuración del servicio IAM y autenticación</w:t>
             </w:r>
@@ -3122,13 +3147,15 @@
             <w:pPr>
               <w:rPr>
                 <w:rFonts w:ascii="Arial" w:hAnsi="Arial" w:cs="Arial"/>
-                <w:sz w:val="18"/>
-              </w:rPr>
-            </w:pPr>
-            <w:r>
-              <w:rPr>
-                <w:rFonts w:ascii="Arial" w:hAnsi="Arial" w:cs="Arial"/>
-                <w:sz w:val="18"/>
+                <w:sz w:val="20"/>
+                <w:szCs w:val="20"/>
+              </w:rPr>
+            </w:pPr>
+            <w:r>
+              <w:rPr>
+                <w:rFonts w:ascii="Arial" w:hAnsi="Arial" w:cs="Arial"/>
+                <w:sz w:val="20"/>
+                <w:szCs w:val="20"/>
               </w:rPr>
               <w:t>Configuración de Auth0, aplicación, callbacks, RBAC y MFA; registro, inicio de sesión y validación de estados de usuario.</w:t>
             </w:r>
@@ -3137,6 +3164,8 @@
             <w:pPr>
               <w:rPr>
                 <w:rFonts w:ascii="Arial" w:hAnsi="Arial" w:cs="Arial"/>
+                <w:sz w:val="20"/>
+                <w:szCs w:val="20"/>
               </w:rPr>
             </w:pPr>
           </w:p>
@@ -3149,12 +3178,15 @@
             <w:pPr>
               <w:rPr>
                 <w:rFonts w:ascii="Arial" w:hAnsi="Arial" w:cs="Arial"/>
-              </w:rPr>
-            </w:pPr>
-            <w:r>
-              <w:rPr>
-                <w:rFonts w:ascii="Arial" w:hAnsi="Arial" w:cs="Arial"/>
-                <w:sz w:val="18"/>
+                <w:sz w:val="20"/>
+                <w:szCs w:val="20"/>
+              </w:rPr>
+            </w:pPr>
+            <w:r>
+              <w:rPr>
+                <w:rFonts w:ascii="Arial" w:hAnsi="Arial" w:cs="Arial"/>
+                <w:sz w:val="20"/>
+                <w:szCs w:val="20"/>
               </w:rPr>
               <w:t>Servicio IAM configurado; autenticación; MFA; RBAC; evidencias.</w:t>
             </w:r>
@@ -3168,20 +3200,24 @@
             <w:pPr>
               <w:rPr>
                 <w:rFonts w:ascii="Arial" w:hAnsi="Arial" w:cs="Arial"/>
-                <w:sz w:val="18"/>
-              </w:rPr>
-            </w:pPr>
-          </w:p>
-          <w:p>
-            <w:pPr>
-              <w:rPr>
-                <w:rFonts w:ascii="Arial" w:hAnsi="Arial" w:cs="Arial"/>
-              </w:rPr>
-            </w:pPr>
-            <w:r>
-              <w:rPr>
-                <w:rFonts w:ascii="Arial" w:hAnsi="Arial" w:cs="Arial"/>
-                <w:sz w:val="18"/>
+                <w:sz w:val="20"/>
+                <w:szCs w:val="20"/>
+              </w:rPr>
+            </w:pPr>
+          </w:p>
+          <w:p>
+            <w:pPr>
+              <w:rPr>
+                <w:rFonts w:ascii="Arial" w:hAnsi="Arial" w:cs="Arial"/>
+                <w:sz w:val="20"/>
+                <w:szCs w:val="20"/>
+              </w:rPr>
+            </w:pPr>
+            <w:r>
+              <w:rPr>
+                <w:rFonts w:ascii="Arial" w:hAnsi="Arial" w:cs="Arial"/>
+                <w:sz w:val="20"/>
+                <w:szCs w:val="20"/>
               </w:rPr>
               <w:t>Semana 4</w:t>
             </w:r>
@@ -3197,12 +3233,15 @@
             <w:pPr>
               <w:rPr>
                 <w:rFonts w:ascii="Arial" w:hAnsi="Arial" w:cs="Arial"/>
-              </w:rPr>
-            </w:pPr>
-            <w:r>
-              <w:rPr>
-                <w:rFonts w:ascii="Arial" w:hAnsi="Arial" w:cs="Arial"/>
-                <w:sz w:val="18"/>
+                <w:sz w:val="20"/>
+                <w:szCs w:val="20"/>
+              </w:rPr>
+            </w:pPr>
+            <w:r>
+              <w:rPr>
+                <w:rFonts w:ascii="Arial" w:hAnsi="Arial" w:cs="Arial"/>
+                <w:sz w:val="20"/>
+                <w:szCs w:val="20"/>
               </w:rPr>
               <w:lastRenderedPageBreak/>
               <w:t>Configuración de base de datos y Backend</w:t>
@@ -3217,19 +3256,23 @@
             <w:pPr>
               <w:rPr>
                 <w:rFonts w:ascii="Arial" w:hAnsi="Arial" w:cs="Arial"/>
-              </w:rPr>
-            </w:pPr>
-            <w:r>
-              <w:rPr>
-                <w:rFonts w:ascii="Arial" w:hAnsi="Arial" w:cs="Arial"/>
-                <w:sz w:val="18"/>
+                <w:sz w:val="20"/>
+                <w:szCs w:val="20"/>
+              </w:rPr>
+            </w:pPr>
+            <w:r>
+              <w:rPr>
+                <w:rFonts w:ascii="Arial" w:hAnsi="Arial" w:cs="Arial"/>
+                <w:sz w:val="20"/>
+                <w:szCs w:val="20"/>
               </w:rPr>
               <w:t xml:space="preserve">Configuración de MySQL, archivo db.js, </w:t>
             </w:r>
             <w:r>
               <w:rPr>
                 <w:rFonts w:ascii="Arial" w:hAnsi="Arial" w:cs="Arial"/>
-                <w:sz w:val="18"/>
+                <w:sz w:val="20"/>
+                <w:szCs w:val="20"/>
               </w:rPr>
               <w:t xml:space="preserve">variables. </w:t>
             </w:r>
@@ -3237,7 +3280,8 @@
             <w:r>
               <w:rPr>
                 <w:rFonts w:ascii="Arial" w:hAnsi="Arial" w:cs="Arial"/>
-                <w:sz w:val="18"/>
+                <w:sz w:val="20"/>
+                <w:szCs w:val="20"/>
               </w:rPr>
               <w:t>env</w:t>
             </w:r>
@@ -3245,7 +3289,8 @@
             <w:r>
               <w:rPr>
                 <w:rFonts w:ascii="Arial" w:hAnsi="Arial" w:cs="Arial"/>
-                <w:sz w:val="18"/>
+                <w:sz w:val="20"/>
+                <w:szCs w:val="20"/>
               </w:rPr>
               <w:t>, pool de conexiones y ruta /test-</w:t>
             </w:r>
@@ -3253,7 +3298,8 @@
             <w:r>
               <w:rPr>
                 <w:rFonts w:ascii="Arial" w:hAnsi="Arial" w:cs="Arial"/>
-                <w:sz w:val="18"/>
+                <w:sz w:val="20"/>
+                <w:szCs w:val="20"/>
               </w:rPr>
               <w:t>db</w:t>
             </w:r>
@@ -3261,7 +3307,8 @@
             <w:r>
               <w:rPr>
                 <w:rFonts w:ascii="Arial" w:hAnsi="Arial" w:cs="Arial"/>
-                <w:sz w:val="18"/>
+                <w:sz w:val="20"/>
+                <w:szCs w:val="20"/>
               </w:rPr>
               <w:t xml:space="preserve"> para validar conectividad.</w:t>
             </w:r>
@@ -3275,12 +3322,15 @@
             <w:pPr>
               <w:rPr>
                 <w:rFonts w:ascii="Arial" w:hAnsi="Arial" w:cs="Arial"/>
-              </w:rPr>
-            </w:pPr>
-            <w:r>
-              <w:rPr>
-                <w:rFonts w:ascii="Arial" w:hAnsi="Arial" w:cs="Arial"/>
-                <w:sz w:val="18"/>
+                <w:sz w:val="20"/>
+                <w:szCs w:val="20"/>
+              </w:rPr>
+            </w:pPr>
+            <w:r>
+              <w:rPr>
+                <w:rFonts w:ascii="Arial" w:hAnsi="Arial" w:cs="Arial"/>
+                <w:sz w:val="20"/>
+                <w:szCs w:val="20"/>
               </w:rPr>
               <w:t>Conexión de BD validada; db.js; /test-</w:t>
             </w:r>
@@ -3288,7 +3338,8 @@
             <w:r>
               <w:rPr>
                 <w:rFonts w:ascii="Arial" w:hAnsi="Arial" w:cs="Arial"/>
-                <w:sz w:val="18"/>
+                <w:sz w:val="20"/>
+                <w:szCs w:val="20"/>
               </w:rPr>
               <w:t>db</w:t>
             </w:r>
@@ -3296,7 +3347,8 @@
             <w:r>
               <w:rPr>
                 <w:rFonts w:ascii="Arial" w:hAnsi="Arial" w:cs="Arial"/>
-                <w:sz w:val="18"/>
+                <w:sz w:val="20"/>
+                <w:szCs w:val="20"/>
               </w:rPr>
               <w:t>; configuración documentada.</w:t>
             </w:r>
@@ -3310,12 +3362,15 @@
             <w:pPr>
               <w:rPr>
                 <w:rFonts w:ascii="Arial" w:hAnsi="Arial" w:cs="Arial"/>
-              </w:rPr>
-            </w:pPr>
-            <w:r>
-              <w:rPr>
-                <w:rFonts w:ascii="Arial" w:hAnsi="Arial" w:cs="Arial"/>
-                <w:sz w:val="18"/>
+                <w:sz w:val="20"/>
+                <w:szCs w:val="20"/>
+              </w:rPr>
+            </w:pPr>
+            <w:r>
+              <w:rPr>
+                <w:rFonts w:ascii="Arial" w:hAnsi="Arial" w:cs="Arial"/>
+                <w:sz w:val="20"/>
+                <w:szCs w:val="20"/>
               </w:rPr>
               <w:t>Semana 4</w:t>
             </w:r>
@@ -3331,12 +3386,15 @@
             <w:pPr>
               <w:rPr>
                 <w:rFonts w:ascii="Arial" w:hAnsi="Arial" w:cs="Arial"/>
-              </w:rPr>
-            </w:pPr>
-            <w:r>
-              <w:rPr>
-                <w:rFonts w:ascii="Arial" w:hAnsi="Arial" w:cs="Arial"/>
-                <w:sz w:val="18"/>
+                <w:sz w:val="20"/>
+                <w:szCs w:val="20"/>
+              </w:rPr>
+            </w:pPr>
+            <w:r>
+              <w:rPr>
+                <w:rFonts w:ascii="Arial" w:hAnsi="Arial" w:cs="Arial"/>
+                <w:sz w:val="20"/>
+                <w:szCs w:val="20"/>
               </w:rPr>
               <w:t>Seguridad JWT e integración Backend–IAM</w:t>
             </w:r>
@@ -3350,12 +3408,15 @@
             <w:pPr>
               <w:rPr>
                 <w:rFonts w:ascii="Arial" w:hAnsi="Arial" w:cs="Arial"/>
-              </w:rPr>
-            </w:pPr>
-            <w:r>
-              <w:rPr>
-                <w:rFonts w:ascii="Arial" w:hAnsi="Arial" w:cs="Arial"/>
-                <w:sz w:val="18"/>
+                <w:sz w:val="20"/>
+                <w:szCs w:val="20"/>
+              </w:rPr>
+            </w:pPr>
+            <w:r>
+              <w:rPr>
+                <w:rFonts w:ascii="Arial" w:hAnsi="Arial" w:cs="Arial"/>
+                <w:sz w:val="20"/>
+                <w:szCs w:val="20"/>
               </w:rPr>
               <w:t xml:space="preserve">Implementación de express-oauth2-jwt-bearer, validación de tokens JWT, </w:t>
             </w:r>
@@ -3363,7 +3424,8 @@
             <w:r>
               <w:rPr>
                 <w:rFonts w:ascii="Arial" w:hAnsi="Arial" w:cs="Arial"/>
-                <w:sz w:val="18"/>
+                <w:sz w:val="20"/>
+                <w:szCs w:val="20"/>
               </w:rPr>
               <w:t>audience</w:t>
             </w:r>
@@ -3371,7 +3433,8 @@
             <w:r>
               <w:rPr>
                 <w:rFonts w:ascii="Arial" w:hAnsi="Arial" w:cs="Arial"/>
-                <w:sz w:val="18"/>
+                <w:sz w:val="20"/>
+                <w:szCs w:val="20"/>
               </w:rPr>
               <w:t>/</w:t>
             </w:r>
@@ -3379,7 +3442,8 @@
             <w:r>
               <w:rPr>
                 <w:rFonts w:ascii="Arial" w:hAnsi="Arial" w:cs="Arial"/>
-                <w:sz w:val="18"/>
+                <w:sz w:val="20"/>
+                <w:szCs w:val="20"/>
               </w:rPr>
               <w:t>issuerBaseURL</w:t>
             </w:r>
@@ -3387,7 +3451,8 @@
             <w:r>
               <w:rPr>
                 <w:rFonts w:ascii="Arial" w:hAnsi="Arial" w:cs="Arial"/>
-                <w:sz w:val="18"/>
+                <w:sz w:val="20"/>
+                <w:szCs w:val="20"/>
               </w:rPr>
               <w:t xml:space="preserve"> y protección de rutas.</w:t>
             </w:r>
@@ -3401,12 +3466,15 @@
             <w:pPr>
               <w:rPr>
                 <w:rFonts w:ascii="Arial" w:hAnsi="Arial" w:cs="Arial"/>
-              </w:rPr>
-            </w:pPr>
-            <w:r>
-              <w:rPr>
-                <w:rFonts w:ascii="Arial" w:hAnsi="Arial" w:cs="Arial"/>
-                <w:sz w:val="18"/>
+                <w:sz w:val="20"/>
+                <w:szCs w:val="20"/>
+              </w:rPr>
+            </w:pPr>
+            <w:r>
+              <w:rPr>
+                <w:rFonts w:ascii="Arial" w:hAnsi="Arial" w:cs="Arial"/>
+                <w:sz w:val="20"/>
+                <w:szCs w:val="20"/>
               </w:rPr>
               <w:t xml:space="preserve">Middleware </w:t>
             </w:r>
@@ -3414,7 +3482,8 @@
             <w:r>
               <w:rPr>
                 <w:rFonts w:ascii="Arial" w:hAnsi="Arial" w:cs="Arial"/>
-                <w:sz w:val="18"/>
+                <w:sz w:val="20"/>
+                <w:szCs w:val="20"/>
               </w:rPr>
               <w:t>validateJWT</w:t>
             </w:r>
@@ -3422,7 +3491,8 @@
             <w:r>
               <w:rPr>
                 <w:rFonts w:ascii="Arial" w:hAnsi="Arial" w:cs="Arial"/>
-                <w:sz w:val="18"/>
+                <w:sz w:val="20"/>
+                <w:szCs w:val="20"/>
               </w:rPr>
               <w:t>; rutas protegidas; integración con Auth0.</w:t>
             </w:r>
@@ -3436,20 +3506,24 @@
             <w:pPr>
               <w:rPr>
                 <w:rFonts w:ascii="Arial" w:hAnsi="Arial" w:cs="Arial"/>
-                <w:sz w:val="18"/>
-              </w:rPr>
-            </w:pPr>
-          </w:p>
-          <w:p>
-            <w:pPr>
-              <w:rPr>
-                <w:rFonts w:ascii="Arial" w:hAnsi="Arial" w:cs="Arial"/>
-              </w:rPr>
-            </w:pPr>
-            <w:r>
-              <w:rPr>
-                <w:rFonts w:ascii="Arial" w:hAnsi="Arial" w:cs="Arial"/>
-                <w:sz w:val="18"/>
+                <w:sz w:val="20"/>
+                <w:szCs w:val="20"/>
+              </w:rPr>
+            </w:pPr>
+          </w:p>
+          <w:p>
+            <w:pPr>
+              <w:rPr>
+                <w:rFonts w:ascii="Arial" w:hAnsi="Arial" w:cs="Arial"/>
+                <w:sz w:val="20"/>
+                <w:szCs w:val="20"/>
+              </w:rPr>
+            </w:pPr>
+            <w:r>
+              <w:rPr>
+                <w:rFonts w:ascii="Arial" w:hAnsi="Arial" w:cs="Arial"/>
+                <w:sz w:val="20"/>
+                <w:szCs w:val="20"/>
               </w:rPr>
               <w:t>Semanas 4–5</w:t>
             </w:r>
@@ -3465,13 +3539,16 @@
             <w:pPr>
               <w:rPr>
                 <w:rFonts w:ascii="Arial" w:hAnsi="Arial" w:cs="Arial"/>
+                <w:sz w:val="20"/>
+                <w:szCs w:val="20"/>
               </w:rPr>
             </w:pPr>
             <w:proofErr w:type="spellStart"/>
             <w:r>
               <w:rPr>
                 <w:rFonts w:ascii="Arial" w:hAnsi="Arial" w:cs="Arial"/>
-                <w:sz w:val="18"/>
+                <w:sz w:val="20"/>
+                <w:szCs w:val="20"/>
               </w:rPr>
               <w:t>Endpoints</w:t>
             </w:r>
@@ -3479,7 +3556,8 @@
             <w:r>
               <w:rPr>
                 <w:rFonts w:ascii="Arial" w:hAnsi="Arial" w:cs="Arial"/>
-                <w:sz w:val="18"/>
+                <w:sz w:val="20"/>
+                <w:szCs w:val="20"/>
               </w:rPr>
               <w:t xml:space="preserve"> CRUD y servicios REST</w:t>
             </w:r>
@@ -3493,12 +3571,15 @@
             <w:pPr>
               <w:rPr>
                 <w:rFonts w:ascii="Arial" w:hAnsi="Arial" w:cs="Arial"/>
-              </w:rPr>
-            </w:pPr>
-            <w:r>
-              <w:rPr>
-                <w:rFonts w:ascii="Arial" w:hAnsi="Arial" w:cs="Arial"/>
-                <w:sz w:val="18"/>
+                <w:sz w:val="20"/>
+                <w:szCs w:val="20"/>
+              </w:rPr>
+            </w:pPr>
+            <w:r>
+              <w:rPr>
+                <w:rFonts w:ascii="Arial" w:hAnsi="Arial" w:cs="Arial"/>
+                <w:sz w:val="20"/>
+                <w:szCs w:val="20"/>
               </w:rPr>
               <w:t>Desarrollo de /</w:t>
             </w:r>
@@ -3506,7 +3587,8 @@
             <w:r>
               <w:rPr>
                 <w:rFonts w:ascii="Arial" w:hAnsi="Arial" w:cs="Arial"/>
-                <w:sz w:val="18"/>
+                <w:sz w:val="20"/>
+                <w:szCs w:val="20"/>
               </w:rPr>
               <w:t>profiles</w:t>
             </w:r>
@@ -3514,7 +3596,8 @@
             <w:r>
               <w:rPr>
                 <w:rFonts w:ascii="Arial" w:hAnsi="Arial" w:cs="Arial"/>
-                <w:sz w:val="18"/>
+                <w:sz w:val="20"/>
+                <w:szCs w:val="20"/>
               </w:rPr>
               <w:t xml:space="preserve"> y /logs, operaciones GET/POST, validación de datos, </w:t>
             </w:r>
@@ -3522,7 +3605,8 @@
             <w:r>
               <w:rPr>
                 <w:rFonts w:ascii="Arial" w:hAnsi="Arial" w:cs="Arial"/>
-                <w:sz w:val="18"/>
+                <w:sz w:val="20"/>
+                <w:szCs w:val="20"/>
               </w:rPr>
               <w:t>async</w:t>
             </w:r>
@@ -3530,7 +3614,8 @@
             <w:r>
               <w:rPr>
                 <w:rFonts w:ascii="Arial" w:hAnsi="Arial" w:cs="Arial"/>
-                <w:sz w:val="18"/>
+                <w:sz w:val="20"/>
+                <w:szCs w:val="20"/>
               </w:rPr>
               <w:t>/</w:t>
             </w:r>
@@ -3538,7 +3623,8 @@
             <w:r>
               <w:rPr>
                 <w:rFonts w:ascii="Arial" w:hAnsi="Arial" w:cs="Arial"/>
-                <w:sz w:val="18"/>
+                <w:sz w:val="20"/>
+                <w:szCs w:val="20"/>
               </w:rPr>
               <w:t>await</w:t>
             </w:r>
@@ -3546,7 +3632,8 @@
             <w:r>
               <w:rPr>
                 <w:rFonts w:ascii="Arial" w:hAnsi="Arial" w:cs="Arial"/>
-                <w:sz w:val="18"/>
+                <w:sz w:val="20"/>
+                <w:szCs w:val="20"/>
               </w:rPr>
               <w:t xml:space="preserve"> y consultas parametrizadas para evitar SQL </w:t>
             </w:r>
@@ -3554,7 +3641,8 @@
             <w:r>
               <w:rPr>
                 <w:rFonts w:ascii="Arial" w:hAnsi="Arial" w:cs="Arial"/>
-                <w:sz w:val="18"/>
+                <w:sz w:val="20"/>
+                <w:szCs w:val="20"/>
               </w:rPr>
               <w:t>Injection</w:t>
             </w:r>
@@ -3562,7 +3650,8 @@
             <w:r>
               <w:rPr>
                 <w:rFonts w:ascii="Arial" w:hAnsi="Arial" w:cs="Arial"/>
-                <w:sz w:val="18"/>
+                <w:sz w:val="20"/>
+                <w:szCs w:val="20"/>
               </w:rPr>
               <w:t>.</w:t>
             </w:r>
@@ -3576,12 +3665,15 @@
             <w:pPr>
               <w:rPr>
                 <w:rFonts w:ascii="Arial" w:hAnsi="Arial" w:cs="Arial"/>
-              </w:rPr>
-            </w:pPr>
-            <w:r>
-              <w:rPr>
-                <w:rFonts w:ascii="Arial" w:hAnsi="Arial" w:cs="Arial"/>
-                <w:sz w:val="18"/>
+                <w:sz w:val="20"/>
+                <w:szCs w:val="20"/>
+              </w:rPr>
+            </w:pPr>
+            <w:r>
+              <w:rPr>
+                <w:rFonts w:ascii="Arial" w:hAnsi="Arial" w:cs="Arial"/>
+                <w:sz w:val="20"/>
+                <w:szCs w:val="20"/>
               </w:rPr>
               <w:t xml:space="preserve">API funcional; </w:t>
             </w:r>
@@ -3589,7 +3681,8 @@
             <w:r>
               <w:rPr>
                 <w:rFonts w:ascii="Arial" w:hAnsi="Arial" w:cs="Arial"/>
-                <w:sz w:val="18"/>
+                <w:sz w:val="20"/>
+                <w:szCs w:val="20"/>
               </w:rPr>
               <w:t>endpoints</w:t>
             </w:r>
@@ -3597,7 +3690,8 @@
             <w:r>
               <w:rPr>
                 <w:rFonts w:ascii="Arial" w:hAnsi="Arial" w:cs="Arial"/>
-                <w:sz w:val="18"/>
+                <w:sz w:val="20"/>
+                <w:szCs w:val="20"/>
               </w:rPr>
               <w:t xml:space="preserve"> documentados y probados.</w:t>
             </w:r>
@@ -3611,20 +3705,24 @@
             <w:pPr>
               <w:rPr>
                 <w:rFonts w:ascii="Arial" w:hAnsi="Arial" w:cs="Arial"/>
-                <w:sz w:val="18"/>
-              </w:rPr>
-            </w:pPr>
-          </w:p>
-          <w:p>
-            <w:pPr>
-              <w:rPr>
-                <w:rFonts w:ascii="Arial" w:hAnsi="Arial" w:cs="Arial"/>
-              </w:rPr>
-            </w:pPr>
-            <w:r>
-              <w:rPr>
-                <w:rFonts w:ascii="Arial" w:hAnsi="Arial" w:cs="Arial"/>
-                <w:sz w:val="18"/>
+                <w:sz w:val="20"/>
+                <w:szCs w:val="20"/>
+              </w:rPr>
+            </w:pPr>
+          </w:p>
+          <w:p>
+            <w:pPr>
+              <w:rPr>
+                <w:rFonts w:ascii="Arial" w:hAnsi="Arial" w:cs="Arial"/>
+                <w:sz w:val="20"/>
+                <w:szCs w:val="20"/>
+              </w:rPr>
+            </w:pPr>
+            <w:r>
+              <w:rPr>
+                <w:rFonts w:ascii="Arial" w:hAnsi="Arial" w:cs="Arial"/>
+                <w:sz w:val="20"/>
+                <w:szCs w:val="20"/>
               </w:rPr>
               <w:t>Semana 5</w:t>
             </w:r>
@@ -3640,12 +3738,15 @@
             <w:pPr>
               <w:rPr>
                 <w:rFonts w:ascii="Arial" w:hAnsi="Arial" w:cs="Arial"/>
-              </w:rPr>
-            </w:pPr>
-            <w:r>
-              <w:rPr>
-                <w:rFonts w:ascii="Arial" w:hAnsi="Arial" w:cs="Arial"/>
-                <w:sz w:val="18"/>
+                <w:sz w:val="20"/>
+                <w:szCs w:val="20"/>
+              </w:rPr>
+            </w:pPr>
+            <w:r>
+              <w:rPr>
+                <w:rFonts w:ascii="Arial" w:hAnsi="Arial" w:cs="Arial"/>
+                <w:sz w:val="20"/>
+                <w:szCs w:val="20"/>
               </w:rPr>
               <w:t>Autorización, roles y control de acceso</w:t>
             </w:r>
@@ -3659,12 +3760,15 @@
             <w:pPr>
               <w:rPr>
                 <w:rFonts w:ascii="Arial" w:hAnsi="Arial" w:cs="Arial"/>
-              </w:rPr>
-            </w:pPr>
-            <w:r>
-              <w:rPr>
-                <w:rFonts w:ascii="Arial" w:hAnsi="Arial" w:cs="Arial"/>
-                <w:sz w:val="18"/>
+                <w:sz w:val="20"/>
+                <w:szCs w:val="20"/>
+              </w:rPr>
+            </w:pPr>
+            <w:r>
+              <w:rPr>
+                <w:rFonts w:ascii="Arial" w:hAnsi="Arial" w:cs="Arial"/>
+                <w:sz w:val="20"/>
+                <w:szCs w:val="20"/>
               </w:rPr>
               <w:t>Configuración de roles y permisos, restricciones por recurso y pruebas diferenciadas de acceso según perfil.</w:t>
             </w:r>
@@ -3678,12 +3782,15 @@
             <w:pPr>
               <w:rPr>
                 <w:rFonts w:ascii="Arial" w:hAnsi="Arial" w:cs="Arial"/>
-              </w:rPr>
-            </w:pPr>
-            <w:r>
-              <w:rPr>
-                <w:rFonts w:ascii="Arial" w:hAnsi="Arial" w:cs="Arial"/>
-                <w:sz w:val="18"/>
+                <w:sz w:val="20"/>
+                <w:szCs w:val="20"/>
+              </w:rPr>
+            </w:pPr>
+            <w:r>
+              <w:rPr>
+                <w:rFonts w:ascii="Arial" w:hAnsi="Arial" w:cs="Arial"/>
+                <w:sz w:val="20"/>
+                <w:szCs w:val="20"/>
               </w:rPr>
               <w:t>Acceso diferenciado por roles; evidencias de control de acceso.</w:t>
             </w:r>
@@ -3697,20 +3804,24 @@
             <w:pPr>
               <w:rPr>
                 <w:rFonts w:ascii="Arial" w:hAnsi="Arial" w:cs="Arial"/>
-                <w:sz w:val="18"/>
-              </w:rPr>
-            </w:pPr>
-          </w:p>
-          <w:p>
-            <w:pPr>
-              <w:rPr>
-                <w:rFonts w:ascii="Arial" w:hAnsi="Arial" w:cs="Arial"/>
-              </w:rPr>
-            </w:pPr>
-            <w:r>
-              <w:rPr>
-                <w:rFonts w:ascii="Arial" w:hAnsi="Arial" w:cs="Arial"/>
-                <w:sz w:val="18"/>
+                <w:sz w:val="20"/>
+                <w:szCs w:val="20"/>
+              </w:rPr>
+            </w:pPr>
+          </w:p>
+          <w:p>
+            <w:pPr>
+              <w:rPr>
+                <w:rFonts w:ascii="Arial" w:hAnsi="Arial" w:cs="Arial"/>
+                <w:sz w:val="20"/>
+                <w:szCs w:val="20"/>
+              </w:rPr>
+            </w:pPr>
+            <w:r>
+              <w:rPr>
+                <w:rFonts w:ascii="Arial" w:hAnsi="Arial" w:cs="Arial"/>
+                <w:sz w:val="20"/>
+                <w:szCs w:val="20"/>
               </w:rPr>
               <w:t>Semana 5</w:t>
             </w:r>
@@ -3726,12 +3837,15 @@
             <w:pPr>
               <w:rPr>
                 <w:rFonts w:ascii="Arial" w:hAnsi="Arial" w:cs="Arial"/>
-              </w:rPr>
-            </w:pPr>
-            <w:r>
-              <w:rPr>
-                <w:rFonts w:ascii="Arial" w:hAnsi="Arial" w:cs="Arial"/>
-                <w:sz w:val="18"/>
+                <w:sz w:val="20"/>
+                <w:szCs w:val="20"/>
+              </w:rPr>
+            </w:pPr>
+            <w:r>
+              <w:rPr>
+                <w:rFonts w:ascii="Arial" w:hAnsi="Arial" w:cs="Arial"/>
+                <w:sz w:val="20"/>
+                <w:szCs w:val="20"/>
               </w:rPr>
               <w:t>Pruebas funcionales y documentación técnica</w:t>
             </w:r>
@@ -3745,12 +3859,15 @@
             <w:pPr>
               <w:rPr>
                 <w:rFonts w:ascii="Arial" w:hAnsi="Arial" w:cs="Arial"/>
-              </w:rPr>
-            </w:pPr>
-            <w:r>
-              <w:rPr>
-                <w:rFonts w:ascii="Arial" w:hAnsi="Arial" w:cs="Arial"/>
-                <w:sz w:val="18"/>
+                <w:sz w:val="20"/>
+                <w:szCs w:val="20"/>
+              </w:rPr>
+            </w:pPr>
+            <w:r>
+              <w:rPr>
+                <w:rFonts w:ascii="Arial" w:hAnsi="Arial" w:cs="Arial"/>
+                <w:sz w:val="20"/>
+                <w:szCs w:val="20"/>
               </w:rPr>
               <w:t xml:space="preserve">Configuración de pruebas Postman, validación de rutas públicas/protegidas, respuestas 200/401, especificaciones de </w:t>
             </w:r>
@@ -3758,7 +3875,8 @@
             <w:r>
               <w:rPr>
                 <w:rFonts w:ascii="Arial" w:hAnsi="Arial" w:cs="Arial"/>
-                <w:sz w:val="18"/>
+                <w:sz w:val="20"/>
+                <w:szCs w:val="20"/>
               </w:rPr>
               <w:t>endpoints</w:t>
             </w:r>
@@ -3767,7 +3885,8 @@
             <w:r>
               <w:rPr>
                 <w:rFonts w:ascii="Arial" w:hAnsi="Arial" w:cs="Arial"/>
-                <w:sz w:val="18"/>
+                <w:sz w:val="20"/>
+                <w:szCs w:val="20"/>
               </w:rPr>
               <w:t>, .</w:t>
             </w:r>
@@ -3775,7 +3894,8 @@
             <w:r>
               <w:rPr>
                 <w:rFonts w:ascii="Arial" w:hAnsi="Arial" w:cs="Arial"/>
-                <w:sz w:val="18"/>
+                <w:sz w:val="20"/>
+                <w:szCs w:val="20"/>
               </w:rPr>
               <w:t>env</w:t>
             </w:r>
@@ -3784,7 +3904,8 @@
             <w:r>
               <w:rPr>
                 <w:rFonts w:ascii="Arial" w:hAnsi="Arial" w:cs="Arial"/>
-                <w:sz w:val="18"/>
+                <w:sz w:val="20"/>
+                <w:szCs w:val="20"/>
               </w:rPr>
               <w:t>, dependencias y guía de instalación.</w:t>
             </w:r>
@@ -3798,12 +3919,15 @@
             <w:pPr>
               <w:rPr>
                 <w:rFonts w:ascii="Arial" w:hAnsi="Arial" w:cs="Arial"/>
-              </w:rPr>
-            </w:pPr>
-            <w:r>
-              <w:rPr>
-                <w:rFonts w:ascii="Arial" w:hAnsi="Arial" w:cs="Arial"/>
-                <w:sz w:val="18"/>
+                <w:sz w:val="20"/>
+                <w:szCs w:val="20"/>
+              </w:rPr>
+            </w:pPr>
+            <w:r>
+              <w:rPr>
+                <w:rFonts w:ascii="Arial" w:hAnsi="Arial" w:cs="Arial"/>
+                <w:sz w:val="20"/>
+                <w:szCs w:val="20"/>
               </w:rPr>
               <w:t>Colección de pruebas; resultados; documento técnico y guía.</w:t>
             </w:r>
@@ -3817,20 +3941,24 @@
             <w:pPr>
               <w:rPr>
                 <w:rFonts w:ascii="Arial" w:hAnsi="Arial" w:cs="Arial"/>
-                <w:sz w:val="18"/>
-              </w:rPr>
-            </w:pPr>
-          </w:p>
-          <w:p>
-            <w:pPr>
-              <w:rPr>
-                <w:rFonts w:ascii="Arial" w:hAnsi="Arial" w:cs="Arial"/>
-              </w:rPr>
-            </w:pPr>
-            <w:r>
-              <w:rPr>
-                <w:rFonts w:ascii="Arial" w:hAnsi="Arial" w:cs="Arial"/>
-                <w:sz w:val="18"/>
+                <w:sz w:val="20"/>
+                <w:szCs w:val="20"/>
+              </w:rPr>
+            </w:pPr>
+          </w:p>
+          <w:p>
+            <w:pPr>
+              <w:rPr>
+                <w:rFonts w:ascii="Arial" w:hAnsi="Arial" w:cs="Arial"/>
+                <w:sz w:val="20"/>
+                <w:szCs w:val="20"/>
+              </w:rPr>
+            </w:pPr>
+            <w:r>
+              <w:rPr>
+                <w:rFonts w:ascii="Arial" w:hAnsi="Arial" w:cs="Arial"/>
+                <w:sz w:val="20"/>
+                <w:szCs w:val="20"/>
               </w:rPr>
               <w:t>Semana 5</w:t>
             </w:r>
@@ -3846,12 +3974,15 @@
             <w:pPr>
               <w:rPr>
                 <w:rFonts w:ascii="Arial" w:hAnsi="Arial" w:cs="Arial"/>
-              </w:rPr>
-            </w:pPr>
-            <w:r>
-              <w:rPr>
-                <w:rFonts w:ascii="Arial" w:hAnsi="Arial" w:cs="Arial"/>
-                <w:sz w:val="18"/>
+                <w:sz w:val="20"/>
+                <w:szCs w:val="20"/>
+              </w:rPr>
+            </w:pPr>
+            <w:r>
+              <w:rPr>
+                <w:rFonts w:ascii="Arial" w:hAnsi="Arial" w:cs="Arial"/>
+                <w:sz w:val="20"/>
+                <w:szCs w:val="20"/>
               </w:rPr>
               <w:t>Auditoría, logs y trazabilidad</w:t>
             </w:r>
@@ -3865,12 +3996,15 @@
             <w:pPr>
               <w:rPr>
                 <w:rFonts w:ascii="Arial" w:hAnsi="Arial" w:cs="Arial"/>
-              </w:rPr>
-            </w:pPr>
-            <w:r>
-              <w:rPr>
-                <w:rFonts w:ascii="Arial" w:hAnsi="Arial" w:cs="Arial"/>
-                <w:sz w:val="18"/>
+                <w:sz w:val="20"/>
+                <w:szCs w:val="20"/>
+              </w:rPr>
+            </w:pPr>
+            <w:r>
+              <w:rPr>
+                <w:rFonts w:ascii="Arial" w:hAnsi="Arial" w:cs="Arial"/>
+                <w:sz w:val="20"/>
+                <w:szCs w:val="20"/>
               </w:rPr>
               <w:t>Registro de eventos de autenticación y cambios administrativos, diseño de almacenamiento de logs e integración Backend–monitoreo.</w:t>
             </w:r>
@@ -3884,12 +4018,15 @@
             <w:pPr>
               <w:rPr>
                 <w:rFonts w:ascii="Arial" w:hAnsi="Arial" w:cs="Arial"/>
-              </w:rPr>
-            </w:pPr>
-            <w:r>
-              <w:rPr>
-                <w:rFonts w:ascii="Arial" w:hAnsi="Arial" w:cs="Arial"/>
-                <w:sz w:val="18"/>
+                <w:sz w:val="20"/>
+                <w:szCs w:val="20"/>
+              </w:rPr>
+            </w:pPr>
+            <w:r>
+              <w:rPr>
+                <w:rFonts w:ascii="Arial" w:hAnsi="Arial" w:cs="Arial"/>
+                <w:sz w:val="20"/>
+                <w:szCs w:val="20"/>
               </w:rPr>
               <w:t>Módulo de auditoría; estructura de logs; trazabilidad.</w:t>
             </w:r>
@@ -3903,20 +4040,24 @@
             <w:pPr>
               <w:rPr>
                 <w:rFonts w:ascii="Arial" w:hAnsi="Arial" w:cs="Arial"/>
-                <w:sz w:val="18"/>
-              </w:rPr>
-            </w:pPr>
-          </w:p>
-          <w:p>
-            <w:pPr>
-              <w:rPr>
-                <w:rFonts w:ascii="Arial" w:hAnsi="Arial" w:cs="Arial"/>
-              </w:rPr>
-            </w:pPr>
-            <w:r>
-              <w:rPr>
-                <w:rFonts w:ascii="Arial" w:hAnsi="Arial" w:cs="Arial"/>
-                <w:sz w:val="18"/>
+                <w:sz w:val="20"/>
+                <w:szCs w:val="20"/>
+              </w:rPr>
+            </w:pPr>
+          </w:p>
+          <w:p>
+            <w:pPr>
+              <w:rPr>
+                <w:rFonts w:ascii="Arial" w:hAnsi="Arial" w:cs="Arial"/>
+                <w:sz w:val="20"/>
+                <w:szCs w:val="20"/>
+              </w:rPr>
+            </w:pPr>
+            <w:r>
+              <w:rPr>
+                <w:rFonts w:ascii="Arial" w:hAnsi="Arial" w:cs="Arial"/>
+                <w:sz w:val="20"/>
+                <w:szCs w:val="20"/>
               </w:rPr>
               <w:t>Semana 6</w:t>
             </w:r>
@@ -3932,12 +4073,15 @@
             <w:pPr>
               <w:rPr>
                 <w:rFonts w:ascii="Arial" w:hAnsi="Arial" w:cs="Arial"/>
-              </w:rPr>
-            </w:pPr>
-            <w:r>
-              <w:rPr>
-                <w:rFonts w:ascii="Arial" w:hAnsi="Arial" w:cs="Arial"/>
-                <w:sz w:val="18"/>
+                <w:sz w:val="20"/>
+                <w:szCs w:val="20"/>
+              </w:rPr>
+            </w:pPr>
+            <w:r>
+              <w:rPr>
+                <w:rFonts w:ascii="Arial" w:hAnsi="Arial" w:cs="Arial"/>
+                <w:sz w:val="20"/>
+                <w:szCs w:val="20"/>
               </w:rPr>
               <w:t>Controles Zero Trust y pruebas</w:t>
             </w:r>
@@ -3951,12 +4095,15 @@
             <w:pPr>
               <w:rPr>
                 <w:rFonts w:ascii="Arial" w:hAnsi="Arial" w:cs="Arial"/>
-              </w:rPr>
-            </w:pPr>
-            <w:r>
-              <w:rPr>
-                <w:rFonts w:ascii="Arial" w:hAnsi="Arial" w:cs="Arial"/>
-                <w:sz w:val="18"/>
+                <w:sz w:val="20"/>
+                <w:szCs w:val="20"/>
+              </w:rPr>
+            </w:pPr>
+            <w:r>
+              <w:rPr>
+                <w:rFonts w:ascii="Arial" w:hAnsi="Arial" w:cs="Arial"/>
+                <w:sz w:val="20"/>
+                <w:szCs w:val="20"/>
               </w:rPr>
               <w:t>Implementación de expiración de sesiones, restricciones por estado, protección de acciones sensibles y ejecución de pruebas positivas y negativas.</w:t>
             </w:r>
@@ -3970,12 +4117,15 @@
             <w:pPr>
               <w:rPr>
                 <w:rFonts w:ascii="Arial" w:hAnsi="Arial" w:cs="Arial"/>
-              </w:rPr>
-            </w:pPr>
-            <w:r>
-              <w:rPr>
-                <w:rFonts w:ascii="Arial" w:hAnsi="Arial" w:cs="Arial"/>
-                <w:sz w:val="18"/>
+                <w:sz w:val="20"/>
+                <w:szCs w:val="20"/>
+              </w:rPr>
+            </w:pPr>
+            <w:r>
+              <w:rPr>
+                <w:rFonts w:ascii="Arial" w:hAnsi="Arial" w:cs="Arial"/>
+                <w:sz w:val="20"/>
+                <w:szCs w:val="20"/>
               </w:rPr>
               <w:t>Controles Zero Trust; matriz de pruebas; resultados y evidencias.</w:t>
             </w:r>
@@ -3989,28 +4139,33 @@
             <w:pPr>
               <w:rPr>
                 <w:rFonts w:ascii="Arial" w:hAnsi="Arial" w:cs="Arial"/>
-                <w:sz w:val="18"/>
-              </w:rPr>
-            </w:pPr>
-          </w:p>
-          <w:p>
-            <w:pPr>
-              <w:rPr>
-                <w:rFonts w:ascii="Arial" w:hAnsi="Arial" w:cs="Arial"/>
-                <w:sz w:val="18"/>
-              </w:rPr>
-            </w:pPr>
-          </w:p>
-          <w:p>
-            <w:pPr>
-              <w:rPr>
-                <w:rFonts w:ascii="Arial" w:hAnsi="Arial" w:cs="Arial"/>
-              </w:rPr>
-            </w:pPr>
-            <w:r>
-              <w:rPr>
-                <w:rFonts w:ascii="Arial" w:hAnsi="Arial" w:cs="Arial"/>
-                <w:sz w:val="18"/>
+                <w:sz w:val="20"/>
+                <w:szCs w:val="20"/>
+              </w:rPr>
+            </w:pPr>
+          </w:p>
+          <w:p>
+            <w:pPr>
+              <w:rPr>
+                <w:rFonts w:ascii="Arial" w:hAnsi="Arial" w:cs="Arial"/>
+                <w:sz w:val="20"/>
+                <w:szCs w:val="20"/>
+              </w:rPr>
+            </w:pPr>
+          </w:p>
+          <w:p>
+            <w:pPr>
+              <w:rPr>
+                <w:rFonts w:ascii="Arial" w:hAnsi="Arial" w:cs="Arial"/>
+                <w:sz w:val="20"/>
+                <w:szCs w:val="20"/>
+              </w:rPr>
+            </w:pPr>
+            <w:r>
+              <w:rPr>
+                <w:rFonts w:ascii="Arial" w:hAnsi="Arial" w:cs="Arial"/>
+                <w:sz w:val="20"/>
+                <w:szCs w:val="20"/>
               </w:rPr>
               <w:t>Semana 7</w:t>
             </w:r>
@@ -4026,12 +4181,15 @@
             <w:pPr>
               <w:rPr>
                 <w:rFonts w:ascii="Arial" w:hAnsi="Arial" w:cs="Arial"/>
-              </w:rPr>
-            </w:pPr>
-            <w:r>
-              <w:rPr>
-                <w:rFonts w:ascii="Arial" w:hAnsi="Arial" w:cs="Arial"/>
-                <w:sz w:val="18"/>
+                <w:sz w:val="20"/>
+                <w:szCs w:val="20"/>
+              </w:rPr>
+            </w:pPr>
+            <w:r>
+              <w:rPr>
+                <w:rFonts w:ascii="Arial" w:hAnsi="Arial" w:cs="Arial"/>
+                <w:sz w:val="20"/>
+                <w:szCs w:val="20"/>
               </w:rPr>
               <w:t>Dashboard Administrativo y refinamiento</w:t>
             </w:r>
@@ -4045,12 +4203,15 @@
             <w:pPr>
               <w:rPr>
                 <w:rFonts w:ascii="Arial" w:hAnsi="Arial" w:cs="Arial"/>
-              </w:rPr>
-            </w:pPr>
-            <w:r>
-              <w:rPr>
-                <w:rFonts w:ascii="Arial" w:hAnsi="Arial" w:cs="Arial"/>
-                <w:sz w:val="18"/>
+                <w:sz w:val="20"/>
+                <w:szCs w:val="20"/>
+              </w:rPr>
+            </w:pPr>
+            <w:r>
+              <w:rPr>
+                <w:rFonts w:ascii="Arial" w:hAnsi="Arial" w:cs="Arial"/>
+                <w:sz w:val="20"/>
+                <w:szCs w:val="20"/>
               </w:rPr>
               <w:t>Desarrollo y refinamiento del Dashboard para visualizar usuarios, sesiones, eventos y alertas; validación de la información presentada.</w:t>
             </w:r>
@@ -4064,12 +4225,15 @@
             <w:pPr>
               <w:rPr>
                 <w:rFonts w:ascii="Arial" w:hAnsi="Arial" w:cs="Arial"/>
-              </w:rPr>
-            </w:pPr>
-            <w:r>
-              <w:rPr>
-                <w:rFonts w:ascii="Arial" w:hAnsi="Arial" w:cs="Arial"/>
-                <w:sz w:val="18"/>
+                <w:sz w:val="20"/>
+                <w:szCs w:val="20"/>
+              </w:rPr>
+            </w:pPr>
+            <w:r>
+              <w:rPr>
+                <w:rFonts w:ascii="Arial" w:hAnsi="Arial" w:cs="Arial"/>
+                <w:sz w:val="20"/>
+                <w:szCs w:val="20"/>
               </w:rPr>
               <w:t>Dashboard funcional y evidencias de visualización.</w:t>
             </w:r>
@@ -4083,28 +4247,33 @@
             <w:pPr>
               <w:rPr>
                 <w:rFonts w:ascii="Arial" w:hAnsi="Arial" w:cs="Arial"/>
-                <w:sz w:val="18"/>
-              </w:rPr>
-            </w:pPr>
-          </w:p>
-          <w:p>
-            <w:pPr>
-              <w:rPr>
-                <w:rFonts w:ascii="Arial" w:hAnsi="Arial" w:cs="Arial"/>
-                <w:sz w:val="18"/>
-              </w:rPr>
-            </w:pPr>
-          </w:p>
-          <w:p>
-            <w:pPr>
-              <w:rPr>
-                <w:rFonts w:ascii="Arial" w:hAnsi="Arial" w:cs="Arial"/>
-              </w:rPr>
-            </w:pPr>
-            <w:r>
-              <w:rPr>
-                <w:rFonts w:ascii="Arial" w:hAnsi="Arial" w:cs="Arial"/>
-                <w:sz w:val="18"/>
+                <w:sz w:val="20"/>
+                <w:szCs w:val="20"/>
+              </w:rPr>
+            </w:pPr>
+          </w:p>
+          <w:p>
+            <w:pPr>
+              <w:rPr>
+                <w:rFonts w:ascii="Arial" w:hAnsi="Arial" w:cs="Arial"/>
+                <w:sz w:val="20"/>
+                <w:szCs w:val="20"/>
+              </w:rPr>
+            </w:pPr>
+          </w:p>
+          <w:p>
+            <w:pPr>
+              <w:rPr>
+                <w:rFonts w:ascii="Arial" w:hAnsi="Arial" w:cs="Arial"/>
+                <w:sz w:val="20"/>
+                <w:szCs w:val="20"/>
+              </w:rPr>
+            </w:pPr>
+            <w:r>
+              <w:rPr>
+                <w:rFonts w:ascii="Arial" w:hAnsi="Arial" w:cs="Arial"/>
+                <w:sz w:val="20"/>
+                <w:szCs w:val="20"/>
               </w:rPr>
               <w:t>Semana 8</w:t>
             </w:r>
@@ -4120,12 +4289,15 @@
             <w:pPr>
               <w:rPr>
                 <w:rFonts w:ascii="Arial" w:hAnsi="Arial" w:cs="Arial"/>
-              </w:rPr>
-            </w:pPr>
-            <w:r>
-              <w:rPr>
-                <w:rFonts w:ascii="Arial" w:hAnsi="Arial" w:cs="Arial"/>
-                <w:sz w:val="18"/>
+                <w:sz w:val="20"/>
+                <w:szCs w:val="20"/>
+              </w:rPr>
+            </w:pPr>
+            <w:r>
+              <w:rPr>
+                <w:rFonts w:ascii="Arial" w:hAnsi="Arial" w:cs="Arial"/>
+                <w:sz w:val="20"/>
+                <w:szCs w:val="20"/>
               </w:rPr>
               <w:t>Cierre técnico y entrega profesional</w:t>
             </w:r>
@@ -4139,12 +4311,15 @@
             <w:pPr>
               <w:rPr>
                 <w:rFonts w:ascii="Arial" w:hAnsi="Arial" w:cs="Arial"/>
-              </w:rPr>
-            </w:pPr>
-            <w:r>
-              <w:rPr>
-                <w:rFonts w:ascii="Arial" w:hAnsi="Arial" w:cs="Arial"/>
-                <w:sz w:val="18"/>
+                <w:sz w:val="20"/>
+                <w:szCs w:val="20"/>
+              </w:rPr>
+            </w:pPr>
+            <w:r>
+              <w:rPr>
+                <w:rFonts w:ascii="Arial" w:hAnsi="Arial" w:cs="Arial"/>
+                <w:sz w:val="20"/>
+                <w:szCs w:val="20"/>
               </w:rPr>
               <w:t>Consolidación de arquitectura final, revisión de seguridad, documentación, bitácoras y evidencias; preparación de informe y demo.</w:t>
             </w:r>
@@ -4158,12 +4333,15 @@
             <w:pPr>
               <w:rPr>
                 <w:rFonts w:ascii="Arial" w:hAnsi="Arial" w:cs="Arial"/>
-              </w:rPr>
-            </w:pPr>
-            <w:r>
-              <w:rPr>
-                <w:rFonts w:ascii="Arial" w:hAnsi="Arial" w:cs="Arial"/>
-                <w:sz w:val="18"/>
+                <w:sz w:val="20"/>
+                <w:szCs w:val="20"/>
+              </w:rPr>
+            </w:pPr>
+            <w:r>
+              <w:rPr>
+                <w:rFonts w:ascii="Arial" w:hAnsi="Arial" w:cs="Arial"/>
+                <w:sz w:val="20"/>
+                <w:szCs w:val="20"/>
               </w:rPr>
               <w:t>Informe Profesional Final; bitácora completa; evidencias; demo; repositorio organizado.</w:t>
             </w:r>
@@ -4177,28 +4355,33 @@
             <w:pPr>
               <w:rPr>
                 <w:rFonts w:ascii="Arial" w:hAnsi="Arial" w:cs="Arial"/>
-                <w:sz w:val="18"/>
-              </w:rPr>
-            </w:pPr>
-          </w:p>
-          <w:p>
-            <w:pPr>
-              <w:rPr>
-                <w:rFonts w:ascii="Arial" w:hAnsi="Arial" w:cs="Arial"/>
-                <w:sz w:val="18"/>
-              </w:rPr>
-            </w:pPr>
-          </w:p>
-          <w:p>
-            <w:pPr>
-              <w:rPr>
-                <w:rFonts w:ascii="Arial" w:hAnsi="Arial" w:cs="Arial"/>
-              </w:rPr>
-            </w:pPr>
-            <w:r>
-              <w:rPr>
-                <w:rFonts w:ascii="Arial" w:hAnsi="Arial" w:cs="Arial"/>
-                <w:sz w:val="18"/>
+                <w:sz w:val="20"/>
+                <w:szCs w:val="20"/>
+              </w:rPr>
+            </w:pPr>
+          </w:p>
+          <w:p>
+            <w:pPr>
+              <w:rPr>
+                <w:rFonts w:ascii="Arial" w:hAnsi="Arial" w:cs="Arial"/>
+                <w:sz w:val="20"/>
+                <w:szCs w:val="20"/>
+              </w:rPr>
+            </w:pPr>
+          </w:p>
+          <w:p>
+            <w:pPr>
+              <w:rPr>
+                <w:rFonts w:ascii="Arial" w:hAnsi="Arial" w:cs="Arial"/>
+                <w:sz w:val="20"/>
+                <w:szCs w:val="20"/>
+              </w:rPr>
+            </w:pPr>
+            <w:r>
+              <w:rPr>
+                <w:rFonts w:ascii="Arial" w:hAnsi="Arial" w:cs="Arial"/>
+                <w:sz w:val="20"/>
+                <w:szCs w:val="20"/>
               </w:rPr>
               <w:t>Semanas 9–10</w:t>
             </w:r>
@@ -4206,108 +4389,6 @@
         </w:tc>
       </w:tr>
     </w:tbl>
-    <w:p>
-      <w:pPr>
-        <w:pBdr>
-          <w:top w:val="nil"/>
-          <w:left w:val="nil"/>
-          <w:bottom w:val="nil"/>
-          <w:right w:val="nil"/>
-          <w:between w:val="nil"/>
-        </w:pBdr>
-        <w:jc w:val="both"/>
-        <w:rPr>
-          <w:rFonts w:ascii="Arial" w:eastAsia="Avenir" w:hAnsi="Arial" w:cs="Arial"/>
-          <w:b/>
-          <w:color w:val="3A3A3A"/>
-        </w:rPr>
-      </w:pPr>
-    </w:p>
-    <w:p>
-      <w:pPr>
-        <w:pBdr>
-          <w:top w:val="nil"/>
-          <w:left w:val="nil"/>
-          <w:bottom w:val="nil"/>
-          <w:right w:val="nil"/>
-          <w:between w:val="nil"/>
-        </w:pBdr>
-        <w:jc w:val="both"/>
-        <w:rPr>
-          <w:rFonts w:ascii="Arial" w:eastAsia="Avenir" w:hAnsi="Arial" w:cs="Arial"/>
-          <w:b/>
-          <w:color w:val="3A3A3A"/>
-        </w:rPr>
-      </w:pPr>
-    </w:p>
-    <w:p>
-      <w:pPr>
-        <w:pBdr>
-          <w:top w:val="nil"/>
-          <w:left w:val="nil"/>
-          <w:bottom w:val="nil"/>
-          <w:right w:val="nil"/>
-          <w:between w:val="nil"/>
-        </w:pBdr>
-        <w:jc w:val="both"/>
-        <w:rPr>
-          <w:rFonts w:ascii="Arial" w:eastAsia="Avenir" w:hAnsi="Arial" w:cs="Arial"/>
-          <w:b/>
-          <w:color w:val="3A3A3A"/>
-        </w:rPr>
-      </w:pPr>
-    </w:p>
-    <w:p>
-      <w:pPr>
-        <w:pBdr>
-          <w:top w:val="nil"/>
-          <w:left w:val="nil"/>
-          <w:bottom w:val="nil"/>
-          <w:right w:val="nil"/>
-          <w:between w:val="nil"/>
-        </w:pBdr>
-        <w:jc w:val="both"/>
-        <w:rPr>
-          <w:rFonts w:ascii="Arial" w:eastAsia="Avenir" w:hAnsi="Arial" w:cs="Arial"/>
-          <w:b/>
-          <w:color w:val="3A3A3A"/>
-        </w:rPr>
-      </w:pPr>
-    </w:p>
-    <w:p>
-      <w:pPr>
-        <w:pBdr>
-          <w:top w:val="nil"/>
-          <w:left w:val="nil"/>
-          <w:bottom w:val="nil"/>
-          <w:right w:val="nil"/>
-          <w:between w:val="nil"/>
-        </w:pBdr>
-        <w:jc w:val="both"/>
-        <w:rPr>
-          <w:rFonts w:ascii="Arial" w:eastAsia="Avenir" w:hAnsi="Arial" w:cs="Arial"/>
-          <w:b/>
-          <w:color w:val="3A3A3A"/>
-        </w:rPr>
-      </w:pPr>
-    </w:p>
-    <w:p>
-      <w:pPr>
-        <w:pBdr>
-          <w:top w:val="nil"/>
-          <w:left w:val="nil"/>
-          <w:bottom w:val="nil"/>
-          <w:right w:val="nil"/>
-          <w:between w:val="nil"/>
-        </w:pBdr>
-        <w:jc w:val="both"/>
-        <w:rPr>
-          <w:rFonts w:ascii="Arial" w:eastAsia="Avenir" w:hAnsi="Arial" w:cs="Arial"/>
-          <w:b/>
-          <w:color w:val="3A3A3A"/>
-        </w:rPr>
-      </w:pPr>
-    </w:p>
     <w:p>
       <w:pPr>
         <w:pBdr>
@@ -4397,8 +4478,8 @@
                 <w:rFonts w:ascii="Arial" w:eastAsia="Museo Sans 700" w:hAnsi="Arial" w:cs="Arial"/>
                 <w:b/>
                 <w:color w:val="FFFFFF" w:themeColor="background1"/>
-                <w:sz w:val="18"/>
-                <w:szCs w:val="18"/>
+                <w:sz w:val="20"/>
+                <w:szCs w:val="20"/>
               </w:rPr>
             </w:pPr>
             <w:r>
@@ -4406,8 +4487,8 @@
                 <w:rFonts w:ascii="Arial" w:eastAsia="Museo Sans 700" w:hAnsi="Arial" w:cs="Arial"/>
                 <w:b/>
                 <w:color w:val="FFFFFF" w:themeColor="background1"/>
-                <w:sz w:val="18"/>
-                <w:szCs w:val="18"/>
+                <w:sz w:val="20"/>
+                <w:szCs w:val="20"/>
               </w:rPr>
               <w:t>Principales logros</w:t>
             </w:r>
@@ -4426,8 +4507,8 @@
                 <w:rFonts w:ascii="Arial" w:eastAsia="Museo Sans 700" w:hAnsi="Arial" w:cs="Arial"/>
                 <w:b/>
                 <w:color w:val="FFFFFF" w:themeColor="background1"/>
-                <w:sz w:val="18"/>
-                <w:szCs w:val="18"/>
+                <w:sz w:val="20"/>
+                <w:szCs w:val="20"/>
               </w:rPr>
             </w:pPr>
             <w:r>
@@ -4435,8 +4516,8 @@
                 <w:rFonts w:ascii="Arial" w:eastAsia="Museo Sans 700" w:hAnsi="Arial" w:cs="Arial"/>
                 <w:b/>
                 <w:color w:val="FFFFFF" w:themeColor="background1"/>
-                <w:sz w:val="18"/>
-                <w:szCs w:val="18"/>
+                <w:sz w:val="20"/>
+                <w:szCs w:val="20"/>
               </w:rPr>
               <w:t>Principales aprendizajes</w:t>
             </w:r>
@@ -4452,15 +4533,15 @@
             <w:pPr>
               <w:rPr>
                 <w:rFonts w:ascii="Arial" w:hAnsi="Arial" w:cs="Arial"/>
-                <w:sz w:val="18"/>
-                <w:szCs w:val="18"/>
-              </w:rPr>
-            </w:pPr>
-            <w:r>
-              <w:rPr>
-                <w:rFonts w:ascii="Arial" w:hAnsi="Arial" w:cs="Arial"/>
-                <w:sz w:val="18"/>
-                <w:szCs w:val="18"/>
+                <w:sz w:val="20"/>
+                <w:szCs w:val="20"/>
+              </w:rPr>
+            </w:pPr>
+            <w:r>
+              <w:rPr>
+                <w:rFonts w:ascii="Arial" w:hAnsi="Arial" w:cs="Arial"/>
+                <w:sz w:val="20"/>
+                <w:szCs w:val="20"/>
               </w:rPr>
               <w:t xml:space="preserve">• Se estructuró un prototipo funcional de IAM y Zero Trust integrando identidad, autenticación, autorización, auditoría y monitoreo. </w:t>
             </w:r>
@@ -4469,24 +4550,24 @@
             <w:pPr>
               <w:rPr>
                 <w:rFonts w:ascii="Arial" w:hAnsi="Arial" w:cs="Arial"/>
-                <w:sz w:val="18"/>
-                <w:szCs w:val="18"/>
-              </w:rPr>
-            </w:pPr>
-          </w:p>
-          <w:p>
-            <w:pPr>
-              <w:rPr>
-                <w:rFonts w:ascii="Arial" w:hAnsi="Arial" w:cs="Arial"/>
-                <w:sz w:val="18"/>
-                <w:szCs w:val="18"/>
-              </w:rPr>
-            </w:pPr>
-            <w:r>
-              <w:rPr>
-                <w:rFonts w:ascii="Arial" w:hAnsi="Arial" w:cs="Arial"/>
-                <w:sz w:val="18"/>
-                <w:szCs w:val="18"/>
+                <w:sz w:val="20"/>
+                <w:szCs w:val="20"/>
+              </w:rPr>
+            </w:pPr>
+          </w:p>
+          <w:p>
+            <w:pPr>
+              <w:rPr>
+                <w:rFonts w:ascii="Arial" w:hAnsi="Arial" w:cs="Arial"/>
+                <w:sz w:val="20"/>
+                <w:szCs w:val="20"/>
+              </w:rPr>
+            </w:pPr>
+            <w:r>
+              <w:rPr>
+                <w:rFonts w:ascii="Arial" w:hAnsi="Arial" w:cs="Arial"/>
+                <w:sz w:val="20"/>
+                <w:szCs w:val="20"/>
               </w:rPr>
               <w:t>• Se definieron y aplicaron roles y controles de acceso, fortaleciendo el principio de mínimo privilegio.</w:t>
             </w:r>
@@ -4495,24 +4576,24 @@
             <w:pPr>
               <w:rPr>
                 <w:rFonts w:ascii="Arial" w:hAnsi="Arial" w:cs="Arial"/>
-                <w:sz w:val="18"/>
-                <w:szCs w:val="18"/>
-              </w:rPr>
-            </w:pPr>
-          </w:p>
-          <w:p>
-            <w:pPr>
-              <w:rPr>
-                <w:rFonts w:ascii="Arial" w:hAnsi="Arial" w:cs="Arial"/>
-                <w:sz w:val="18"/>
-                <w:szCs w:val="18"/>
-              </w:rPr>
-            </w:pPr>
-            <w:r>
-              <w:rPr>
-                <w:rFonts w:ascii="Arial" w:hAnsi="Arial" w:cs="Arial"/>
-                <w:sz w:val="18"/>
-                <w:szCs w:val="18"/>
+                <w:sz w:val="20"/>
+                <w:szCs w:val="20"/>
+              </w:rPr>
+            </w:pPr>
+          </w:p>
+          <w:p>
+            <w:pPr>
+              <w:rPr>
+                <w:rFonts w:ascii="Arial" w:hAnsi="Arial" w:cs="Arial"/>
+                <w:sz w:val="20"/>
+                <w:szCs w:val="20"/>
+              </w:rPr>
+            </w:pPr>
+            <w:r>
+              <w:rPr>
+                <w:rFonts w:ascii="Arial" w:hAnsi="Arial" w:cs="Arial"/>
+                <w:sz w:val="20"/>
+                <w:szCs w:val="20"/>
               </w:rPr>
               <w:t xml:space="preserve"> • Se integraron componentes IAM, Backend y Frontend y se desarrolló un Dashboard Administrativo. </w:t>
             </w:r>
@@ -4521,24 +4602,24 @@
             <w:pPr>
               <w:rPr>
                 <w:rFonts w:ascii="Arial" w:hAnsi="Arial" w:cs="Arial"/>
-                <w:sz w:val="18"/>
-                <w:szCs w:val="18"/>
-              </w:rPr>
-            </w:pPr>
-          </w:p>
-          <w:p>
-            <w:pPr>
-              <w:rPr>
-                <w:rFonts w:ascii="Arial" w:hAnsi="Arial" w:cs="Arial"/>
-                <w:sz w:val="18"/>
-                <w:szCs w:val="18"/>
-              </w:rPr>
-            </w:pPr>
-            <w:r>
-              <w:rPr>
-                <w:rFonts w:ascii="Arial" w:hAnsi="Arial" w:cs="Arial"/>
-                <w:sz w:val="18"/>
-                <w:szCs w:val="18"/>
+                <w:sz w:val="20"/>
+                <w:szCs w:val="20"/>
+              </w:rPr>
+            </w:pPr>
+          </w:p>
+          <w:p>
+            <w:pPr>
+              <w:rPr>
+                <w:rFonts w:ascii="Arial" w:hAnsi="Arial" w:cs="Arial"/>
+                <w:sz w:val="20"/>
+                <w:szCs w:val="20"/>
+              </w:rPr>
+            </w:pPr>
+            <w:r>
+              <w:rPr>
+                <w:rFonts w:ascii="Arial" w:hAnsi="Arial" w:cs="Arial"/>
+                <w:sz w:val="20"/>
+                <w:szCs w:val="20"/>
               </w:rPr>
               <w:t>• Se ejecutaron pruebas funcionales y de seguridad y se consolidaron evidencias para la validación del sistema.</w:t>
             </w:r>
@@ -4552,15 +4633,15 @@
             <w:pPr>
               <w:rPr>
                 <w:rFonts w:ascii="Arial" w:hAnsi="Arial" w:cs="Arial"/>
-                <w:sz w:val="18"/>
-                <w:szCs w:val="18"/>
-              </w:rPr>
-            </w:pPr>
-            <w:r>
-              <w:rPr>
-                <w:rFonts w:ascii="Arial" w:hAnsi="Arial" w:cs="Arial"/>
-                <w:sz w:val="18"/>
-                <w:szCs w:val="18"/>
+                <w:sz w:val="20"/>
+                <w:szCs w:val="20"/>
+              </w:rPr>
+            </w:pPr>
+            <w:r>
+              <w:rPr>
+                <w:rFonts w:ascii="Arial" w:hAnsi="Arial" w:cs="Arial"/>
+                <w:sz w:val="20"/>
+                <w:szCs w:val="20"/>
               </w:rPr>
               <w:t xml:space="preserve">• Comprensión integral del ciclo de gestión de identidades y accesos. </w:t>
             </w:r>
@@ -4569,24 +4650,24 @@
             <w:pPr>
               <w:rPr>
                 <w:rFonts w:ascii="Arial" w:hAnsi="Arial" w:cs="Arial"/>
-                <w:sz w:val="18"/>
-                <w:szCs w:val="18"/>
-              </w:rPr>
-            </w:pPr>
-          </w:p>
-          <w:p>
-            <w:pPr>
-              <w:rPr>
-                <w:rFonts w:ascii="Arial" w:hAnsi="Arial" w:cs="Arial"/>
-                <w:sz w:val="18"/>
-                <w:szCs w:val="18"/>
-              </w:rPr>
-            </w:pPr>
-            <w:r>
-              <w:rPr>
-                <w:rFonts w:ascii="Arial" w:hAnsi="Arial" w:cs="Arial"/>
-                <w:sz w:val="18"/>
-                <w:szCs w:val="18"/>
+                <w:sz w:val="20"/>
+                <w:szCs w:val="20"/>
+              </w:rPr>
+            </w:pPr>
+          </w:p>
+          <w:p>
+            <w:pPr>
+              <w:rPr>
+                <w:rFonts w:ascii="Arial" w:hAnsi="Arial" w:cs="Arial"/>
+                <w:sz w:val="20"/>
+                <w:szCs w:val="20"/>
+              </w:rPr>
+            </w:pPr>
+            <w:r>
+              <w:rPr>
+                <w:rFonts w:ascii="Arial" w:hAnsi="Arial" w:cs="Arial"/>
+                <w:sz w:val="20"/>
+                <w:szCs w:val="20"/>
               </w:rPr>
               <w:t xml:space="preserve">• Experiencia de trabajo colaborativo por roles y componentes técnicos. </w:t>
             </w:r>
@@ -4595,24 +4676,24 @@
             <w:pPr>
               <w:rPr>
                 <w:rFonts w:ascii="Arial" w:hAnsi="Arial" w:cs="Arial"/>
-                <w:sz w:val="18"/>
-                <w:szCs w:val="18"/>
-              </w:rPr>
-            </w:pPr>
-          </w:p>
-          <w:p>
-            <w:pPr>
-              <w:rPr>
-                <w:rFonts w:ascii="Arial" w:hAnsi="Arial" w:cs="Arial"/>
-                <w:sz w:val="18"/>
-                <w:szCs w:val="18"/>
-              </w:rPr>
-            </w:pPr>
-            <w:r>
-              <w:rPr>
-                <w:rFonts w:ascii="Arial" w:hAnsi="Arial" w:cs="Arial"/>
-                <w:sz w:val="18"/>
-                <w:szCs w:val="18"/>
+                <w:sz w:val="20"/>
+                <w:szCs w:val="20"/>
+              </w:rPr>
+            </w:pPr>
+          </w:p>
+          <w:p>
+            <w:pPr>
+              <w:rPr>
+                <w:rFonts w:ascii="Arial" w:hAnsi="Arial" w:cs="Arial"/>
+                <w:sz w:val="20"/>
+                <w:szCs w:val="20"/>
+              </w:rPr>
+            </w:pPr>
+            <w:r>
+              <w:rPr>
+                <w:rFonts w:ascii="Arial" w:hAnsi="Arial" w:cs="Arial"/>
+                <w:sz w:val="20"/>
+                <w:szCs w:val="20"/>
               </w:rPr>
               <w:t xml:space="preserve">• Mejora en documentación, trazabilidad y presentación de resultados. </w:t>
             </w:r>
@@ -4621,24 +4702,24 @@
             <w:pPr>
               <w:rPr>
                 <w:rFonts w:ascii="Arial" w:hAnsi="Arial" w:cs="Arial"/>
-                <w:sz w:val="18"/>
-                <w:szCs w:val="18"/>
-              </w:rPr>
-            </w:pPr>
-          </w:p>
-          <w:p>
-            <w:pPr>
-              <w:rPr>
-                <w:rFonts w:ascii="Arial" w:hAnsi="Arial" w:cs="Arial"/>
-                <w:sz w:val="18"/>
-                <w:szCs w:val="18"/>
-              </w:rPr>
-            </w:pPr>
-            <w:r>
-              <w:rPr>
-                <w:rFonts w:ascii="Arial" w:hAnsi="Arial" w:cs="Arial"/>
-                <w:sz w:val="18"/>
-                <w:szCs w:val="18"/>
+                <w:sz w:val="20"/>
+                <w:szCs w:val="20"/>
+              </w:rPr>
+            </w:pPr>
+          </w:p>
+          <w:p>
+            <w:pPr>
+              <w:rPr>
+                <w:rFonts w:ascii="Arial" w:hAnsi="Arial" w:cs="Arial"/>
+                <w:sz w:val="20"/>
+                <w:szCs w:val="20"/>
+              </w:rPr>
+            </w:pPr>
+            <w:r>
+              <w:rPr>
+                <w:rFonts w:ascii="Arial" w:hAnsi="Arial" w:cs="Arial"/>
+                <w:sz w:val="20"/>
+                <w:szCs w:val="20"/>
               </w:rPr>
               <w:t>• Aplicación práctica de criterios de seguridad y validación de sistemas.</w:t>
             </w:r>
@@ -4753,16 +4834,16 @@
               <w:rPr>
                 <w:rFonts w:ascii="Arial" w:eastAsia="Avenir" w:hAnsi="Arial" w:cs="Arial"/>
                 <w:color w:val="FFFFFF" w:themeColor="background1"/>
-                <w:sz w:val="18"/>
-                <w:szCs w:val="18"/>
+                <w:sz w:val="20"/>
+                <w:szCs w:val="20"/>
               </w:rPr>
             </w:pPr>
             <w:r>
               <w:rPr>
                 <w:rFonts w:ascii="Arial" w:eastAsia="Avenir" w:hAnsi="Arial" w:cs="Arial"/>
                 <w:color w:val="FFFFFF" w:themeColor="background1"/>
-                <w:sz w:val="18"/>
-                <w:szCs w:val="18"/>
+                <w:sz w:val="20"/>
+                <w:szCs w:val="20"/>
               </w:rPr>
               <w:t xml:space="preserve">Retos </w:t>
             </w:r>
@@ -4779,16 +4860,16 @@
               <w:rPr>
                 <w:rFonts w:ascii="Arial" w:eastAsia="Avenir" w:hAnsi="Arial" w:cs="Arial"/>
                 <w:color w:val="FFFFFF" w:themeColor="background1"/>
-                <w:sz w:val="18"/>
-                <w:szCs w:val="18"/>
+                <w:sz w:val="20"/>
+                <w:szCs w:val="20"/>
               </w:rPr>
             </w:pPr>
             <w:r>
               <w:rPr>
                 <w:rFonts w:ascii="Arial" w:eastAsia="Avenir" w:hAnsi="Arial" w:cs="Arial"/>
                 <w:color w:val="FFFFFF" w:themeColor="background1"/>
-                <w:sz w:val="18"/>
-                <w:szCs w:val="18"/>
+                <w:sz w:val="20"/>
+                <w:szCs w:val="20"/>
               </w:rPr>
               <w:t xml:space="preserve">Abordaje </w:t>
             </w:r>
@@ -4804,15 +4885,15 @@
             <w:pPr>
               <w:rPr>
                 <w:rFonts w:ascii="Arial" w:hAnsi="Arial" w:cs="Arial"/>
-                <w:sz w:val="18"/>
-                <w:szCs w:val="18"/>
-              </w:rPr>
-            </w:pPr>
-            <w:r>
-              <w:rPr>
-                <w:rFonts w:ascii="Arial" w:hAnsi="Arial" w:cs="Arial"/>
-                <w:sz w:val="18"/>
-                <w:szCs w:val="18"/>
+                <w:sz w:val="20"/>
+                <w:szCs w:val="20"/>
+              </w:rPr>
+            </w:pPr>
+            <w:r>
+              <w:rPr>
+                <w:rFonts w:ascii="Arial" w:hAnsi="Arial" w:cs="Arial"/>
+                <w:sz w:val="20"/>
+                <w:szCs w:val="20"/>
               </w:rPr>
               <w:t>Integración entre el servicio IAM y los componentes de la aplicación.</w:t>
             </w:r>
@@ -4826,15 +4907,15 @@
             <w:pPr>
               <w:rPr>
                 <w:rFonts w:ascii="Arial" w:hAnsi="Arial" w:cs="Arial"/>
-                <w:sz w:val="18"/>
-                <w:szCs w:val="18"/>
-              </w:rPr>
-            </w:pPr>
-            <w:r>
-              <w:rPr>
-                <w:rFonts w:ascii="Arial" w:hAnsi="Arial" w:cs="Arial"/>
-                <w:sz w:val="18"/>
-                <w:szCs w:val="18"/>
+                <w:sz w:val="20"/>
+                <w:szCs w:val="20"/>
+              </w:rPr>
+            </w:pPr>
+            <w:r>
+              <w:rPr>
+                <w:rFonts w:ascii="Arial" w:hAnsi="Arial" w:cs="Arial"/>
+                <w:sz w:val="20"/>
+                <w:szCs w:val="20"/>
               </w:rPr>
               <w:t>Se realizaron ajustes de configuración, validaciones de autenticación y pruebas de integración entre Auth0, Backend y Frontend, documentando los cambios y resultados.</w:t>
             </w:r>
@@ -4850,15 +4931,15 @@
             <w:pPr>
               <w:rPr>
                 <w:rFonts w:ascii="Arial" w:hAnsi="Arial" w:cs="Arial"/>
-                <w:sz w:val="18"/>
-                <w:szCs w:val="18"/>
-              </w:rPr>
-            </w:pPr>
-            <w:r>
-              <w:rPr>
-                <w:rFonts w:ascii="Arial" w:hAnsi="Arial" w:cs="Arial"/>
-                <w:sz w:val="18"/>
-                <w:szCs w:val="18"/>
+                <w:sz w:val="20"/>
+                <w:szCs w:val="20"/>
+              </w:rPr>
+            </w:pPr>
+            <w:r>
+              <w:rPr>
+                <w:rFonts w:ascii="Arial" w:hAnsi="Arial" w:cs="Arial"/>
+                <w:sz w:val="20"/>
+                <w:szCs w:val="20"/>
               </w:rPr>
               <w:t>Aplicación y validación de roles, permisos y controles de seguridad.</w:t>
             </w:r>
@@ -4872,15 +4953,15 @@
             <w:pPr>
               <w:rPr>
                 <w:rFonts w:ascii="Arial" w:hAnsi="Arial" w:cs="Arial"/>
-                <w:sz w:val="18"/>
-                <w:szCs w:val="18"/>
-              </w:rPr>
-            </w:pPr>
-            <w:r>
-              <w:rPr>
-                <w:rFonts w:ascii="Arial" w:hAnsi="Arial" w:cs="Arial"/>
-                <w:sz w:val="18"/>
-                <w:szCs w:val="18"/>
+                <w:sz w:val="20"/>
+                <w:szCs w:val="20"/>
+              </w:rPr>
+            </w:pPr>
+            <w:r>
+              <w:rPr>
+                <w:rFonts w:ascii="Arial" w:hAnsi="Arial" w:cs="Arial"/>
+                <w:sz w:val="20"/>
+                <w:szCs w:val="20"/>
               </w:rPr>
               <w:t>Se definieron roles y restricciones de acceso, se realizaron pruebas positivas y negativas y se verificó el comportamiento de los usuarios según su perfil.</w:t>
             </w:r>
@@ -4896,15 +4977,15 @@
             <w:pPr>
               <w:rPr>
                 <w:rFonts w:ascii="Arial" w:hAnsi="Arial" w:cs="Arial"/>
-                <w:sz w:val="18"/>
-                <w:szCs w:val="18"/>
-              </w:rPr>
-            </w:pPr>
-            <w:r>
-              <w:rPr>
-                <w:rFonts w:ascii="Arial" w:hAnsi="Arial" w:cs="Arial"/>
-                <w:sz w:val="18"/>
-                <w:szCs w:val="18"/>
+                <w:sz w:val="20"/>
+                <w:szCs w:val="20"/>
+              </w:rPr>
+            </w:pPr>
+            <w:r>
+              <w:rPr>
+                <w:rFonts w:ascii="Arial" w:hAnsi="Arial" w:cs="Arial"/>
+                <w:sz w:val="20"/>
+                <w:szCs w:val="20"/>
               </w:rPr>
               <w:t>Consolidación de evidencias y documentación de las diferentes fases.</w:t>
             </w:r>
@@ -4918,15 +4999,15 @@
             <w:pPr>
               <w:rPr>
                 <w:rFonts w:ascii="Arial" w:hAnsi="Arial" w:cs="Arial"/>
-                <w:sz w:val="18"/>
-                <w:szCs w:val="18"/>
-              </w:rPr>
-            </w:pPr>
-            <w:r>
-              <w:rPr>
-                <w:rFonts w:ascii="Arial" w:hAnsi="Arial" w:cs="Arial"/>
-                <w:sz w:val="18"/>
-                <w:szCs w:val="18"/>
+                <w:sz w:val="20"/>
+                <w:szCs w:val="20"/>
+              </w:rPr>
+            </w:pPr>
+            <w:r>
+              <w:rPr>
+                <w:rFonts w:ascii="Arial" w:hAnsi="Arial" w:cs="Arial"/>
+                <w:sz w:val="20"/>
+                <w:szCs w:val="20"/>
               </w:rPr>
               <w:t>Se estableció una estructura documental por fases, se actualizaron bitácoras, se consolidaron evidencias y se preparó el informe y la entrega profesional.</w:t>
             </w:r>
@@ -5106,6 +5187,8 @@
         <w:jc w:val="both"/>
         <w:rPr>
           <w:rFonts w:ascii="Arial" w:hAnsi="Arial" w:cs="Arial"/>
+          <w:b/>
+          <w:bCs/>
           <w:sz w:val="9"/>
         </w:rPr>
       </w:pPr>
@@ -5118,6 +5201,8 @@
       <w:r>
         <w:rPr>
           <w:rFonts w:ascii="Arial" w:eastAsia="Museo Sans 300" w:hAnsi="Arial" w:cs="Arial"/>
+          <w:b/>
+          <w:bCs/>
         </w:rPr>
         <w:t>16/04/2026</w:t>
       </w:r>
@@ -5381,6 +5466,60 @@
         </w:rPr>
         <w:t>:</w:t>
       </w:r>
+      <w:r>
+        <w:rPr>
+          <w:rFonts w:ascii="Arial" w:eastAsia="Avenir" w:hAnsi="Arial" w:cs="Arial"/>
+          <w:b/>
+          <w:bCs/>
+        </w:rPr>
+        <w:t xml:space="preserve"> </w:t>
+      </w:r>
+      <w:hyperlink r:id="rId9" w:history="1">
+        <w:r>
+          <w:rPr>
+            <w:rStyle w:val="Hipervnculo"/>
+            <w:rFonts w:ascii="Arial" w:eastAsia="Avenir" w:hAnsi="Arial" w:cs="Arial"/>
+          </w:rPr>
+          <w:t>https://github.com/neldylilianahernandez23-collab/IAM-ZeroTrust-SN6/blob/f32dff2279711a0a238bde905ee5c2199b711508/00_Gestion_Proyecto/Entregables/Fase4/Informe_Final_Estancia_Profesional_SN6.docx</w:t>
+        </w:r>
+      </w:hyperlink>
+    </w:p>
+    <w:p>
+      <w:pPr>
+        <w:rPr>
+          <w:rFonts w:ascii="Arial" w:eastAsia="Avenir" w:hAnsi="Arial" w:cs="Arial"/>
+          <w:color w:val="1B2C46"/>
+        </w:rPr>
+      </w:pPr>
+    </w:p>
+    <w:p>
+      <w:pPr>
+        <w:jc w:val="both"/>
+        <w:rPr>
+          <w:rFonts w:ascii="Arial" w:eastAsia="Avenir" w:hAnsi="Arial" w:cs="Arial"/>
+        </w:rPr>
+      </w:pPr>
+      <w:r>
+        <w:rPr>
+          <w:rFonts w:ascii="Arial" w:eastAsia="Avenir" w:hAnsi="Arial" w:cs="Arial"/>
+          <w:b/>
+          <w:bCs/>
+        </w:rPr>
+        <w:t>Nota:</w:t>
+      </w:r>
+      <w:r>
+        <w:rPr>
+          <w:rFonts w:ascii="Arial" w:eastAsia="Avenir" w:hAnsi="Arial" w:cs="Arial"/>
+          <w:color w:val="1B2C46"/>
+        </w:rPr>
+        <w:t xml:space="preserve"> </w:t>
+      </w:r>
+      <w:r>
+        <w:rPr>
+          <w:rFonts w:ascii="Arial" w:eastAsia="Avenir" w:hAnsi="Arial" w:cs="Arial"/>
+        </w:rPr>
+        <w:t>Documento que consolida el desarrollo del proyecto, las actividades realizadas durante las diferentes fases, los resultados obtenidos, los aprendizajes técnicos, las conclusiones y las recomendaciones de mejora.</w:t>
+      </w:r>
     </w:p>
     <w:p>
       <w:pPr>
@@ -5396,6 +5535,7 @@
           <w:rFonts w:ascii="Arial" w:hAnsi="Arial" w:cs="Arial"/>
           <w:b/>
           <w:bCs/>
+          <w:color w:val="FF0000"/>
         </w:rPr>
       </w:pPr>
       <w:r>
@@ -5414,15 +5554,17 @@
         </w:rPr>
         <w:t xml:space="preserve">: </w:t>
       </w:r>
-    </w:p>
-    <w:p>
-      <w:pPr>
+      <w:proofErr w:type="gramStart"/>
+      <w:r>
         <w:rPr>
           <w:rFonts w:ascii="Arial" w:hAnsi="Arial" w:cs="Arial"/>
           <w:b/>
           <w:bCs/>
-        </w:rPr>
-      </w:pPr>
+          <w:color w:val="FF0000"/>
+        </w:rPr>
+        <w:t>Link</w:t>
+      </w:r>
+      <w:proofErr w:type="gramEnd"/>
     </w:p>
     <w:p>
       <w:pPr>
@@ -5432,12 +5574,53 @@
           <w:bCs/>
         </w:rPr>
       </w:pPr>
-      <w:r>
+    </w:p>
+    <w:p>
+      <w:pPr>
         <w:rPr>
           <w:rFonts w:ascii="Arial" w:hAnsi="Arial" w:cs="Arial"/>
           <w:b/>
           <w:bCs/>
         </w:rPr>
+      </w:pPr>
+      <w:r>
+        <w:rPr>
+          <w:rFonts w:ascii="Arial" w:hAnsi="Arial" w:cs="Arial"/>
+          <w:b/>
+          <w:bCs/>
+        </w:rPr>
+        <w:t xml:space="preserve">Nota: </w:t>
+      </w:r>
+      <w:r>
+        <w:rPr>
+          <w:rFonts w:ascii="Arial" w:hAnsi="Arial" w:cs="Arial"/>
+        </w:rPr>
+        <w:t>Demostración funcional de la solución desarrollada, en la que se presentan los principales componentes implementados, incluyendo el proceso de autenticación, controles de acceso, roles, Dashboard y funcionalidades de monitoreo.</w:t>
+      </w:r>
+    </w:p>
+    <w:p>
+      <w:pPr>
+        <w:rPr>
+          <w:rFonts w:ascii="Arial" w:hAnsi="Arial" w:cs="Arial"/>
+          <w:b/>
+          <w:bCs/>
+        </w:rPr>
+      </w:pPr>
+    </w:p>
+    <w:p>
+      <w:pPr>
+        <w:rPr>
+          <w:rFonts w:ascii="Arial" w:hAnsi="Arial" w:cs="Arial"/>
+          <w:b/>
+          <w:bCs/>
+        </w:rPr>
+      </w:pPr>
+      <w:r>
+        <w:rPr>
+          <w:rFonts w:ascii="Arial" w:hAnsi="Arial" w:cs="Arial"/>
+          <w:b/>
+          <w:bCs/>
+        </w:rPr>
         <w:t>Bitácora completa</w:t>
       </w:r>
       <w:r>
@@ -5448,14 +5631,63 @@
         </w:rPr>
         <w:t>:</w:t>
       </w:r>
-    </w:p>
-    <w:p>
-      <w:pPr>
+      <w:r>
         <w:rPr>
           <w:rFonts w:ascii="Arial" w:hAnsi="Arial" w:cs="Arial"/>
           <w:b/>
           <w:bCs/>
         </w:rPr>
+        <w:t xml:space="preserve"> </w:t>
+      </w:r>
+      <w:hyperlink r:id="rId10" w:history="1">
+        <w:r>
+          <w:rPr>
+            <w:rStyle w:val="Hipervnculo"/>
+            <w:rFonts w:ascii="Arial" w:hAnsi="Arial" w:cs="Arial"/>
+          </w:rPr>
+          <w:t>https://github.com/neldylilianahernandez23-collab/IAM-ZeroTrust-SN6/blob/f32dff2279711a0a238bde905ee5c2199b711508/00_Gestion_Proyecto/Bitacoras/Bitacora_Semana5_SN6.docx</w:t>
+        </w:r>
+      </w:hyperlink>
+    </w:p>
+    <w:p>
+      <w:pPr>
+        <w:rPr>
+          <w:rFonts w:ascii="Arial" w:hAnsi="Arial" w:cs="Arial"/>
+          <w:b/>
+          <w:bCs/>
+        </w:rPr>
+      </w:pPr>
+    </w:p>
+    <w:p>
+      <w:pPr>
+        <w:rPr>
+          <w:rFonts w:ascii="Arial" w:hAnsi="Arial" w:cs="Arial"/>
+          <w:b/>
+          <w:bCs/>
+        </w:rPr>
+      </w:pPr>
+      <w:r>
+        <w:rPr>
+          <w:rFonts w:ascii="Arial" w:hAnsi="Arial" w:cs="Arial"/>
+          <w:b/>
+          <w:bCs/>
+        </w:rPr>
+        <w:t xml:space="preserve">Nota: </w:t>
+      </w:r>
+      <w:r>
+        <w:rPr>
+          <w:rFonts w:ascii="Arial" w:hAnsi="Arial" w:cs="Arial"/>
+        </w:rPr>
+        <w:t>Registro cronológico de las actividades realizadas durante la Estancia Profesional, incluyendo responsables, evidencias, herramientas utilizadas, avances, problemas identificados, soluciones aplicadas y aportes individuales de los integrantes.</w:t>
+      </w:r>
+    </w:p>
+    <w:p>
+      <w:pPr>
+        <w:rPr>
+          <w:rFonts w:ascii="Arial" w:hAnsi="Arial" w:cs="Arial"/>
+          <w:b/>
+          <w:bCs/>
+        </w:rPr>
       </w:pPr>
     </w:p>
     <w:p>
@@ -5480,7 +5712,7 @@
         </w:rPr>
         <w:t xml:space="preserve"> </w:t>
       </w:r>
-      <w:hyperlink r:id="rId9" w:history="1">
+      <w:hyperlink r:id="rId11" w:history="1">
         <w:r>
           <w:rPr>
             <w:rStyle w:val="Hipervnculo"/>
@@ -5527,10 +5759,8 @@
       <w:r>
         <w:rPr>
           <w:rFonts w:ascii="Arial" w:hAnsi="Arial" w:cs="Arial"/>
-          <w:sz w:val="18"/>
-          <w:szCs w:val="18"/>
-        </w:rPr>
-        <w:t>En el repositorio se encuentran organizados el código, documentación, bitácoras, actas, cronogramas y evidencias generadas durante el proyecto.</w:t>
+        </w:rPr>
+        <w:t>Repositorio que contiene el código fuente, documentación técnica, evidencias y archivos generados durante el desarrollo del proyecto, organizados de acuerdo con las diferentes fases y componentes de la solución.</w:t>
       </w:r>
     </w:p>
     <w:p>
@@ -5563,8 +5793,15 @@
         </w:rPr>
       </w:pPr>
     </w:p>
+    <w:p>
+      <w:pPr>
+        <w:rPr>
+          <w:rFonts w:ascii="Arial" w:hAnsi="Arial" w:cs="Arial"/>
+        </w:rPr>
+      </w:pPr>
+    </w:p>
     <w:sectPr>
-      <w:headerReference w:type="default" r:id="rId10"/>
+      <w:headerReference w:type="default" r:id="rId12"/>
       <w:pgSz w:w="12240" w:h="15840"/>
       <w:pgMar w:top="1417" w:right="1701" w:bottom="1417" w:left="1701" w:header="708" w:footer="708" w:gutter="0"/>
       <w:pgNumType w:start="1"/>

--- a/00_Gestion_Proyecto/Entregables/Fase4/Informe_Final_Estancia_Profesional_SN6.docx
+++ b/00_Gestion_Proyecto/Entregables/Fase4/Informe_Final_Estancia_Profesional_SN6.docx
@@ -1,6 +1,6 @@
 
 <file path=word/document.xml><?xml version="1.0" encoding="utf-8"?>
-<w:document xmlns:wpc="http://schemas.microsoft.com/office/word/2010/wordprocessingCanvas" xmlns:cx="http://schemas.microsoft.com/office/drawing/2014/chartex" xmlns:cx1="http://schemas.microsoft.com/office/drawing/2015/9/8/chartex" xmlns:cx2="http://schemas.microsoft.com/office/drawing/2015/10/21/chartex" xmlns:cx3="http://schemas.microsoft.com/office/drawing/2016/5/9/chartex" xmlns:cx4="http://schemas.microsoft.com/office/drawing/2016/5/10/chartex" xmlns:cx5="http://schemas.microsoft.com/office/drawing/2016/5/11/chartex" xmlns:cx6="http://schemas.microsoft.com/office/drawing/2016/5/12/chartex" xmlns:cx7="http://schemas.microsoft.com/office/drawing/2016/5/13/chartex" xmlns:cx8="http://schemas.microsoft.com/office/drawing/2016/5/14/chartex" xmlns:mc="http://schemas.openxmlformats.org/markup-compatibility/2006" xmlns:aink="http://schemas.microsoft.com/office/drawing/2016/ink" xmlns:am3d="http://schemas.microsoft.com/office/drawing/2017/model3d" xmlns:o="urn:schemas-microsoft-com:office:office" xmlns:oel="http://schemas.microsoft.com/office/2019/extlst" xmlns:r="http://schemas.openxmlformats.org/officeDocument/2006/relationships" xmlns:m="http://schemas.openxmlformats.org/officeDocument/2006/math" xmlns:v="urn:schemas-microsoft-com:vml" xmlns:wp14="http://schemas.microsoft.com/office/word/2010/wordprocessingDrawing" xmlns:wp="http://schemas.openxmlformats.org/drawingml/2006/wordprocessingDrawing" xmlns:w10="urn:schemas-microsoft-com:office:word" xmlns:w="http://schemas.openxmlformats.org/wordprocessingml/2006/main" xmlns:w14="http://schemas.microsoft.com/office/word/2010/wordml" xmlns:w15="http://schemas.microsoft.com/office/word/2012/wordml" xmlns:w16cex="http://schemas.microsoft.com/office/word/2018/wordml/cex" xmlns:w16cid="http://schemas.microsoft.com/office/word/2016/wordml/cid" xmlns:w16="http://schemas.microsoft.com/office/word/2018/wordml" xmlns:w16du="http://schemas.microsoft.com/office/word/2023/wordml/word16du" xmlns:w16sdtdh="http://schemas.microsoft.com/office/word/2020/wordml/sdtdatahash" xmlns:w16sdtfl="http://schemas.microsoft.com/office/word/2024/wordml/sdtformatlock" xmlns:w16se="http://schemas.microsoft.com/office/word/2015/wordml/symex" xmlns:wpg="http://schemas.microsoft.com/office/word/2010/wordprocessingGroup" xmlns:wpi="http://schemas.microsoft.com/office/word/2010/wordprocessingInk" xmlns:wne="http://schemas.microsoft.com/office/word/2006/wordml" xmlns:wps="http://schemas.microsoft.com/office/word/2010/wordprocessingShape" mc:Ignorable="w14 w15 w16se w16cid w16 w16cex w16sdtdh w16sdtfl w16du wp14">
+<w:document xmlns:wpc="http://schemas.microsoft.com/office/word/2010/wordprocessingCanvas" xmlns:cx="http://schemas.microsoft.com/office/drawing/2014/chartex" xmlns:cx1="http://schemas.microsoft.com/office/drawing/2015/9/8/chartex" xmlns:cx2="http://schemas.microsoft.com/office/drawing/2015/10/21/chartex" xmlns:cx3="http://schemas.microsoft.com/office/drawing/2016/5/9/chartex" xmlns:cx4="http://schemas.microsoft.com/office/drawing/2016/5/10/chartex" xmlns:cx5="http://schemas.microsoft.com/office/drawing/2016/5/11/chartex" xmlns:cx6="http://schemas.microsoft.com/office/drawing/2016/5/12/chartex" xmlns:cx7="http://schemas.microsoft.com/office/drawing/2016/5/13/chartex" xmlns:cx8="http://schemas.microsoft.com/office/drawing/2016/5/14/chartex" xmlns:mc="http://schemas.openxmlformats.org/markup-compatibility/2006" xmlns:aink="http://schemas.microsoft.com/office/drawing/2016/ink" xmlns:am3d="http://schemas.microsoft.com/office/drawing/2017/model3d" xmlns:o="urn:schemas-microsoft-com:office:office" xmlns:oel="http://schemas.microsoft.com/office/2019/extlst" xmlns:r="http://schemas.openxmlformats.org/officeDocument/2006/relationships" xmlns:m="http://schemas.openxmlformats.org/officeDocument/2006/math" xmlns:v="urn:schemas-microsoft-com:vml" xmlns:wp14="http://schemas.microsoft.com/office/word/2010/wordprocessingDrawing" xmlns:wp="http://schemas.openxmlformats.org/drawingml/2006/wordprocessingDrawing" xmlns:w10="urn:schemas-microsoft-com:office:word" xmlns:w="http://schemas.openxmlformats.org/wordprocessingml/2006/main" xmlns:w14="http://schemas.microsoft.com/office/word/2010/wordml" xmlns:w15="http://schemas.microsoft.com/office/word/2012/wordml" xmlns:w16cei="http://schemas.microsoft.com/office/word/2026/wordml/cei" xmlns:w16cex="http://schemas.microsoft.com/office/word/2018/wordml/cex" xmlns:w16cid="http://schemas.microsoft.com/office/word/2016/wordml/cid" xmlns:w16="http://schemas.microsoft.com/office/word/2018/wordml" xmlns:w16du="http://schemas.microsoft.com/office/word/2023/wordml/word16du" xmlns:w16sdtdh="http://schemas.microsoft.com/office/word/2020/wordml/sdtdatahash" xmlns:w16sdtfl="http://schemas.microsoft.com/office/word/2024/wordml/sdtformatlock" xmlns:w16se="http://schemas.microsoft.com/office/word/2015/wordml/symex" xmlns:wpg="http://schemas.microsoft.com/office/word/2010/wordprocessingGroup" xmlns:wpi="http://schemas.microsoft.com/office/word/2010/wordprocessingInk" xmlns:wne="http://schemas.microsoft.com/office/word/2006/wordml" xmlns:wps="http://schemas.microsoft.com/office/word/2010/wordprocessingShape" mc:Ignorable="w14 w15 w16se w16cid w16 w16cex w16sdtdh w16sdtfl w16du wp14">
   <w:body>
     <w:p>
       <w:pPr>
@@ -1771,6 +1771,9 @@
         <w:tc>
           <w:tcPr>
             <w:tcW w:w="791" w:type="dxa"/>
+            <w:tcBorders>
+              <w:bottom w:val="single" w:sz="12" w:space="0" w:color="auto"/>
+            </w:tcBorders>
             <w:shd w:val="clear" w:color="auto" w:fill="1B2C46"/>
             <w:vAlign w:val="center"/>
           </w:tcPr>
@@ -1805,6 +1808,9 @@
         <w:tc>
           <w:tcPr>
             <w:tcW w:w="2890" w:type="dxa"/>
+            <w:tcBorders>
+              <w:bottom w:val="single" w:sz="12" w:space="0" w:color="auto"/>
+            </w:tcBorders>
             <w:shd w:val="clear" w:color="auto" w:fill="1B2C46"/>
             <w:vAlign w:val="center"/>
           </w:tcPr>
@@ -1839,6 +1845,9 @@
         <w:tc>
           <w:tcPr>
             <w:tcW w:w="2693" w:type="dxa"/>
+            <w:tcBorders>
+              <w:bottom w:val="single" w:sz="12" w:space="0" w:color="auto"/>
+            </w:tcBorders>
             <w:shd w:val="clear" w:color="auto" w:fill="1B2C46"/>
             <w:vAlign w:val="center"/>
           </w:tcPr>
@@ -1873,6 +1882,9 @@
         <w:tc>
           <w:tcPr>
             <w:tcW w:w="2977" w:type="dxa"/>
+            <w:tcBorders>
+              <w:bottom w:val="single" w:sz="12" w:space="0" w:color="auto"/>
+            </w:tcBorders>
             <w:shd w:val="clear" w:color="auto" w:fill="1B2C46"/>
             <w:vAlign w:val="center"/>
           </w:tcPr>
@@ -1912,10 +1924,17 @@
         <w:tc>
           <w:tcPr>
             <w:tcW w:w="791" w:type="dxa"/>
+            <w:tcBorders>
+              <w:top w:val="single" w:sz="12" w:space="0" w:color="auto"/>
+              <w:left w:val="single" w:sz="12" w:space="0" w:color="auto"/>
+              <w:bottom w:val="single" w:sz="4" w:space="0" w:color="auto"/>
+              <w:right w:val="single" w:sz="4" w:space="0" w:color="auto"/>
+            </w:tcBorders>
             <w:vAlign w:val="center"/>
           </w:tcPr>
           <w:p>
             <w:pPr>
+              <w:jc w:val="center"/>
               <w:rPr>
                 <w:rFonts w:ascii="Arial" w:hAnsi="Arial" w:cs="Arial"/>
                 <w:sz w:val="18"/>
@@ -1935,6 +1954,12 @@
         <w:tc>
           <w:tcPr>
             <w:tcW w:w="2890" w:type="dxa"/>
+            <w:tcBorders>
+              <w:top w:val="single" w:sz="12" w:space="0" w:color="auto"/>
+              <w:left w:val="single" w:sz="4" w:space="0" w:color="auto"/>
+              <w:bottom w:val="single" w:sz="4" w:space="0" w:color="auto"/>
+              <w:right w:val="single" w:sz="4" w:space="0" w:color="auto"/>
+            </w:tcBorders>
             <w:vAlign w:val="center"/>
           </w:tcPr>
           <w:p>
@@ -1958,10 +1983,17 @@
         <w:tc>
           <w:tcPr>
             <w:tcW w:w="2693" w:type="dxa"/>
+            <w:tcBorders>
+              <w:top w:val="single" w:sz="12" w:space="0" w:color="auto"/>
+              <w:left w:val="single" w:sz="4" w:space="0" w:color="auto"/>
+              <w:bottom w:val="single" w:sz="4" w:space="0" w:color="auto"/>
+              <w:right w:val="single" w:sz="4" w:space="0" w:color="auto"/>
+            </w:tcBorders>
             <w:vAlign w:val="center"/>
           </w:tcPr>
           <w:p>
             <w:pPr>
+              <w:jc w:val="center"/>
               <w:rPr>
                 <w:rFonts w:ascii="Arial" w:hAnsi="Arial" w:cs="Arial"/>
                 <w:sz w:val="18"/>
@@ -1981,6 +2013,12 @@
         <w:tc>
           <w:tcPr>
             <w:tcW w:w="2977" w:type="dxa"/>
+            <w:tcBorders>
+              <w:top w:val="single" w:sz="12" w:space="0" w:color="auto"/>
+              <w:left w:val="single" w:sz="4" w:space="0" w:color="auto"/>
+              <w:bottom w:val="single" w:sz="4" w:space="0" w:color="auto"/>
+              <w:right w:val="single" w:sz="12" w:space="0" w:color="auto"/>
+            </w:tcBorders>
             <w:vAlign w:val="center"/>
           </w:tcPr>
           <w:p>
@@ -2009,10 +2047,17 @@
         <w:tc>
           <w:tcPr>
             <w:tcW w:w="791" w:type="dxa"/>
+            <w:tcBorders>
+              <w:top w:val="single" w:sz="4" w:space="0" w:color="auto"/>
+              <w:left w:val="single" w:sz="12" w:space="0" w:color="auto"/>
+              <w:bottom w:val="single" w:sz="4" w:space="0" w:color="auto"/>
+              <w:right w:val="single" w:sz="4" w:space="0" w:color="auto"/>
+            </w:tcBorders>
             <w:vAlign w:val="center"/>
           </w:tcPr>
           <w:p>
             <w:pPr>
+              <w:jc w:val="center"/>
               <w:rPr>
                 <w:rFonts w:ascii="Arial" w:hAnsi="Arial" w:cs="Arial"/>
                 <w:sz w:val="18"/>
@@ -2032,6 +2077,12 @@
         <w:tc>
           <w:tcPr>
             <w:tcW w:w="2890" w:type="dxa"/>
+            <w:tcBorders>
+              <w:top w:val="single" w:sz="4" w:space="0" w:color="auto"/>
+              <w:left w:val="single" w:sz="4" w:space="0" w:color="auto"/>
+              <w:bottom w:val="single" w:sz="4" w:space="0" w:color="auto"/>
+              <w:right w:val="single" w:sz="4" w:space="0" w:color="auto"/>
+            </w:tcBorders>
             <w:vAlign w:val="center"/>
           </w:tcPr>
           <w:p>
@@ -2055,10 +2106,17 @@
         <w:tc>
           <w:tcPr>
             <w:tcW w:w="2693" w:type="dxa"/>
+            <w:tcBorders>
+              <w:top w:val="single" w:sz="4" w:space="0" w:color="auto"/>
+              <w:left w:val="single" w:sz="4" w:space="0" w:color="auto"/>
+              <w:bottom w:val="single" w:sz="4" w:space="0" w:color="auto"/>
+              <w:right w:val="single" w:sz="4" w:space="0" w:color="auto"/>
+            </w:tcBorders>
             <w:vAlign w:val="center"/>
           </w:tcPr>
           <w:p>
             <w:pPr>
+              <w:jc w:val="center"/>
               <w:rPr>
                 <w:rFonts w:ascii="Arial" w:hAnsi="Arial" w:cs="Arial"/>
                 <w:sz w:val="18"/>
@@ -2078,6 +2136,12 @@
         <w:tc>
           <w:tcPr>
             <w:tcW w:w="2977" w:type="dxa"/>
+            <w:tcBorders>
+              <w:top w:val="single" w:sz="4" w:space="0" w:color="auto"/>
+              <w:left w:val="single" w:sz="4" w:space="0" w:color="auto"/>
+              <w:bottom w:val="single" w:sz="4" w:space="0" w:color="auto"/>
+              <w:right w:val="single" w:sz="12" w:space="0" w:color="auto"/>
+            </w:tcBorders>
             <w:vAlign w:val="center"/>
           </w:tcPr>
           <w:p>
@@ -2106,10 +2170,17 @@
         <w:tc>
           <w:tcPr>
             <w:tcW w:w="791" w:type="dxa"/>
+            <w:tcBorders>
+              <w:top w:val="single" w:sz="4" w:space="0" w:color="auto"/>
+              <w:left w:val="single" w:sz="12" w:space="0" w:color="auto"/>
+              <w:bottom w:val="single" w:sz="4" w:space="0" w:color="auto"/>
+              <w:right w:val="single" w:sz="4" w:space="0" w:color="auto"/>
+            </w:tcBorders>
             <w:vAlign w:val="center"/>
           </w:tcPr>
           <w:p>
             <w:pPr>
+              <w:jc w:val="center"/>
               <w:rPr>
                 <w:rFonts w:ascii="Arial" w:hAnsi="Arial" w:cs="Arial"/>
                 <w:sz w:val="18"/>
@@ -2129,6 +2200,12 @@
         <w:tc>
           <w:tcPr>
             <w:tcW w:w="2890" w:type="dxa"/>
+            <w:tcBorders>
+              <w:top w:val="single" w:sz="4" w:space="0" w:color="auto"/>
+              <w:left w:val="single" w:sz="4" w:space="0" w:color="auto"/>
+              <w:bottom w:val="single" w:sz="4" w:space="0" w:color="auto"/>
+              <w:right w:val="single" w:sz="4" w:space="0" w:color="auto"/>
+            </w:tcBorders>
             <w:vAlign w:val="center"/>
           </w:tcPr>
           <w:p>
@@ -2152,10 +2229,17 @@
         <w:tc>
           <w:tcPr>
             <w:tcW w:w="2693" w:type="dxa"/>
+            <w:tcBorders>
+              <w:top w:val="single" w:sz="4" w:space="0" w:color="auto"/>
+              <w:left w:val="single" w:sz="4" w:space="0" w:color="auto"/>
+              <w:bottom w:val="single" w:sz="4" w:space="0" w:color="auto"/>
+              <w:right w:val="single" w:sz="4" w:space="0" w:color="auto"/>
+            </w:tcBorders>
             <w:vAlign w:val="center"/>
           </w:tcPr>
           <w:p>
             <w:pPr>
+              <w:jc w:val="center"/>
               <w:rPr>
                 <w:rFonts w:ascii="Arial" w:hAnsi="Arial" w:cs="Arial"/>
                 <w:sz w:val="18"/>
@@ -2175,6 +2259,12 @@
         <w:tc>
           <w:tcPr>
             <w:tcW w:w="2977" w:type="dxa"/>
+            <w:tcBorders>
+              <w:top w:val="single" w:sz="4" w:space="0" w:color="auto"/>
+              <w:left w:val="single" w:sz="4" w:space="0" w:color="auto"/>
+              <w:bottom w:val="single" w:sz="4" w:space="0" w:color="auto"/>
+              <w:right w:val="single" w:sz="12" w:space="0" w:color="auto"/>
+            </w:tcBorders>
             <w:vAlign w:val="center"/>
           </w:tcPr>
           <w:p>
@@ -2203,10 +2293,17 @@
         <w:tc>
           <w:tcPr>
             <w:tcW w:w="791" w:type="dxa"/>
+            <w:tcBorders>
+              <w:top w:val="single" w:sz="4" w:space="0" w:color="auto"/>
+              <w:left w:val="single" w:sz="12" w:space="0" w:color="auto"/>
+              <w:bottom w:val="single" w:sz="4" w:space="0" w:color="auto"/>
+              <w:right w:val="single" w:sz="4" w:space="0" w:color="auto"/>
+            </w:tcBorders>
             <w:vAlign w:val="center"/>
           </w:tcPr>
           <w:p>
             <w:pPr>
+              <w:jc w:val="center"/>
               <w:rPr>
                 <w:rFonts w:ascii="Arial" w:hAnsi="Arial" w:cs="Arial"/>
                 <w:sz w:val="18"/>
@@ -2226,6 +2323,12 @@
         <w:tc>
           <w:tcPr>
             <w:tcW w:w="2890" w:type="dxa"/>
+            <w:tcBorders>
+              <w:top w:val="single" w:sz="4" w:space="0" w:color="auto"/>
+              <w:left w:val="single" w:sz="4" w:space="0" w:color="auto"/>
+              <w:bottom w:val="single" w:sz="4" w:space="0" w:color="auto"/>
+              <w:right w:val="single" w:sz="4" w:space="0" w:color="auto"/>
+            </w:tcBorders>
             <w:vAlign w:val="center"/>
           </w:tcPr>
           <w:p>
@@ -2249,10 +2352,17 @@
         <w:tc>
           <w:tcPr>
             <w:tcW w:w="2693" w:type="dxa"/>
+            <w:tcBorders>
+              <w:top w:val="single" w:sz="4" w:space="0" w:color="auto"/>
+              <w:left w:val="single" w:sz="4" w:space="0" w:color="auto"/>
+              <w:bottom w:val="single" w:sz="4" w:space="0" w:color="auto"/>
+              <w:right w:val="single" w:sz="4" w:space="0" w:color="auto"/>
+            </w:tcBorders>
             <w:vAlign w:val="center"/>
           </w:tcPr>
           <w:p>
             <w:pPr>
+              <w:jc w:val="center"/>
               <w:rPr>
                 <w:rFonts w:ascii="Arial" w:hAnsi="Arial" w:cs="Arial"/>
                 <w:sz w:val="18"/>
@@ -2272,6 +2382,12 @@
         <w:tc>
           <w:tcPr>
             <w:tcW w:w="2977" w:type="dxa"/>
+            <w:tcBorders>
+              <w:top w:val="single" w:sz="4" w:space="0" w:color="auto"/>
+              <w:left w:val="single" w:sz="4" w:space="0" w:color="auto"/>
+              <w:bottom w:val="single" w:sz="4" w:space="0" w:color="auto"/>
+              <w:right w:val="single" w:sz="12" w:space="0" w:color="auto"/>
+            </w:tcBorders>
             <w:vAlign w:val="center"/>
           </w:tcPr>
           <w:p>
@@ -2300,10 +2416,17 @@
         <w:tc>
           <w:tcPr>
             <w:tcW w:w="791" w:type="dxa"/>
+            <w:tcBorders>
+              <w:top w:val="single" w:sz="4" w:space="0" w:color="auto"/>
+              <w:left w:val="single" w:sz="12" w:space="0" w:color="auto"/>
+              <w:bottom w:val="single" w:sz="12" w:space="0" w:color="auto"/>
+              <w:right w:val="single" w:sz="4" w:space="0" w:color="auto"/>
+            </w:tcBorders>
             <w:vAlign w:val="center"/>
           </w:tcPr>
           <w:p>
             <w:pPr>
+              <w:jc w:val="center"/>
               <w:rPr>
                 <w:rFonts w:ascii="Arial" w:hAnsi="Arial" w:cs="Arial"/>
                 <w:sz w:val="18"/>
@@ -2323,6 +2446,12 @@
         <w:tc>
           <w:tcPr>
             <w:tcW w:w="2890" w:type="dxa"/>
+            <w:tcBorders>
+              <w:top w:val="single" w:sz="4" w:space="0" w:color="auto"/>
+              <w:left w:val="single" w:sz="4" w:space="0" w:color="auto"/>
+              <w:bottom w:val="single" w:sz="12" w:space="0" w:color="auto"/>
+              <w:right w:val="single" w:sz="4" w:space="0" w:color="auto"/>
+            </w:tcBorders>
             <w:vAlign w:val="center"/>
           </w:tcPr>
           <w:p>
@@ -2346,10 +2475,17 @@
         <w:tc>
           <w:tcPr>
             <w:tcW w:w="2693" w:type="dxa"/>
+            <w:tcBorders>
+              <w:top w:val="single" w:sz="4" w:space="0" w:color="auto"/>
+              <w:left w:val="single" w:sz="4" w:space="0" w:color="auto"/>
+              <w:bottom w:val="single" w:sz="12" w:space="0" w:color="auto"/>
+              <w:right w:val="single" w:sz="4" w:space="0" w:color="auto"/>
+            </w:tcBorders>
             <w:vAlign w:val="center"/>
           </w:tcPr>
           <w:p>
             <w:pPr>
+              <w:jc w:val="center"/>
               <w:rPr>
                 <w:rFonts w:ascii="Arial" w:hAnsi="Arial" w:cs="Arial"/>
                 <w:sz w:val="18"/>
@@ -2369,6 +2505,12 @@
         <w:tc>
           <w:tcPr>
             <w:tcW w:w="2977" w:type="dxa"/>
+            <w:tcBorders>
+              <w:top w:val="single" w:sz="4" w:space="0" w:color="auto"/>
+              <w:left w:val="single" w:sz="4" w:space="0" w:color="auto"/>
+              <w:bottom w:val="single" w:sz="12" w:space="0" w:color="auto"/>
+              <w:right w:val="single" w:sz="12" w:space="0" w:color="auto"/>
+            </w:tcBorders>
             <w:vAlign w:val="center"/>
           </w:tcPr>
           <w:p>
@@ -2385,7 +2527,7 @@
                 <w:sz w:val="14"/>
                 <w:szCs w:val="14"/>
               </w:rPr>
-              <w:t>Pendiente de completar</w:t>
+              <w:t>lissetedezapata@gmail.com</w:t>
             </w:r>
           </w:p>
         </w:tc>
@@ -3274,43 +3416,15 @@
                 <w:sz w:val="20"/>
                 <w:szCs w:val="20"/>
               </w:rPr>
-              <w:t xml:space="preserve">variables. </w:t>
-            </w:r>
-            <w:proofErr w:type="spellStart"/>
-            <w:r>
-              <w:rPr>
-                <w:rFonts w:ascii="Arial" w:hAnsi="Arial" w:cs="Arial"/>
-                <w:sz w:val="20"/>
-                <w:szCs w:val="20"/>
-              </w:rPr>
-              <w:t>env</w:t>
-            </w:r>
-            <w:proofErr w:type="spellEnd"/>
-            <w:r>
-              <w:rPr>
-                <w:rFonts w:ascii="Arial" w:hAnsi="Arial" w:cs="Arial"/>
-                <w:sz w:val="20"/>
-                <w:szCs w:val="20"/>
-              </w:rPr>
-              <w:t>, pool de conexiones y ruta /test-</w:t>
-            </w:r>
-            <w:proofErr w:type="spellStart"/>
-            <w:r>
-              <w:rPr>
-                <w:rFonts w:ascii="Arial" w:hAnsi="Arial" w:cs="Arial"/>
-                <w:sz w:val="20"/>
-                <w:szCs w:val="20"/>
-              </w:rPr>
-              <w:t>db</w:t>
-            </w:r>
-            <w:proofErr w:type="spellEnd"/>
-            <w:r>
-              <w:rPr>
-                <w:rFonts w:ascii="Arial" w:hAnsi="Arial" w:cs="Arial"/>
-                <w:sz w:val="20"/>
-                <w:szCs w:val="20"/>
-              </w:rPr>
-              <w:t xml:space="preserve"> para validar conectividad.</w:t>
+              <w:t>variables. env</w:t>
+            </w:r>
+            <w:r>
+              <w:rPr>
+                <w:rFonts w:ascii="Arial" w:hAnsi="Arial" w:cs="Arial"/>
+                <w:sz w:val="20"/>
+                <w:szCs w:val="20"/>
+              </w:rPr>
+              <w:t>, pool de conexiones y ruta /test-db para validar conectividad.</w:t>
             </w:r>
           </w:p>
         </w:tc>
@@ -3332,25 +3446,7 @@
                 <w:sz w:val="20"/>
                 <w:szCs w:val="20"/>
               </w:rPr>
-              <w:t>Conexión de BD validada; db.js; /test-</w:t>
-            </w:r>
-            <w:proofErr w:type="spellStart"/>
-            <w:r>
-              <w:rPr>
-                <w:rFonts w:ascii="Arial" w:hAnsi="Arial" w:cs="Arial"/>
-                <w:sz w:val="20"/>
-                <w:szCs w:val="20"/>
-              </w:rPr>
-              <w:t>db</w:t>
-            </w:r>
-            <w:proofErr w:type="spellEnd"/>
-            <w:r>
-              <w:rPr>
-                <w:rFonts w:ascii="Arial" w:hAnsi="Arial" w:cs="Arial"/>
-                <w:sz w:val="20"/>
-                <w:szCs w:val="20"/>
-              </w:rPr>
-              <w:t>; configuración documentada.</w:t>
+              <w:t>Conexión de BD validada; db.js; /test-db; configuración documentada.</w:t>
             </w:r>
           </w:p>
         </w:tc>
@@ -3418,43 +3514,7 @@
                 <w:sz w:val="20"/>
                 <w:szCs w:val="20"/>
               </w:rPr>
-              <w:t xml:space="preserve">Implementación de express-oauth2-jwt-bearer, validación de tokens JWT, </w:t>
-            </w:r>
-            <w:proofErr w:type="spellStart"/>
-            <w:r>
-              <w:rPr>
-                <w:rFonts w:ascii="Arial" w:hAnsi="Arial" w:cs="Arial"/>
-                <w:sz w:val="20"/>
-                <w:szCs w:val="20"/>
-              </w:rPr>
-              <w:t>audience</w:t>
-            </w:r>
-            <w:proofErr w:type="spellEnd"/>
-            <w:r>
-              <w:rPr>
-                <w:rFonts w:ascii="Arial" w:hAnsi="Arial" w:cs="Arial"/>
-                <w:sz w:val="20"/>
-                <w:szCs w:val="20"/>
-              </w:rPr>
-              <w:t>/</w:t>
-            </w:r>
-            <w:proofErr w:type="spellStart"/>
-            <w:r>
-              <w:rPr>
-                <w:rFonts w:ascii="Arial" w:hAnsi="Arial" w:cs="Arial"/>
-                <w:sz w:val="20"/>
-                <w:szCs w:val="20"/>
-              </w:rPr>
-              <w:t>issuerBaseURL</w:t>
-            </w:r>
-            <w:proofErr w:type="spellEnd"/>
-            <w:r>
-              <w:rPr>
-                <w:rFonts w:ascii="Arial" w:hAnsi="Arial" w:cs="Arial"/>
-                <w:sz w:val="20"/>
-                <w:szCs w:val="20"/>
-              </w:rPr>
-              <w:t xml:space="preserve"> y protección de rutas.</w:t>
+              <w:t>Implementación de express-oauth2-jwt-bearer, validación de tokens JWT, audience/issuerBaseURL y protección de rutas.</w:t>
             </w:r>
           </w:p>
         </w:tc>
@@ -3476,25 +3536,7 @@
                 <w:sz w:val="20"/>
                 <w:szCs w:val="20"/>
               </w:rPr>
-              <w:t xml:space="preserve">Middleware </w:t>
-            </w:r>
-            <w:proofErr w:type="spellStart"/>
-            <w:r>
-              <w:rPr>
-                <w:rFonts w:ascii="Arial" w:hAnsi="Arial" w:cs="Arial"/>
-                <w:sz w:val="20"/>
-                <w:szCs w:val="20"/>
-              </w:rPr>
-              <w:t>validateJWT</w:t>
-            </w:r>
-            <w:proofErr w:type="spellEnd"/>
-            <w:r>
-              <w:rPr>
-                <w:rFonts w:ascii="Arial" w:hAnsi="Arial" w:cs="Arial"/>
-                <w:sz w:val="20"/>
-                <w:szCs w:val="20"/>
-              </w:rPr>
-              <w:t>; rutas protegidas; integración con Auth0.</w:t>
+              <w:t>Middleware validateJWT; rutas protegidas; integración con Auth0.</w:t>
             </w:r>
           </w:p>
         </w:tc>
@@ -3543,23 +3585,13 @@
                 <w:szCs w:val="20"/>
               </w:rPr>
             </w:pPr>
-            <w:proofErr w:type="spellStart"/>
-            <w:r>
-              <w:rPr>
-                <w:rFonts w:ascii="Arial" w:hAnsi="Arial" w:cs="Arial"/>
-                <w:sz w:val="20"/>
-                <w:szCs w:val="20"/>
-              </w:rPr>
-              <w:t>Endpoints</w:t>
-            </w:r>
-            <w:proofErr w:type="spellEnd"/>
-            <w:r>
-              <w:rPr>
-                <w:rFonts w:ascii="Arial" w:hAnsi="Arial" w:cs="Arial"/>
-                <w:sz w:val="20"/>
-                <w:szCs w:val="20"/>
-              </w:rPr>
-              <w:t xml:space="preserve"> CRUD y servicios REST</w:t>
+            <w:r>
+              <w:rPr>
+                <w:rFonts w:ascii="Arial" w:hAnsi="Arial" w:cs="Arial"/>
+                <w:sz w:val="20"/>
+                <w:szCs w:val="20"/>
+              </w:rPr>
+              <w:t>Endpoints CRUD y servicios REST</w:t>
             </w:r>
           </w:p>
         </w:tc>
@@ -3581,79 +3613,7 @@
                 <w:sz w:val="20"/>
                 <w:szCs w:val="20"/>
               </w:rPr>
-              <w:t>Desarrollo de /</w:t>
-            </w:r>
-            <w:proofErr w:type="spellStart"/>
-            <w:r>
-              <w:rPr>
-                <w:rFonts w:ascii="Arial" w:hAnsi="Arial" w:cs="Arial"/>
-                <w:sz w:val="20"/>
-                <w:szCs w:val="20"/>
-              </w:rPr>
-              <w:t>profiles</w:t>
-            </w:r>
-            <w:proofErr w:type="spellEnd"/>
-            <w:r>
-              <w:rPr>
-                <w:rFonts w:ascii="Arial" w:hAnsi="Arial" w:cs="Arial"/>
-                <w:sz w:val="20"/>
-                <w:szCs w:val="20"/>
-              </w:rPr>
-              <w:t xml:space="preserve"> y /logs, operaciones GET/POST, validación de datos, </w:t>
-            </w:r>
-            <w:proofErr w:type="spellStart"/>
-            <w:r>
-              <w:rPr>
-                <w:rFonts w:ascii="Arial" w:hAnsi="Arial" w:cs="Arial"/>
-                <w:sz w:val="20"/>
-                <w:szCs w:val="20"/>
-              </w:rPr>
-              <w:t>async</w:t>
-            </w:r>
-            <w:proofErr w:type="spellEnd"/>
-            <w:r>
-              <w:rPr>
-                <w:rFonts w:ascii="Arial" w:hAnsi="Arial" w:cs="Arial"/>
-                <w:sz w:val="20"/>
-                <w:szCs w:val="20"/>
-              </w:rPr>
-              <w:t>/</w:t>
-            </w:r>
-            <w:proofErr w:type="spellStart"/>
-            <w:r>
-              <w:rPr>
-                <w:rFonts w:ascii="Arial" w:hAnsi="Arial" w:cs="Arial"/>
-                <w:sz w:val="20"/>
-                <w:szCs w:val="20"/>
-              </w:rPr>
-              <w:t>await</w:t>
-            </w:r>
-            <w:proofErr w:type="spellEnd"/>
-            <w:r>
-              <w:rPr>
-                <w:rFonts w:ascii="Arial" w:hAnsi="Arial" w:cs="Arial"/>
-                <w:sz w:val="20"/>
-                <w:szCs w:val="20"/>
-              </w:rPr>
-              <w:t xml:space="preserve"> y consultas parametrizadas para evitar SQL </w:t>
-            </w:r>
-            <w:proofErr w:type="spellStart"/>
-            <w:r>
-              <w:rPr>
-                <w:rFonts w:ascii="Arial" w:hAnsi="Arial" w:cs="Arial"/>
-                <w:sz w:val="20"/>
-                <w:szCs w:val="20"/>
-              </w:rPr>
-              <w:t>Injection</w:t>
-            </w:r>
-            <w:proofErr w:type="spellEnd"/>
-            <w:r>
-              <w:rPr>
-                <w:rFonts w:ascii="Arial" w:hAnsi="Arial" w:cs="Arial"/>
-                <w:sz w:val="20"/>
-                <w:szCs w:val="20"/>
-              </w:rPr>
-              <w:t>.</w:t>
+              <w:t>Desarrollo de /profiles y /logs, operaciones GET/POST, validación de datos, async/await y consultas parametrizadas para evitar SQL Injection.</w:t>
             </w:r>
           </w:p>
         </w:tc>
@@ -3675,25 +3635,7 @@
                 <w:sz w:val="20"/>
                 <w:szCs w:val="20"/>
               </w:rPr>
-              <w:t xml:space="preserve">API funcional; </w:t>
-            </w:r>
-            <w:proofErr w:type="spellStart"/>
-            <w:r>
-              <w:rPr>
-                <w:rFonts w:ascii="Arial" w:hAnsi="Arial" w:cs="Arial"/>
-                <w:sz w:val="20"/>
-                <w:szCs w:val="20"/>
-              </w:rPr>
-              <w:t>endpoints</w:t>
-            </w:r>
-            <w:proofErr w:type="spellEnd"/>
-            <w:r>
-              <w:rPr>
-                <w:rFonts w:ascii="Arial" w:hAnsi="Arial" w:cs="Arial"/>
-                <w:sz w:val="20"/>
-                <w:szCs w:val="20"/>
-              </w:rPr>
-              <w:t xml:space="preserve"> documentados y probados.</w:t>
+              <w:t>API funcional; endpoints documentados y probados.</w:t>
             </w:r>
           </w:p>
         </w:tc>
@@ -3869,45 +3811,7 @@
                 <w:sz w:val="20"/>
                 <w:szCs w:val="20"/>
               </w:rPr>
-              <w:t xml:space="preserve">Configuración de pruebas Postman, validación de rutas públicas/protegidas, respuestas 200/401, especificaciones de </w:t>
-            </w:r>
-            <w:proofErr w:type="spellStart"/>
-            <w:r>
-              <w:rPr>
-                <w:rFonts w:ascii="Arial" w:hAnsi="Arial" w:cs="Arial"/>
-                <w:sz w:val="20"/>
-                <w:szCs w:val="20"/>
-              </w:rPr>
-              <w:t>endpoints</w:t>
-            </w:r>
-            <w:proofErr w:type="spellEnd"/>
-            <w:proofErr w:type="gramStart"/>
-            <w:r>
-              <w:rPr>
-                <w:rFonts w:ascii="Arial" w:hAnsi="Arial" w:cs="Arial"/>
-                <w:sz w:val="20"/>
-                <w:szCs w:val="20"/>
-              </w:rPr>
-              <w:t>, .</w:t>
-            </w:r>
-            <w:proofErr w:type="spellStart"/>
-            <w:r>
-              <w:rPr>
-                <w:rFonts w:ascii="Arial" w:hAnsi="Arial" w:cs="Arial"/>
-                <w:sz w:val="20"/>
-                <w:szCs w:val="20"/>
-              </w:rPr>
-              <w:t>env</w:t>
-            </w:r>
-            <w:proofErr w:type="spellEnd"/>
-            <w:proofErr w:type="gramEnd"/>
-            <w:r>
-              <w:rPr>
-                <w:rFonts w:ascii="Arial" w:hAnsi="Arial" w:cs="Arial"/>
-                <w:sz w:val="20"/>
-                <w:szCs w:val="20"/>
-              </w:rPr>
-              <w:t>, dependencias y guía de instalación.</w:t>
+              <w:t>Configuración de pruebas Postman, validación de rutas públicas/protegidas, respuestas 200/401, especificaciones de endpoints, .env, dependencias y guía de instalación.</w:t>
             </w:r>
           </w:p>
         </w:tc>
@@ -4468,6 +4372,9 @@
         <w:tc>
           <w:tcPr>
             <w:tcW w:w="4414" w:type="dxa"/>
+            <w:tcBorders>
+              <w:bottom w:val="single" w:sz="12" w:space="0" w:color="auto"/>
+            </w:tcBorders>
             <w:shd w:val="clear" w:color="auto" w:fill="002060"/>
           </w:tcPr>
           <w:p>
@@ -4497,6 +4404,9 @@
         <w:tc>
           <w:tcPr>
             <w:tcW w:w="4414" w:type="dxa"/>
+            <w:tcBorders>
+              <w:bottom w:val="single" w:sz="12" w:space="0" w:color="auto"/>
+            </w:tcBorders>
             <w:shd w:val="clear" w:color="auto" w:fill="002060"/>
           </w:tcPr>
           <w:p>
@@ -4528,6 +4438,11 @@
         <w:tc>
           <w:tcPr>
             <w:tcW w:w="4414" w:type="dxa"/>
+            <w:tcBorders>
+              <w:top w:val="single" w:sz="12" w:space="0" w:color="auto"/>
+              <w:left w:val="single" w:sz="12" w:space="0" w:color="auto"/>
+              <w:bottom w:val="single" w:sz="12" w:space="0" w:color="auto"/>
+            </w:tcBorders>
           </w:tcPr>
           <w:p>
             <w:pPr>
@@ -4628,6 +4543,11 @@
         <w:tc>
           <w:tcPr>
             <w:tcW w:w="4414" w:type="dxa"/>
+            <w:tcBorders>
+              <w:top w:val="single" w:sz="12" w:space="0" w:color="auto"/>
+              <w:bottom w:val="single" w:sz="12" w:space="0" w:color="auto"/>
+              <w:right w:val="single" w:sz="12" w:space="0" w:color="auto"/>
+            </w:tcBorders>
           </w:tcPr>
           <w:p>
             <w:pPr>
@@ -4826,6 +4746,9 @@
         <w:tc>
           <w:tcPr>
             <w:tcW w:w="4414" w:type="dxa"/>
+            <w:tcBorders>
+              <w:bottom w:val="single" w:sz="12" w:space="0" w:color="auto"/>
+            </w:tcBorders>
             <w:shd w:val="clear" w:color="auto" w:fill="002060"/>
           </w:tcPr>
           <w:p>
@@ -4852,6 +4775,9 @@
         <w:tc>
           <w:tcPr>
             <w:tcW w:w="4414" w:type="dxa"/>
+            <w:tcBorders>
+              <w:bottom w:val="single" w:sz="12" w:space="0" w:color="auto"/>
+            </w:tcBorders>
             <w:shd w:val="clear" w:color="auto" w:fill="002060"/>
           </w:tcPr>
           <w:p>
@@ -4880,6 +4806,10 @@
         <w:tc>
           <w:tcPr>
             <w:tcW w:w="4414" w:type="dxa"/>
+            <w:tcBorders>
+              <w:top w:val="single" w:sz="12" w:space="0" w:color="auto"/>
+              <w:left w:val="single" w:sz="12" w:space="0" w:color="auto"/>
+            </w:tcBorders>
           </w:tcPr>
           <w:p>
             <w:pPr>
@@ -4902,6 +4832,10 @@
         <w:tc>
           <w:tcPr>
             <w:tcW w:w="4414" w:type="dxa"/>
+            <w:tcBorders>
+              <w:top w:val="single" w:sz="12" w:space="0" w:color="auto"/>
+              <w:right w:val="single" w:sz="12" w:space="0" w:color="auto"/>
+            </w:tcBorders>
           </w:tcPr>
           <w:p>
             <w:pPr>
@@ -4926,6 +4860,9 @@
         <w:tc>
           <w:tcPr>
             <w:tcW w:w="4414" w:type="dxa"/>
+            <w:tcBorders>
+              <w:left w:val="single" w:sz="12" w:space="0" w:color="auto"/>
+            </w:tcBorders>
           </w:tcPr>
           <w:p>
             <w:pPr>
@@ -4948,6 +4885,9 @@
         <w:tc>
           <w:tcPr>
             <w:tcW w:w="4414" w:type="dxa"/>
+            <w:tcBorders>
+              <w:right w:val="single" w:sz="12" w:space="0" w:color="auto"/>
+            </w:tcBorders>
           </w:tcPr>
           <w:p>
             <w:pPr>
@@ -4972,6 +4912,10 @@
         <w:tc>
           <w:tcPr>
             <w:tcW w:w="4414" w:type="dxa"/>
+            <w:tcBorders>
+              <w:left w:val="single" w:sz="12" w:space="0" w:color="auto"/>
+              <w:bottom w:val="single" w:sz="12" w:space="0" w:color="auto"/>
+            </w:tcBorders>
           </w:tcPr>
           <w:p>
             <w:pPr>
@@ -4994,6 +4938,10 @@
         <w:tc>
           <w:tcPr>
             <w:tcW w:w="4414" w:type="dxa"/>
+            <w:tcBorders>
+              <w:bottom w:val="single" w:sz="12" w:space="0" w:color="auto"/>
+              <w:right w:val="single" w:sz="12" w:space="0" w:color="auto"/>
+            </w:tcBorders>
           </w:tcPr>
           <w:p>
             <w:pPr>
@@ -5422,6 +5370,722 @@
         </w:pBdr>
         <w:jc w:val="both"/>
         <w:rPr>
+          <w:b/>
+          <w:color w:val="244A76"/>
+          <w:sz w:val="30"/>
+        </w:rPr>
+      </w:pPr>
+      <w:r>
+        <w:rPr>
+          <w:b/>
+          <w:color w:val="244A76"/>
+          <w:sz w:val="30"/>
+        </w:rPr>
+        <w:t>Mejoras requeridas para el cierre</w:t>
+      </w:r>
+    </w:p>
+    <w:p>
+      <w:pPr>
+        <w:pBdr>
+          <w:top w:val="nil"/>
+          <w:left w:val="nil"/>
+          <w:bottom w:val="nil"/>
+          <w:right w:val="nil"/>
+          <w:between w:val="nil"/>
+        </w:pBdr>
+        <w:jc w:val="both"/>
+        <w:rPr>
+          <w:b/>
+          <w:color w:val="244A76"/>
+          <w:sz w:val="30"/>
+        </w:rPr>
+      </w:pPr>
+    </w:p>
+    <w:p>
+      <w:pPr>
+        <w:pStyle w:val="Listaconvietas"/>
+        <w:tabs>
+          <w:tab w:val="num" w:pos="360"/>
+        </w:tabs>
+        <w:spacing w:after="60" w:line="252" w:lineRule="auto"/>
+        <w:ind w:left="360" w:hanging="360"/>
+        <w:rPr>
+          <w:lang w:val="es-SV"/>
+        </w:rPr>
+      </w:pPr>
+      <w:r>
+        <w:rPr>
+          <w:color w:val="000000"/>
+          <w:lang w:val="es-SV"/>
+        </w:rPr>
+        <w:t>Actualizar la matriz de pruebas: completar “resultado obtenido”, “estado” y enlace/captura de evidencia para cada CP-001 a CP-006. Un caso marcado como Pendiente no puede respaldar una conclusión de prueba aprobada.</w:t>
+      </w:r>
+    </w:p>
+    <w:p>
+      <w:pPr>
+        <w:pBdr>
+          <w:top w:val="nil"/>
+          <w:left w:val="nil"/>
+          <w:bottom w:val="nil"/>
+          <w:right w:val="nil"/>
+          <w:between w:val="nil"/>
+        </w:pBdr>
+        <w:jc w:val="both"/>
+        <w:rPr>
+          <w:rFonts w:ascii="Arial" w:eastAsia="Avenir" w:hAnsi="Arial" w:cs="Arial"/>
+          <w:b/>
+          <w:color w:val="3A3A3A"/>
+        </w:rPr>
+      </w:pPr>
+      <w:r>
+        <w:rPr>
+          <w:rFonts w:ascii="Arial" w:eastAsia="Avenir" w:hAnsi="Arial" w:cs="Arial"/>
+          <w:b/>
+          <w:noProof/>
+          <w:color w:val="3A3A3A"/>
+        </w:rPr>
+        <w:drawing>
+          <wp:inline distT="0" distB="0" distL="0" distR="0" wp14:anchorId="0AF319AA" wp14:editId="3E1CA1FC">
+            <wp:extent cx="5600700" cy="2280285"/>
+            <wp:effectExtent l="0" t="0" r="0" b="5715"/>
+            <wp:docPr id="1523635055" name="Imagen 1"/>
+            <wp:cNvGraphicFramePr>
+              <a:graphicFrameLocks xmlns:a="http://schemas.openxmlformats.org/drawingml/2006/main" noChangeAspect="1"/>
+            </wp:cNvGraphicFramePr>
+            <a:graphic xmlns:a="http://schemas.openxmlformats.org/drawingml/2006/main">
+              <a:graphicData uri="http://schemas.openxmlformats.org/drawingml/2006/picture">
+                <pic:pic xmlns:pic="http://schemas.openxmlformats.org/drawingml/2006/picture">
+                  <pic:nvPicPr>
+                    <pic:cNvPr id="1523635055" name=""/>
+                    <pic:cNvPicPr/>
+                  </pic:nvPicPr>
+                  <pic:blipFill rotWithShape="1">
+                    <a:blip r:embed="rId9"/>
+                    <a:srcRect l="951"/>
+                    <a:stretch>
+                      <a:fillRect/>
+                    </a:stretch>
+                  </pic:blipFill>
+                  <pic:spPr bwMode="auto">
+                    <a:xfrm>
+                      <a:off x="0" y="0"/>
+                      <a:ext cx="5600700" cy="2280285"/>
+                    </a:xfrm>
+                    <a:prstGeom prst="rect">
+                      <a:avLst/>
+                    </a:prstGeom>
+                    <a:ln>
+                      <a:noFill/>
+                    </a:ln>
+                    <a:extLst>
+                      <a:ext uri="{53640926-AAD7-44D8-BBD7-CCE9431645EC}">
+                        <a14:shadowObscured xmlns:a14="http://schemas.microsoft.com/office/drawing/2010/main"/>
+                      </a:ext>
+                    </a:extLst>
+                  </pic:spPr>
+                </pic:pic>
+              </a:graphicData>
+            </a:graphic>
+          </wp:inline>
+        </w:drawing>
+      </w:r>
+    </w:p>
+    <w:p>
+      <w:pPr>
+        <w:pBdr>
+          <w:top w:val="nil"/>
+          <w:left w:val="nil"/>
+          <w:bottom w:val="nil"/>
+          <w:right w:val="nil"/>
+          <w:between w:val="nil"/>
+        </w:pBdr>
+        <w:jc w:val="both"/>
+        <w:rPr>
+          <w:rFonts w:ascii="Arial" w:eastAsia="Avenir" w:hAnsi="Arial" w:cs="Arial"/>
+          <w:b/>
+          <w:color w:val="3A3A3A"/>
+        </w:rPr>
+      </w:pPr>
+      <w:r>
+        <w:rPr>
+          <w:rFonts w:ascii="Arial" w:eastAsia="Avenir" w:hAnsi="Arial" w:cs="Arial"/>
+          <w:b/>
+          <w:noProof/>
+          <w:color w:val="3A3A3A"/>
+        </w:rPr>
+        <w:drawing>
+          <wp:inline distT="0" distB="0" distL="0" distR="0" wp14:anchorId="26475AA4" wp14:editId="3A4C8BE7">
+            <wp:extent cx="5612130" cy="2153285"/>
+            <wp:effectExtent l="0" t="0" r="7620" b="0"/>
+            <wp:docPr id="138996868" name="Imagen 1"/>
+            <wp:cNvGraphicFramePr>
+              <a:graphicFrameLocks xmlns:a="http://schemas.openxmlformats.org/drawingml/2006/main" noChangeAspect="1"/>
+            </wp:cNvGraphicFramePr>
+            <a:graphic xmlns:a="http://schemas.openxmlformats.org/drawingml/2006/main">
+              <a:graphicData uri="http://schemas.openxmlformats.org/drawingml/2006/picture">
+                <pic:pic xmlns:pic="http://schemas.openxmlformats.org/drawingml/2006/picture">
+                  <pic:nvPicPr>
+                    <pic:cNvPr id="138996868" name=""/>
+                    <pic:cNvPicPr/>
+                  </pic:nvPicPr>
+                  <pic:blipFill>
+                    <a:blip r:embed="rId10"/>
+                    <a:stretch>
+                      <a:fillRect/>
+                    </a:stretch>
+                  </pic:blipFill>
+                  <pic:spPr>
+                    <a:xfrm>
+                      <a:off x="0" y="0"/>
+                      <a:ext cx="5612130" cy="2153285"/>
+                    </a:xfrm>
+                    <a:prstGeom prst="rect">
+                      <a:avLst/>
+                    </a:prstGeom>
+                  </pic:spPr>
+                </pic:pic>
+              </a:graphicData>
+            </a:graphic>
+          </wp:inline>
+        </w:drawing>
+      </w:r>
+    </w:p>
+    <w:p>
+      <w:pPr>
+        <w:pBdr>
+          <w:top w:val="nil"/>
+          <w:left w:val="nil"/>
+          <w:bottom w:val="nil"/>
+          <w:right w:val="nil"/>
+          <w:between w:val="nil"/>
+        </w:pBdr>
+        <w:jc w:val="both"/>
+        <w:rPr>
+          <w:rFonts w:ascii="Arial" w:eastAsia="Avenir" w:hAnsi="Arial" w:cs="Arial"/>
+          <w:b/>
+          <w:color w:val="3A3A3A"/>
+        </w:rPr>
+      </w:pPr>
+    </w:p>
+    <w:p>
+      <w:pPr>
+        <w:pBdr>
+          <w:top w:val="nil"/>
+          <w:left w:val="nil"/>
+          <w:bottom w:val="nil"/>
+          <w:right w:val="nil"/>
+          <w:between w:val="nil"/>
+        </w:pBdr>
+        <w:jc w:val="both"/>
+        <w:rPr>
+          <w:rFonts w:ascii="Arial" w:eastAsia="Avenir" w:hAnsi="Arial" w:cs="Arial"/>
+          <w:b/>
+          <w:color w:val="3A3A3A"/>
+        </w:rPr>
+      </w:pPr>
+    </w:p>
+    <w:p>
+      <w:pPr>
+        <w:pBdr>
+          <w:top w:val="nil"/>
+          <w:left w:val="nil"/>
+          <w:bottom w:val="nil"/>
+          <w:right w:val="nil"/>
+          <w:between w:val="nil"/>
+        </w:pBdr>
+        <w:jc w:val="both"/>
+        <w:rPr>
+          <w:rFonts w:ascii="Arial" w:eastAsia="Avenir" w:hAnsi="Arial" w:cs="Arial"/>
+          <w:b/>
+          <w:color w:val="3A3A3A"/>
+        </w:rPr>
+      </w:pPr>
+    </w:p>
+    <w:p>
+      <w:pPr>
+        <w:pBdr>
+          <w:top w:val="nil"/>
+          <w:left w:val="nil"/>
+          <w:bottom w:val="nil"/>
+          <w:right w:val="nil"/>
+          <w:between w:val="nil"/>
+        </w:pBdr>
+        <w:jc w:val="both"/>
+        <w:rPr>
+          <w:rFonts w:ascii="Arial" w:eastAsia="Avenir" w:hAnsi="Arial" w:cs="Arial"/>
+          <w:b/>
+          <w:color w:val="3A3A3A"/>
+        </w:rPr>
+      </w:pPr>
+    </w:p>
+    <w:p>
+      <w:pPr>
+        <w:pBdr>
+          <w:top w:val="nil"/>
+          <w:left w:val="nil"/>
+          <w:bottom w:val="nil"/>
+          <w:right w:val="nil"/>
+          <w:between w:val="nil"/>
+        </w:pBdr>
+        <w:jc w:val="both"/>
+        <w:rPr>
+          <w:rFonts w:ascii="Arial" w:eastAsia="Avenir" w:hAnsi="Arial" w:cs="Arial"/>
+          <w:b/>
+          <w:color w:val="3A3A3A"/>
+        </w:rPr>
+      </w:pPr>
+    </w:p>
+    <w:p>
+      <w:pPr>
+        <w:pBdr>
+          <w:top w:val="nil"/>
+          <w:left w:val="nil"/>
+          <w:bottom w:val="nil"/>
+          <w:right w:val="nil"/>
+          <w:between w:val="nil"/>
+        </w:pBdr>
+        <w:jc w:val="both"/>
+        <w:rPr>
+          <w:rFonts w:ascii="Arial" w:eastAsia="Avenir" w:hAnsi="Arial" w:cs="Arial"/>
+          <w:b/>
+          <w:color w:val="3A3A3A"/>
+        </w:rPr>
+      </w:pPr>
+    </w:p>
+    <w:p>
+      <w:pPr>
+        <w:pBdr>
+          <w:top w:val="nil"/>
+          <w:left w:val="nil"/>
+          <w:bottom w:val="nil"/>
+          <w:right w:val="nil"/>
+          <w:between w:val="nil"/>
+        </w:pBdr>
+        <w:jc w:val="both"/>
+        <w:rPr>
+          <w:rFonts w:ascii="Arial" w:eastAsia="Avenir" w:hAnsi="Arial" w:cs="Arial"/>
+          <w:b/>
+          <w:color w:val="3A3A3A"/>
+        </w:rPr>
+      </w:pPr>
+    </w:p>
+    <w:p>
+      <w:pPr>
+        <w:pBdr>
+          <w:top w:val="nil"/>
+          <w:left w:val="nil"/>
+          <w:bottom w:val="nil"/>
+          <w:right w:val="nil"/>
+          <w:between w:val="nil"/>
+        </w:pBdr>
+        <w:jc w:val="both"/>
+        <w:rPr>
+          <w:rFonts w:ascii="Arial" w:eastAsia="Avenir" w:hAnsi="Arial" w:cs="Arial"/>
+          <w:b/>
+          <w:color w:val="3A3A3A"/>
+        </w:rPr>
+      </w:pPr>
+    </w:p>
+    <w:p>
+      <w:pPr>
+        <w:pBdr>
+          <w:top w:val="nil"/>
+          <w:left w:val="nil"/>
+          <w:bottom w:val="nil"/>
+          <w:right w:val="nil"/>
+          <w:between w:val="nil"/>
+        </w:pBdr>
+        <w:jc w:val="both"/>
+        <w:rPr>
+          <w:rFonts w:ascii="Arial" w:eastAsia="Avenir" w:hAnsi="Arial" w:cs="Arial"/>
+          <w:b/>
+          <w:color w:val="3A3A3A"/>
+        </w:rPr>
+      </w:pPr>
+    </w:p>
+    <w:p>
+      <w:pPr>
+        <w:pBdr>
+          <w:top w:val="nil"/>
+          <w:left w:val="nil"/>
+          <w:bottom w:val="nil"/>
+          <w:right w:val="nil"/>
+          <w:between w:val="nil"/>
+        </w:pBdr>
+        <w:jc w:val="both"/>
+        <w:rPr>
+          <w:rFonts w:ascii="Arial" w:eastAsia="Avenir" w:hAnsi="Arial" w:cs="Arial"/>
+          <w:b/>
+          <w:color w:val="3A3A3A"/>
+        </w:rPr>
+      </w:pPr>
+    </w:p>
+    <w:p>
+      <w:pPr>
+        <w:pBdr>
+          <w:top w:val="nil"/>
+          <w:left w:val="nil"/>
+          <w:bottom w:val="nil"/>
+          <w:right w:val="nil"/>
+          <w:between w:val="nil"/>
+        </w:pBdr>
+        <w:jc w:val="both"/>
+        <w:rPr>
+          <w:rFonts w:ascii="Arial" w:eastAsia="Avenir" w:hAnsi="Arial" w:cs="Arial"/>
+          <w:b/>
+          <w:color w:val="3A3A3A"/>
+        </w:rPr>
+      </w:pPr>
+    </w:p>
+    <w:p>
+      <w:pPr>
+        <w:pBdr>
+          <w:top w:val="nil"/>
+          <w:left w:val="nil"/>
+          <w:bottom w:val="nil"/>
+          <w:right w:val="nil"/>
+          <w:between w:val="nil"/>
+        </w:pBdr>
+        <w:jc w:val="both"/>
+        <w:rPr>
+          <w:rFonts w:ascii="Arial" w:eastAsia="Avenir" w:hAnsi="Arial" w:cs="Arial"/>
+          <w:b/>
+          <w:color w:val="3A3A3A"/>
+        </w:rPr>
+      </w:pPr>
+    </w:p>
+    <w:p>
+      <w:pPr>
+        <w:pBdr>
+          <w:top w:val="nil"/>
+          <w:left w:val="nil"/>
+          <w:bottom w:val="nil"/>
+          <w:right w:val="nil"/>
+          <w:between w:val="nil"/>
+        </w:pBdr>
+        <w:jc w:val="both"/>
+        <w:rPr>
+          <w:rFonts w:ascii="Arial" w:eastAsia="Avenir" w:hAnsi="Arial" w:cs="Arial"/>
+          <w:b/>
+          <w:color w:val="3A3A3A"/>
+        </w:rPr>
+      </w:pPr>
+    </w:p>
+    <w:p>
+      <w:pPr>
+        <w:pBdr>
+          <w:top w:val="nil"/>
+          <w:left w:val="nil"/>
+          <w:bottom w:val="nil"/>
+          <w:right w:val="nil"/>
+          <w:between w:val="nil"/>
+        </w:pBdr>
+        <w:jc w:val="both"/>
+        <w:rPr>
+          <w:rFonts w:ascii="Arial" w:eastAsia="Avenir" w:hAnsi="Arial" w:cs="Arial"/>
+          <w:b/>
+          <w:color w:val="3A3A3A"/>
+        </w:rPr>
+      </w:pPr>
+    </w:p>
+    <w:p>
+      <w:pPr>
+        <w:pStyle w:val="Listaconvietas"/>
+        <w:tabs>
+          <w:tab w:val="num" w:pos="360"/>
+        </w:tabs>
+        <w:spacing w:after="60" w:line="252" w:lineRule="auto"/>
+        <w:ind w:left="360" w:hanging="360"/>
+      </w:pPr>
+      <w:r>
+        <w:rPr>
+          <w:color w:val="000000"/>
+          <w:lang w:val="es-SV"/>
+        </w:rPr>
+        <w:t xml:space="preserve">Agregar trazabilidad de extremo a extremo: requisito/control → caso de prueba → evidencia → resultado → incidencia/corrección → nueva ejecución. </w:t>
+      </w:r>
+      <w:r>
+        <w:rPr>
+          <w:color w:val="000000"/>
+        </w:rPr>
+        <w:t>Esto convierte las capturas en evidencia auditable.</w:t>
+      </w:r>
+    </w:p>
+    <w:p>
+      <w:pPr>
+        <w:pBdr>
+          <w:top w:val="nil"/>
+          <w:left w:val="nil"/>
+          <w:bottom w:val="nil"/>
+          <w:right w:val="nil"/>
+          <w:between w:val="nil"/>
+        </w:pBdr>
+        <w:jc w:val="both"/>
+        <w:rPr>
+          <w:rFonts w:ascii="Arial" w:eastAsia="Avenir" w:hAnsi="Arial" w:cs="Arial"/>
+          <w:b/>
+          <w:color w:val="3A3A3A"/>
+        </w:rPr>
+      </w:pPr>
+    </w:p>
+    <w:p>
+      <w:pPr>
+        <w:pBdr>
+          <w:top w:val="nil"/>
+          <w:left w:val="nil"/>
+          <w:bottom w:val="nil"/>
+          <w:right w:val="nil"/>
+          <w:between w:val="nil"/>
+        </w:pBdr>
+        <w:jc w:val="both"/>
+        <w:rPr>
+          <w:rFonts w:ascii="Arial" w:eastAsia="Avenir" w:hAnsi="Arial" w:cs="Arial"/>
+          <w:b/>
+          <w:color w:val="3A3A3A"/>
+        </w:rPr>
+      </w:pPr>
+      <w:r>
+        <w:rPr>
+          <w:rFonts w:ascii="Arial" w:eastAsia="Avenir" w:hAnsi="Arial" w:cs="Arial"/>
+          <w:b/>
+          <w:noProof/>
+          <w:color w:val="3A3A3A"/>
+        </w:rPr>
+        <w:drawing>
+          <wp:inline distT="0" distB="0" distL="0" distR="0" wp14:anchorId="3D475079" wp14:editId="4E84EDFB">
+            <wp:extent cx="5951220" cy="3360420"/>
+            <wp:effectExtent l="38100" t="38100" r="30480" b="30480"/>
+            <wp:docPr id="1334414632" name="Imagen 1"/>
+            <wp:cNvGraphicFramePr>
+              <a:graphicFrameLocks xmlns:a="http://schemas.openxmlformats.org/drawingml/2006/main" noChangeAspect="1"/>
+            </wp:cNvGraphicFramePr>
+            <a:graphic xmlns:a="http://schemas.openxmlformats.org/drawingml/2006/main">
+              <a:graphicData uri="http://schemas.openxmlformats.org/drawingml/2006/picture">
+                <pic:pic xmlns:pic="http://schemas.openxmlformats.org/drawingml/2006/picture">
+                  <pic:nvPicPr>
+                    <pic:cNvPr id="1334414632" name=""/>
+                    <pic:cNvPicPr/>
+                  </pic:nvPicPr>
+                  <pic:blipFill>
+                    <a:blip r:embed="rId11"/>
+                    <a:stretch>
+                      <a:fillRect/>
+                    </a:stretch>
+                  </pic:blipFill>
+                  <pic:spPr>
+                    <a:xfrm>
+                      <a:off x="0" y="0"/>
+                      <a:ext cx="5951220" cy="3360420"/>
+                    </a:xfrm>
+                    <a:prstGeom prst="rect">
+                      <a:avLst/>
+                    </a:prstGeom>
+                    <a:ln w="28575">
+                      <a:solidFill>
+                        <a:schemeClr val="tx1"/>
+                      </a:solidFill>
+                    </a:ln>
+                  </pic:spPr>
+                </pic:pic>
+              </a:graphicData>
+            </a:graphic>
+          </wp:inline>
+        </w:drawing>
+      </w:r>
+    </w:p>
+    <w:p>
+      <w:pPr>
+        <w:pBdr>
+          <w:top w:val="nil"/>
+          <w:left w:val="nil"/>
+          <w:bottom w:val="nil"/>
+          <w:right w:val="nil"/>
+          <w:between w:val="nil"/>
+        </w:pBdr>
+        <w:jc w:val="both"/>
+        <w:rPr>
+          <w:rFonts w:ascii="Arial" w:eastAsia="Avenir" w:hAnsi="Arial" w:cs="Arial"/>
+          <w:b/>
+          <w:color w:val="3A3A3A"/>
+        </w:rPr>
+      </w:pPr>
+    </w:p>
+    <w:p>
+      <w:pPr>
+        <w:pBdr>
+          <w:top w:val="nil"/>
+          <w:left w:val="nil"/>
+          <w:bottom w:val="nil"/>
+          <w:right w:val="nil"/>
+          <w:between w:val="nil"/>
+        </w:pBdr>
+        <w:jc w:val="both"/>
+        <w:rPr>
+          <w:rFonts w:ascii="Arial" w:eastAsia="Avenir" w:hAnsi="Arial" w:cs="Arial"/>
+          <w:b/>
+          <w:color w:val="3A3A3A"/>
+        </w:rPr>
+      </w:pPr>
+    </w:p>
+    <w:p>
+      <w:pPr>
+        <w:pStyle w:val="Listaconvietas"/>
+        <w:tabs>
+          <w:tab w:val="num" w:pos="360"/>
+        </w:tabs>
+        <w:spacing w:after="60" w:line="252" w:lineRule="auto"/>
+        <w:ind w:left="360" w:hanging="360"/>
+        <w:rPr>
+          <w:lang w:val="es-SV"/>
+        </w:rPr>
+      </w:pPr>
+      <w:r>
+        <w:rPr>
+          <w:color w:val="000000"/>
+          <w:lang w:val="es-SV"/>
+        </w:rPr>
+        <w:t>Depurar el documento antes de fase final: corregir rótulos como “Adminsitrativo”, evitar capturas repetidas y homogenizar nombres de artefactos y rutas.</w:t>
+      </w:r>
+    </w:p>
+    <w:p>
+      <w:pPr>
+        <w:pBdr>
+          <w:top w:val="nil"/>
+          <w:left w:val="nil"/>
+          <w:bottom w:val="nil"/>
+          <w:right w:val="nil"/>
+          <w:between w:val="nil"/>
+        </w:pBdr>
+        <w:jc w:val="both"/>
+        <w:rPr>
+          <w:rFonts w:ascii="Arial" w:eastAsia="Avenir" w:hAnsi="Arial" w:cs="Arial"/>
+          <w:b/>
+          <w:color w:val="3A3A3A"/>
+        </w:rPr>
+      </w:pPr>
+    </w:p>
+    <w:p>
+      <w:pPr>
+        <w:pBdr>
+          <w:top w:val="nil"/>
+          <w:left w:val="nil"/>
+          <w:bottom w:val="nil"/>
+          <w:right w:val="nil"/>
+          <w:between w:val="nil"/>
+        </w:pBdr>
+        <w:jc w:val="center"/>
+        <w:rPr>
+          <w:rFonts w:ascii="Arial" w:eastAsia="Avenir" w:hAnsi="Arial" w:cs="Arial"/>
+          <w:b/>
+          <w:color w:val="3A3A3A"/>
+        </w:rPr>
+      </w:pPr>
+      <w:r>
+        <w:rPr>
+          <w:rFonts w:ascii="Arial" w:eastAsia="Avenir" w:hAnsi="Arial" w:cs="Arial"/>
+          <w:b/>
+          <w:noProof/>
+          <w:color w:val="3A3A3A"/>
+        </w:rPr>
+        <w:drawing>
+          <wp:inline distT="0" distB="0" distL="0" distR="0" wp14:anchorId="50B27F9E" wp14:editId="305E2224">
+            <wp:extent cx="4503420" cy="2674638"/>
+            <wp:effectExtent l="0" t="0" r="0" b="0"/>
+            <wp:docPr id="664773377" name="Imagen 1"/>
+            <wp:cNvGraphicFramePr>
+              <a:graphicFrameLocks xmlns:a="http://schemas.openxmlformats.org/drawingml/2006/main" noChangeAspect="1"/>
+            </wp:cNvGraphicFramePr>
+            <a:graphic xmlns:a="http://schemas.openxmlformats.org/drawingml/2006/main">
+              <a:graphicData uri="http://schemas.openxmlformats.org/drawingml/2006/picture">
+                <pic:pic xmlns:pic="http://schemas.openxmlformats.org/drawingml/2006/picture">
+                  <pic:nvPicPr>
+                    <pic:cNvPr id="664773377" name=""/>
+                    <pic:cNvPicPr/>
+                  </pic:nvPicPr>
+                  <pic:blipFill>
+                    <a:blip r:embed="rId12"/>
+                    <a:stretch>
+                      <a:fillRect/>
+                    </a:stretch>
+                  </pic:blipFill>
+                  <pic:spPr>
+                    <a:xfrm>
+                      <a:off x="0" y="0"/>
+                      <a:ext cx="4511512" cy="2679444"/>
+                    </a:xfrm>
+                    <a:prstGeom prst="rect">
+                      <a:avLst/>
+                    </a:prstGeom>
+                  </pic:spPr>
+                </pic:pic>
+              </a:graphicData>
+            </a:graphic>
+          </wp:inline>
+        </w:drawing>
+      </w:r>
+    </w:p>
+    <w:p>
+      <w:pPr>
+        <w:pBdr>
+          <w:top w:val="nil"/>
+          <w:left w:val="nil"/>
+          <w:bottom w:val="nil"/>
+          <w:right w:val="nil"/>
+          <w:between w:val="nil"/>
+        </w:pBdr>
+        <w:jc w:val="both"/>
+        <w:rPr>
+          <w:rFonts w:ascii="Arial" w:eastAsia="Avenir" w:hAnsi="Arial" w:cs="Arial"/>
+          <w:b/>
+          <w:color w:val="3A3A3A"/>
+        </w:rPr>
+      </w:pPr>
+    </w:p>
+    <w:p>
+      <w:pPr>
+        <w:pBdr>
+          <w:top w:val="nil"/>
+          <w:left w:val="nil"/>
+          <w:bottom w:val="nil"/>
+          <w:right w:val="nil"/>
+          <w:between w:val="nil"/>
+        </w:pBdr>
+        <w:jc w:val="both"/>
+        <w:rPr>
+          <w:rFonts w:ascii="Arial" w:eastAsia="Avenir" w:hAnsi="Arial" w:cs="Arial"/>
+          <w:b/>
+          <w:color w:val="3A3A3A"/>
+        </w:rPr>
+      </w:pPr>
+    </w:p>
+    <w:p>
+      <w:pPr>
+        <w:pBdr>
+          <w:top w:val="nil"/>
+          <w:left w:val="nil"/>
+          <w:bottom w:val="nil"/>
+          <w:right w:val="nil"/>
+          <w:between w:val="nil"/>
+        </w:pBdr>
+        <w:jc w:val="both"/>
+        <w:rPr>
+          <w:rFonts w:ascii="Arial" w:eastAsia="Avenir" w:hAnsi="Arial" w:cs="Arial"/>
+          <w:b/>
+          <w:color w:val="3A3A3A"/>
+        </w:rPr>
+      </w:pPr>
+    </w:p>
+    <w:p>
+      <w:pPr>
+        <w:pBdr>
+          <w:top w:val="nil"/>
+          <w:left w:val="nil"/>
+          <w:bottom w:val="nil"/>
+          <w:right w:val="nil"/>
+          <w:between w:val="nil"/>
+        </w:pBdr>
+        <w:jc w:val="both"/>
+        <w:rPr>
           <w:rFonts w:ascii="Arial" w:eastAsia="Avenir" w:hAnsi="Arial" w:cs="Arial"/>
           <w:b/>
           <w:color w:val="3A3A3A"/>
@@ -5474,7 +6138,7 @@
         </w:rPr>
         <w:t xml:space="preserve"> </w:t>
       </w:r>
-      <w:hyperlink r:id="rId9" w:history="1">
+      <w:hyperlink r:id="rId13" w:history="1">
         <w:r>
           <w:rPr>
             <w:rStyle w:val="Hipervnculo"/>
@@ -5554,7 +6218,6 @@
         </w:rPr>
         <w:t xml:space="preserve">: </w:t>
       </w:r>
-      <w:proofErr w:type="gramStart"/>
       <w:r>
         <w:rPr>
           <w:rFonts w:ascii="Arial" w:hAnsi="Arial" w:cs="Arial"/>
@@ -5564,7 +6227,6 @@
         </w:rPr>
         <w:t>Link</w:t>
       </w:r>
-      <w:proofErr w:type="gramEnd"/>
     </w:p>
     <w:p>
       <w:pPr>
@@ -5639,7 +6301,7 @@
         </w:rPr>
         <w:t xml:space="preserve"> </w:t>
       </w:r>
-      <w:hyperlink r:id="rId10" w:history="1">
+      <w:hyperlink r:id="rId14" w:history="1">
         <w:r>
           <w:rPr>
             <w:rStyle w:val="Hipervnculo"/>
@@ -5712,7 +6374,7 @@
         </w:rPr>
         <w:t xml:space="preserve"> </w:t>
       </w:r>
-      <w:hyperlink r:id="rId11" w:history="1">
+      <w:hyperlink r:id="rId15" w:history="1">
         <w:r>
           <w:rPr>
             <w:rStyle w:val="Hipervnculo"/>
@@ -5801,7 +6463,7 @@
       </w:pPr>
     </w:p>
     <w:sectPr>
-      <w:headerReference w:type="default" r:id="rId12"/>
+      <w:headerReference w:type="default" r:id="rId16"/>
       <w:pgSz w:w="12240" w:h="15840"/>
       <w:pgMar w:top="1417" w:right="1701" w:bottom="1417" w:left="1701" w:header="708" w:footer="708" w:gutter="0"/>
       <w:pgNumType w:start="1"/>
@@ -5812,7 +6474,7 @@
 </file>
 
 <file path=word/endnotes.xml><?xml version="1.0" encoding="utf-8"?>
-<w:endnotes xmlns:wpc="http://schemas.microsoft.com/office/word/2010/wordprocessingCanvas" xmlns:cx="http://schemas.microsoft.com/office/drawing/2014/chartex" xmlns:cx1="http://schemas.microsoft.com/office/drawing/2015/9/8/chartex" xmlns:cx2="http://schemas.microsoft.com/office/drawing/2015/10/21/chartex" xmlns:cx3="http://schemas.microsoft.com/office/drawing/2016/5/9/chartex" xmlns:cx4="http://schemas.microsoft.com/office/drawing/2016/5/10/chartex" xmlns:cx5="http://schemas.microsoft.com/office/drawing/2016/5/11/chartex" xmlns:cx6="http://schemas.microsoft.com/office/drawing/2016/5/12/chartex" xmlns:cx7="http://schemas.microsoft.com/office/drawing/2016/5/13/chartex" xmlns:cx8="http://schemas.microsoft.com/office/drawing/2016/5/14/chartex" xmlns:mc="http://schemas.openxmlformats.org/markup-compatibility/2006" xmlns:aink="http://schemas.microsoft.com/office/drawing/2016/ink" xmlns:am3d="http://schemas.microsoft.com/office/drawing/2017/model3d" xmlns:o="urn:schemas-microsoft-com:office:office" xmlns:oel="http://schemas.microsoft.com/office/2019/extlst" xmlns:r="http://schemas.openxmlformats.org/officeDocument/2006/relationships" xmlns:m="http://schemas.openxmlformats.org/officeDocument/2006/math" xmlns:v="urn:schemas-microsoft-com:vml" xmlns:wp14="http://schemas.microsoft.com/office/word/2010/wordprocessingDrawing" xmlns:wp="http://schemas.openxmlformats.org/drawingml/2006/wordprocessingDrawing" xmlns:w10="urn:schemas-microsoft-com:office:word" xmlns:w="http://schemas.openxmlformats.org/wordprocessingml/2006/main" xmlns:w14="http://schemas.microsoft.com/office/word/2010/wordml" xmlns:w15="http://schemas.microsoft.com/office/word/2012/wordml" xmlns:w16cex="http://schemas.microsoft.com/office/word/2018/wordml/cex" xmlns:w16cid="http://schemas.microsoft.com/office/word/2016/wordml/cid" xmlns:w16="http://schemas.microsoft.com/office/word/2018/wordml" xmlns:w16du="http://schemas.microsoft.com/office/word/2023/wordml/word16du" xmlns:w16sdtdh="http://schemas.microsoft.com/office/word/2020/wordml/sdtdatahash" xmlns:w16sdtfl="http://schemas.microsoft.com/office/word/2024/wordml/sdtformatlock" xmlns:w16se="http://schemas.microsoft.com/office/word/2015/wordml/symex" xmlns:wpg="http://schemas.microsoft.com/office/word/2010/wordprocessingGroup" xmlns:wpi="http://schemas.microsoft.com/office/word/2010/wordprocessingInk" xmlns:wne="http://schemas.microsoft.com/office/word/2006/wordml" xmlns:wps="http://schemas.microsoft.com/office/word/2010/wordprocessingShape" mc:Ignorable="w14 w15 w16se w16cid w16 w16cex w16sdtdh w16sdtfl w16du wp14">
+<w:endnotes xmlns:wpc="http://schemas.microsoft.com/office/word/2010/wordprocessingCanvas" xmlns:cx="http://schemas.microsoft.com/office/drawing/2014/chartex" xmlns:cx1="http://schemas.microsoft.com/office/drawing/2015/9/8/chartex" xmlns:cx2="http://schemas.microsoft.com/office/drawing/2015/10/21/chartex" xmlns:cx3="http://schemas.microsoft.com/office/drawing/2016/5/9/chartex" xmlns:cx4="http://schemas.microsoft.com/office/drawing/2016/5/10/chartex" xmlns:cx5="http://schemas.microsoft.com/office/drawing/2016/5/11/chartex" xmlns:cx6="http://schemas.microsoft.com/office/drawing/2016/5/12/chartex" xmlns:cx7="http://schemas.microsoft.com/office/drawing/2016/5/13/chartex" xmlns:cx8="http://schemas.microsoft.com/office/drawing/2016/5/14/chartex" xmlns:mc="http://schemas.openxmlformats.org/markup-compatibility/2006" xmlns:aink="http://schemas.microsoft.com/office/drawing/2016/ink" xmlns:am3d="http://schemas.microsoft.com/office/drawing/2017/model3d" xmlns:o="urn:schemas-microsoft-com:office:office" xmlns:oel="http://schemas.microsoft.com/office/2019/extlst" xmlns:r="http://schemas.openxmlformats.org/officeDocument/2006/relationships" xmlns:m="http://schemas.openxmlformats.org/officeDocument/2006/math" xmlns:v="urn:schemas-microsoft-com:vml" xmlns:wp14="http://schemas.microsoft.com/office/word/2010/wordprocessingDrawing" xmlns:wp="http://schemas.openxmlformats.org/drawingml/2006/wordprocessingDrawing" xmlns:w10="urn:schemas-microsoft-com:office:word" xmlns:w="http://schemas.openxmlformats.org/wordprocessingml/2006/main" xmlns:w14="http://schemas.microsoft.com/office/word/2010/wordml" xmlns:w15="http://schemas.microsoft.com/office/word/2012/wordml" xmlns:w16cei="http://schemas.microsoft.com/office/word/2026/wordml/cei" xmlns:w16cex="http://schemas.microsoft.com/office/word/2018/wordml/cex" xmlns:w16cid="http://schemas.microsoft.com/office/word/2016/wordml/cid" xmlns:w16="http://schemas.microsoft.com/office/word/2018/wordml" xmlns:w16du="http://schemas.microsoft.com/office/word/2023/wordml/word16du" xmlns:w16sdtdh="http://schemas.microsoft.com/office/word/2020/wordml/sdtdatahash" xmlns:w16sdtfl="http://schemas.microsoft.com/office/word/2024/wordml/sdtformatlock" xmlns:w16se="http://schemas.microsoft.com/office/word/2015/wordml/symex" xmlns:wpg="http://schemas.microsoft.com/office/word/2010/wordprocessingGroup" xmlns:wpi="http://schemas.microsoft.com/office/word/2010/wordprocessingInk" xmlns:wne="http://schemas.microsoft.com/office/word/2006/wordml" xmlns:wps="http://schemas.microsoft.com/office/word/2010/wordprocessingShape" mc:Ignorable="w14 w15 w16se w16cid w16 w16cex w16sdtdh w16sdtfl w16du wp14">
   <w:endnote w:type="separator" w:id="-1">
     <w:p>
       <w:r>
@@ -5831,7 +6493,7 @@
 </file>
 
 <file path=word/footnotes.xml><?xml version="1.0" encoding="utf-8"?>
-<w:footnotes xmlns:wpc="http://schemas.microsoft.com/office/word/2010/wordprocessingCanvas" xmlns:cx="http://schemas.microsoft.com/office/drawing/2014/chartex" xmlns:cx1="http://schemas.microsoft.com/office/drawing/2015/9/8/chartex" xmlns:cx2="http://schemas.microsoft.com/office/drawing/2015/10/21/chartex" xmlns:cx3="http://schemas.microsoft.com/office/drawing/2016/5/9/chartex" xmlns:cx4="http://schemas.microsoft.com/office/drawing/2016/5/10/chartex" xmlns:cx5="http://schemas.microsoft.com/office/drawing/2016/5/11/chartex" xmlns:cx6="http://schemas.microsoft.com/office/drawing/2016/5/12/chartex" xmlns:cx7="http://schemas.microsoft.com/office/drawing/2016/5/13/chartex" xmlns:cx8="http://schemas.microsoft.com/office/drawing/2016/5/14/chartex" xmlns:mc="http://schemas.openxmlformats.org/markup-compatibility/2006" xmlns:aink="http://schemas.microsoft.com/office/drawing/2016/ink" xmlns:am3d="http://schemas.microsoft.com/office/drawing/2017/model3d" xmlns:o="urn:schemas-microsoft-com:office:office" xmlns:oel="http://schemas.microsoft.com/office/2019/extlst" xmlns:r="http://schemas.openxmlformats.org/officeDocument/2006/relationships" xmlns:m="http://schemas.openxmlformats.org/officeDocument/2006/math" xmlns:v="urn:schemas-microsoft-com:vml" xmlns:wp14="http://schemas.microsoft.com/office/word/2010/wordprocessingDrawing" xmlns:wp="http://schemas.openxmlformats.org/drawingml/2006/wordprocessingDrawing" xmlns:w10="urn:schemas-microsoft-com:office:word" xmlns:w="http://schemas.openxmlformats.org/wordprocessingml/2006/main" xmlns:w14="http://schemas.microsoft.com/office/word/2010/wordml" xmlns:w15="http://schemas.microsoft.com/office/word/2012/wordml" xmlns:w16cex="http://schemas.microsoft.com/office/word/2018/wordml/cex" xmlns:w16cid="http://schemas.microsoft.com/office/word/2016/wordml/cid" xmlns:w16="http://schemas.microsoft.com/office/word/2018/wordml" xmlns:w16du="http://schemas.microsoft.com/office/word/2023/wordml/word16du" xmlns:w16sdtdh="http://schemas.microsoft.com/office/word/2020/wordml/sdtdatahash" xmlns:w16sdtfl="http://schemas.microsoft.com/office/word/2024/wordml/sdtformatlock" xmlns:w16se="http://schemas.microsoft.com/office/word/2015/wordml/symex" xmlns:wpg="http://schemas.microsoft.com/office/word/2010/wordprocessingGroup" xmlns:wpi="http://schemas.microsoft.com/office/word/2010/wordprocessingInk" xmlns:wne="http://schemas.microsoft.com/office/word/2006/wordml" xmlns:wps="http://schemas.microsoft.com/office/word/2010/wordprocessingShape" mc:Ignorable="w14 w15 w16se w16cid w16 w16cex w16sdtdh w16sdtfl w16du wp14">
+<w:footnotes xmlns:wpc="http://schemas.microsoft.com/office/word/2010/wordprocessingCanvas" xmlns:cx="http://schemas.microsoft.com/office/drawing/2014/chartex" xmlns:cx1="http://schemas.microsoft.com/office/drawing/2015/9/8/chartex" xmlns:cx2="http://schemas.microsoft.com/office/drawing/2015/10/21/chartex" xmlns:cx3="http://schemas.microsoft.com/office/drawing/2016/5/9/chartex" xmlns:cx4="http://schemas.microsoft.com/office/drawing/2016/5/10/chartex" xmlns:cx5="http://schemas.microsoft.com/office/drawing/2016/5/11/chartex" xmlns:cx6="http://schemas.microsoft.com/office/drawing/2016/5/12/chartex" xmlns:cx7="http://schemas.microsoft.com/office/drawing/2016/5/13/chartex" xmlns:cx8="http://schemas.microsoft.com/office/drawing/2016/5/14/chartex" xmlns:mc="http://schemas.openxmlformats.org/markup-compatibility/2006" xmlns:aink="http://schemas.microsoft.com/office/drawing/2016/ink" xmlns:am3d="http://schemas.microsoft.com/office/drawing/2017/model3d" xmlns:o="urn:schemas-microsoft-com:office:office" xmlns:oel="http://schemas.microsoft.com/office/2019/extlst" xmlns:r="http://schemas.openxmlformats.org/officeDocument/2006/relationships" xmlns:m="http://schemas.openxmlformats.org/officeDocument/2006/math" xmlns:v="urn:schemas-microsoft-com:vml" xmlns:wp14="http://schemas.microsoft.com/office/word/2010/wordprocessingDrawing" xmlns:wp="http://schemas.openxmlformats.org/drawingml/2006/wordprocessingDrawing" xmlns:w10="urn:schemas-microsoft-com:office:word" xmlns:w="http://schemas.openxmlformats.org/wordprocessingml/2006/main" xmlns:w14="http://schemas.microsoft.com/office/word/2010/wordml" xmlns:w15="http://schemas.microsoft.com/office/word/2012/wordml" xmlns:w16cei="http://schemas.microsoft.com/office/word/2026/wordml/cei" xmlns:w16cex="http://schemas.microsoft.com/office/word/2018/wordml/cex" xmlns:w16cid="http://schemas.microsoft.com/office/word/2016/wordml/cid" xmlns:w16="http://schemas.microsoft.com/office/word/2018/wordml" xmlns:w16du="http://schemas.microsoft.com/office/word/2023/wordml/word16du" xmlns:w16sdtdh="http://schemas.microsoft.com/office/word/2020/wordml/sdtdatahash" xmlns:w16sdtfl="http://schemas.microsoft.com/office/word/2024/wordml/sdtformatlock" xmlns:w16se="http://schemas.microsoft.com/office/word/2015/wordml/symex" xmlns:wpg="http://schemas.microsoft.com/office/word/2010/wordprocessingGroup" xmlns:wpi="http://schemas.microsoft.com/office/word/2010/wordprocessingInk" xmlns:wne="http://schemas.microsoft.com/office/word/2006/wordml" xmlns:wps="http://schemas.microsoft.com/office/word/2010/wordprocessingShape" mc:Ignorable="w14 w15 w16se w16cid w16 w16cex w16sdtdh w16sdtfl w16du wp14">
   <w:footnote w:type="separator" w:id="-1">
     <w:p>
       <w:r>
@@ -5850,7 +6512,7 @@
 </file>
 
 <file path=word/header1.xml><?xml version="1.0" encoding="utf-8"?>
-<w:hdr xmlns:wpc="http://schemas.microsoft.com/office/word/2010/wordprocessingCanvas" xmlns:cx="http://schemas.microsoft.com/office/drawing/2014/chartex" xmlns:cx1="http://schemas.microsoft.com/office/drawing/2015/9/8/chartex" xmlns:cx2="http://schemas.microsoft.com/office/drawing/2015/10/21/chartex" xmlns:cx3="http://schemas.microsoft.com/office/drawing/2016/5/9/chartex" xmlns:cx4="http://schemas.microsoft.com/office/drawing/2016/5/10/chartex" xmlns:cx5="http://schemas.microsoft.com/office/drawing/2016/5/11/chartex" xmlns:cx6="http://schemas.microsoft.com/office/drawing/2016/5/12/chartex" xmlns:cx7="http://schemas.microsoft.com/office/drawing/2016/5/13/chartex" xmlns:cx8="http://schemas.microsoft.com/office/drawing/2016/5/14/chartex" xmlns:mc="http://schemas.openxmlformats.org/markup-compatibility/2006" xmlns:aink="http://schemas.microsoft.com/office/drawing/2016/ink" xmlns:am3d="http://schemas.microsoft.com/office/drawing/2017/model3d" xmlns:o="urn:schemas-microsoft-com:office:office" xmlns:oel="http://schemas.microsoft.com/office/2019/extlst" xmlns:r="http://schemas.openxmlformats.org/officeDocument/2006/relationships" xmlns:m="http://schemas.openxmlformats.org/officeDocument/2006/math" xmlns:v="urn:schemas-microsoft-com:vml" xmlns:wp14="http://schemas.microsoft.com/office/word/2010/wordprocessingDrawing" xmlns:wp="http://schemas.openxmlformats.org/drawingml/2006/wordprocessingDrawing" xmlns:w10="urn:schemas-microsoft-com:office:word" xmlns:w="http://schemas.openxmlformats.org/wordprocessingml/2006/main" xmlns:w14="http://schemas.microsoft.com/office/word/2010/wordml" xmlns:w15="http://schemas.microsoft.com/office/word/2012/wordml" xmlns:w16cex="http://schemas.microsoft.com/office/word/2018/wordml/cex" xmlns:w16cid="http://schemas.microsoft.com/office/word/2016/wordml/cid" xmlns:w16="http://schemas.microsoft.com/office/word/2018/wordml" xmlns:w16du="http://schemas.microsoft.com/office/word/2023/wordml/word16du" xmlns:w16sdtdh="http://schemas.microsoft.com/office/word/2020/wordml/sdtdatahash" xmlns:w16sdtfl="http://schemas.microsoft.com/office/word/2024/wordml/sdtformatlock" xmlns:w16se="http://schemas.microsoft.com/office/word/2015/wordml/symex" xmlns:wpg="http://schemas.microsoft.com/office/word/2010/wordprocessingGroup" xmlns:wpi="http://schemas.microsoft.com/office/word/2010/wordprocessingInk" xmlns:wne="http://schemas.microsoft.com/office/word/2006/wordml" xmlns:wps="http://schemas.microsoft.com/office/word/2010/wordprocessingShape" mc:Ignorable="w14 w15 w16se w16cid w16 w16cex w16sdtdh w16sdtfl w16du wp14">
+<w:hdr xmlns:wpc="http://schemas.microsoft.com/office/word/2010/wordprocessingCanvas" xmlns:cx="http://schemas.microsoft.com/office/drawing/2014/chartex" xmlns:cx1="http://schemas.microsoft.com/office/drawing/2015/9/8/chartex" xmlns:cx2="http://schemas.microsoft.com/office/drawing/2015/10/21/chartex" xmlns:cx3="http://schemas.microsoft.com/office/drawing/2016/5/9/chartex" xmlns:cx4="http://schemas.microsoft.com/office/drawing/2016/5/10/chartex" xmlns:cx5="http://schemas.microsoft.com/office/drawing/2016/5/11/chartex" xmlns:cx6="http://schemas.microsoft.com/office/drawing/2016/5/12/chartex" xmlns:cx7="http://schemas.microsoft.com/office/drawing/2016/5/13/chartex" xmlns:cx8="http://schemas.microsoft.com/office/drawing/2016/5/14/chartex" xmlns:mc="http://schemas.openxmlformats.org/markup-compatibility/2006" xmlns:aink="http://schemas.microsoft.com/office/drawing/2016/ink" xmlns:am3d="http://schemas.microsoft.com/office/drawing/2017/model3d" xmlns:o="urn:schemas-microsoft-com:office:office" xmlns:oel="http://schemas.microsoft.com/office/2019/extlst" xmlns:r="http://schemas.openxmlformats.org/officeDocument/2006/relationships" xmlns:m="http://schemas.openxmlformats.org/officeDocument/2006/math" xmlns:v="urn:schemas-microsoft-com:vml" xmlns:wp14="http://schemas.microsoft.com/office/word/2010/wordprocessingDrawing" xmlns:wp="http://schemas.openxmlformats.org/drawingml/2006/wordprocessingDrawing" xmlns:w10="urn:schemas-microsoft-com:office:word" xmlns:w="http://schemas.openxmlformats.org/wordprocessingml/2006/main" xmlns:w14="http://schemas.microsoft.com/office/word/2010/wordml" xmlns:w15="http://schemas.microsoft.com/office/word/2012/wordml" xmlns:w16cei="http://schemas.microsoft.com/office/word/2026/wordml/cei" xmlns:w16cex="http://schemas.microsoft.com/office/word/2018/wordml/cex" xmlns:w16cid="http://schemas.microsoft.com/office/word/2016/wordml/cid" xmlns:w16="http://schemas.microsoft.com/office/word/2018/wordml" xmlns:w16du="http://schemas.microsoft.com/office/word/2023/wordml/word16du" xmlns:w16sdtdh="http://schemas.microsoft.com/office/word/2020/wordml/sdtdatahash" xmlns:w16sdtfl="http://schemas.microsoft.com/office/word/2024/wordml/sdtformatlock" xmlns:w16se="http://schemas.microsoft.com/office/word/2015/wordml/symex" xmlns:wpg="http://schemas.microsoft.com/office/word/2010/wordprocessingGroup" xmlns:wpi="http://schemas.microsoft.com/office/word/2010/wordprocessingInk" xmlns:wne="http://schemas.microsoft.com/office/word/2006/wordml" xmlns:wps="http://schemas.microsoft.com/office/word/2010/wordprocessingShape" mc:Ignorable="w14 w15 w16se w16cid w16 w16cex w16sdtdh w16sdtfl w16du wp14">
   <w:p>
     <w:pPr>
       <w:pBdr>
@@ -5921,8 +6583,29 @@
 </file>
 
 <file path=word/numbering.xml><?xml version="1.0" encoding="utf-8"?>
-<w:numbering xmlns:wpc="http://schemas.microsoft.com/office/word/2010/wordprocessingCanvas" xmlns:cx="http://schemas.microsoft.com/office/drawing/2014/chartex" xmlns:cx1="http://schemas.microsoft.com/office/drawing/2015/9/8/chartex" xmlns:cx2="http://schemas.microsoft.com/office/drawing/2015/10/21/chartex" xmlns:cx3="http://schemas.microsoft.com/office/drawing/2016/5/9/chartex" xmlns:cx4="http://schemas.microsoft.com/office/drawing/2016/5/10/chartex" xmlns:cx5="http://schemas.microsoft.com/office/drawing/2016/5/11/chartex" xmlns:cx6="http://schemas.microsoft.com/office/drawing/2016/5/12/chartex" xmlns:cx7="http://schemas.microsoft.com/office/drawing/2016/5/13/chartex" xmlns:cx8="http://schemas.microsoft.com/office/drawing/2016/5/14/chartex" xmlns:mc="http://schemas.openxmlformats.org/markup-compatibility/2006" xmlns:aink="http://schemas.microsoft.com/office/drawing/2016/ink" xmlns:am3d="http://schemas.microsoft.com/office/drawing/2017/model3d" xmlns:o="urn:schemas-microsoft-com:office:office" xmlns:oel="http://schemas.microsoft.com/office/2019/extlst" xmlns:r="http://schemas.openxmlformats.org/officeDocument/2006/relationships" xmlns:m="http://schemas.openxmlformats.org/officeDocument/2006/math" xmlns:v="urn:schemas-microsoft-com:vml" xmlns:wp14="http://schemas.microsoft.com/office/word/2010/wordprocessingDrawing" xmlns:wp="http://schemas.openxmlformats.org/drawingml/2006/wordprocessingDrawing" xmlns:w10="urn:schemas-microsoft-com:office:word" xmlns:w="http://schemas.openxmlformats.org/wordprocessingml/2006/main" xmlns:w14="http://schemas.microsoft.com/office/word/2010/wordml" xmlns:w15="http://schemas.microsoft.com/office/word/2012/wordml" xmlns:w16cex="http://schemas.microsoft.com/office/word/2018/wordml/cex" xmlns:w16cid="http://schemas.microsoft.com/office/word/2016/wordml/cid" xmlns:w16="http://schemas.microsoft.com/office/word/2018/wordml" xmlns:w16du="http://schemas.microsoft.com/office/word/2023/wordml/word16du" xmlns:w16sdtdh="http://schemas.microsoft.com/office/word/2020/wordml/sdtdatahash" xmlns:w16sdtfl="http://schemas.microsoft.com/office/word/2024/wordml/sdtformatlock" xmlns:w16se="http://schemas.microsoft.com/office/word/2015/wordml/symex" xmlns:wpg="http://schemas.microsoft.com/office/word/2010/wordprocessingGroup" xmlns:wpi="http://schemas.microsoft.com/office/word/2010/wordprocessingInk" xmlns:wne="http://schemas.microsoft.com/office/word/2006/wordml" xmlns:wps="http://schemas.microsoft.com/office/word/2010/wordprocessingShape" mc:Ignorable="w14 w15 w16se w16cid w16 w16cex w16sdtdh w16sdtfl w16du wp14">
+<w:numbering xmlns:wpc="http://schemas.microsoft.com/office/word/2010/wordprocessingCanvas" xmlns:cx="http://schemas.microsoft.com/office/drawing/2014/chartex" xmlns:cx1="http://schemas.microsoft.com/office/drawing/2015/9/8/chartex" xmlns:cx2="http://schemas.microsoft.com/office/drawing/2015/10/21/chartex" xmlns:cx3="http://schemas.microsoft.com/office/drawing/2016/5/9/chartex" xmlns:cx4="http://schemas.microsoft.com/office/drawing/2016/5/10/chartex" xmlns:cx5="http://schemas.microsoft.com/office/drawing/2016/5/11/chartex" xmlns:cx6="http://schemas.microsoft.com/office/drawing/2016/5/12/chartex" xmlns:cx7="http://schemas.microsoft.com/office/drawing/2016/5/13/chartex" xmlns:cx8="http://schemas.microsoft.com/office/drawing/2016/5/14/chartex" xmlns:mc="http://schemas.openxmlformats.org/markup-compatibility/2006" xmlns:aink="http://schemas.microsoft.com/office/drawing/2016/ink" xmlns:am3d="http://schemas.microsoft.com/office/drawing/2017/model3d" xmlns:o="urn:schemas-microsoft-com:office:office" xmlns:oel="http://schemas.microsoft.com/office/2019/extlst" xmlns:r="http://schemas.openxmlformats.org/officeDocument/2006/relationships" xmlns:m="http://schemas.openxmlformats.org/officeDocument/2006/math" xmlns:v="urn:schemas-microsoft-com:vml" xmlns:wp14="http://schemas.microsoft.com/office/word/2010/wordprocessingDrawing" xmlns:wp="http://schemas.openxmlformats.org/drawingml/2006/wordprocessingDrawing" xmlns:w10="urn:schemas-microsoft-com:office:word" xmlns:w="http://schemas.openxmlformats.org/wordprocessingml/2006/main" xmlns:w14="http://schemas.microsoft.com/office/word/2010/wordml" xmlns:w15="http://schemas.microsoft.com/office/word/2012/wordml" xmlns:w16cei="http://schemas.microsoft.com/office/word/2026/wordml/cei" xmlns:w16cex="http://schemas.microsoft.com/office/word/2018/wordml/cex" xmlns:w16cid="http://schemas.microsoft.com/office/word/2016/wordml/cid" xmlns:w16="http://schemas.microsoft.com/office/word/2018/wordml" xmlns:w16du="http://schemas.microsoft.com/office/word/2023/wordml/word16du" xmlns:w16sdtdh="http://schemas.microsoft.com/office/word/2020/wordml/sdtdatahash" xmlns:w16sdtfl="http://schemas.microsoft.com/office/word/2024/wordml/sdtformatlock" xmlns:w16se="http://schemas.microsoft.com/office/word/2015/wordml/symex" xmlns:wpg="http://schemas.microsoft.com/office/word/2010/wordprocessingGroup" xmlns:wpi="http://schemas.microsoft.com/office/word/2010/wordprocessingInk" xmlns:wne="http://schemas.microsoft.com/office/word/2006/wordml" xmlns:wps="http://schemas.microsoft.com/office/word/2010/wordprocessingShape" mc:Ignorable="w14 w15 w16se w16cid w16 w16cex w16sdtdh w16sdtfl w16du wp14">
   <w:abstractNum w:abstractNumId="0" w15:restartNumberingAfterBreak="0">
+    <w:nsid w:val="FFFFFF89"/>
+    <w:multiLevelType w:val="singleLevel"/>
+    <w:tmpl w:val="E6780E74"/>
+    <w:lvl w:ilvl="0">
+      <w:start w:val="1"/>
+      <w:numFmt w:val="bullet"/>
+      <w:pStyle w:val="Listaconvietas"/>
+      <w:lvlText w:val=""/>
+      <w:lvlJc w:val="left"/>
+      <w:pPr>
+        <w:tabs>
+          <w:tab w:val="num" w:pos="360"/>
+        </w:tabs>
+        <w:ind w:left="360" w:hanging="360"/>
+      </w:pPr>
+      <w:rPr>
+        <w:rFonts w:ascii="Symbol" w:hAnsi="Symbol" w:hint="default"/>
+      </w:rPr>
+    </w:lvl>
+  </w:abstractNum>
+  <w:abstractNum w:abstractNumId="1" w15:restartNumberingAfterBreak="0">
     <w:nsid w:val="019B439E"/>
     <w:multiLevelType w:val="multilevel"/>
     <w:tmpl w:val="AD74C210"/>
@@ -6035,7 +6718,7 @@
       </w:pPr>
     </w:lvl>
   </w:abstractNum>
-  <w:abstractNum w:abstractNumId="1" w15:restartNumberingAfterBreak="0">
+  <w:abstractNum w:abstractNumId="2" w15:restartNumberingAfterBreak="0">
     <w:nsid w:val="02DB2B44"/>
     <w:multiLevelType w:val="multilevel"/>
     <w:tmpl w:val="0ED0B5FA"/>
@@ -6148,7 +6831,7 @@
       </w:pPr>
     </w:lvl>
   </w:abstractNum>
-  <w:abstractNum w:abstractNumId="2" w15:restartNumberingAfterBreak="0">
+  <w:abstractNum w:abstractNumId="3" w15:restartNumberingAfterBreak="0">
     <w:nsid w:val="0F0F6DFC"/>
     <w:multiLevelType w:val="multilevel"/>
     <w:tmpl w:val="52F86CA8"/>
@@ -6261,7 +6944,7 @@
       </w:pPr>
     </w:lvl>
   </w:abstractNum>
-  <w:abstractNum w:abstractNumId="3" w15:restartNumberingAfterBreak="0">
+  <w:abstractNum w:abstractNumId="4" w15:restartNumberingAfterBreak="0">
     <w:nsid w:val="14831997"/>
     <w:multiLevelType w:val="multilevel"/>
     <w:tmpl w:val="F4E6B646"/>
@@ -6374,7 +7057,7 @@
       </w:pPr>
     </w:lvl>
   </w:abstractNum>
-  <w:abstractNum w:abstractNumId="4" w15:restartNumberingAfterBreak="0">
+  <w:abstractNum w:abstractNumId="5" w15:restartNumberingAfterBreak="0">
     <w:nsid w:val="30737120"/>
     <w:multiLevelType w:val="multilevel"/>
     <w:tmpl w:val="5C6AD366"/>
@@ -6487,7 +7170,7 @@
       </w:pPr>
     </w:lvl>
   </w:abstractNum>
-  <w:abstractNum w:abstractNumId="5" w15:restartNumberingAfterBreak="0">
+  <w:abstractNum w:abstractNumId="6" w15:restartNumberingAfterBreak="0">
     <w:nsid w:val="7C3C55AC"/>
     <w:multiLevelType w:val="hybridMultilevel"/>
     <w:tmpl w:val="1DD0F680"/>
@@ -6600,7 +7283,7 @@
       </w:rPr>
     </w:lvl>
   </w:abstractNum>
-  <w:abstractNum w:abstractNumId="6" w15:restartNumberingAfterBreak="0">
+  <w:abstractNum w:abstractNumId="7" w15:restartNumberingAfterBreak="0">
     <w:nsid w:val="7C690A08"/>
     <w:multiLevelType w:val="multilevel"/>
     <w:tmpl w:val="F1D2CA72"/>
@@ -6750,25 +7433,28 @@
     </w:lvl>
   </w:abstractNum>
   <w:num w:numId="1" w16cid:durableId="685639714">
-    <w:abstractNumId w:val="0"/>
+    <w:abstractNumId w:val="1"/>
   </w:num>
   <w:num w:numId="2" w16cid:durableId="1961495441">
+    <w:abstractNumId w:val="6"/>
+  </w:num>
+  <w:num w:numId="3" w16cid:durableId="217674153">
+    <w:abstractNumId w:val="7"/>
+  </w:num>
+  <w:num w:numId="4" w16cid:durableId="1646202710">
+    <w:abstractNumId w:val="2"/>
+  </w:num>
+  <w:num w:numId="5" w16cid:durableId="1612783585">
+    <w:abstractNumId w:val="3"/>
+  </w:num>
+  <w:num w:numId="6" w16cid:durableId="1463503911">
     <w:abstractNumId w:val="5"/>
   </w:num>
-  <w:num w:numId="3" w16cid:durableId="217674153">
-    <w:abstractNumId w:val="6"/>
-  </w:num>
-  <w:num w:numId="4" w16cid:durableId="1646202710">
-    <w:abstractNumId w:val="1"/>
-  </w:num>
-  <w:num w:numId="5" w16cid:durableId="1612783585">
-    <w:abstractNumId w:val="2"/>
-  </w:num>
-  <w:num w:numId="6" w16cid:durableId="1463503911">
+  <w:num w:numId="7" w16cid:durableId="584613856">
     <w:abstractNumId w:val="4"/>
   </w:num>
-  <w:num w:numId="7" w16cid:durableId="584613856">
-    <w:abstractNumId w:val="3"/>
+  <w:num w:numId="8" w16cid:durableId="1289438708">
+    <w:abstractNumId w:val="0"/>
   </w:num>
 </w:numbering>
 </file>
@@ -7350,6 +8036,7 @@
   <w:style w:type="character" w:default="1" w:styleId="Fuentedeprrafopredeter">
     <w:name w:val="Default Paragraph Font"/>
     <w:uiPriority w:val="1"/>
+    <w:semiHidden/>
     <w:unhideWhenUsed/>
   </w:style>
   <w:style w:type="table" w:default="1" w:styleId="Tablanormal">
@@ -7767,6 +8454,30 @@
       <w:shd w:val="clear" w:color="auto" w:fill="E1DFDD"/>
     </w:rPr>
   </w:style>
+  <w:style w:type="paragraph" w:styleId="Listaconvietas">
+    <w:name w:val="List Bullet"/>
+    <w:basedOn w:val="Normal"/>
+    <w:uiPriority w:val="99"/>
+    <w:unhideWhenUsed/>
+    <w:rsid w:val="00535F9B"/>
+    <w:pPr>
+      <w:numPr>
+        <w:numId w:val="8"/>
+      </w:numPr>
+      <w:tabs>
+        <w:tab w:val="clear" w:pos="360"/>
+      </w:tabs>
+      <w:spacing w:after="200" w:line="276" w:lineRule="auto"/>
+      <w:ind w:left="0" w:firstLine="0"/>
+      <w:contextualSpacing/>
+    </w:pPr>
+    <w:rPr>
+      <w:rFonts w:eastAsiaTheme="minorEastAsia" w:cstheme="minorBidi"/>
+      <w:sz w:val="21"/>
+      <w:szCs w:val="22"/>
+      <w:lang w:val="en-US" w:eastAsia="en-US"/>
+    </w:rPr>
+  </w:style>
 </w:styles>
 </file>
 

--- a/00_Gestion_Proyecto/Entregables/Fase4/Informe_Final_Estancia_Profesional_SN6.docx
+++ b/00_Gestion_Proyecto/Entregables/Fase4/Informe_Final_Estancia_Profesional_SN6.docx
@@ -2158,7 +2158,7 @@
                 <w:sz w:val="14"/>
                 <w:szCs w:val="14"/>
               </w:rPr>
-              <w:t>Pendiente de completar</w:t>
+              <w:t>luis_fsb97@hotmail.com</w:t>
             </w:r>
           </w:p>
         </w:tc>
@@ -2281,7 +2281,7 @@
                 <w:sz w:val="14"/>
                 <w:szCs w:val="14"/>
               </w:rPr>
-              <w:t>Pendiente de completar</w:t>
+              <w:t>nanocolochini@gmail.com</w:t>
             </w:r>
           </w:p>
         </w:tc>
@@ -2404,7 +2404,7 @@
                 <w:sz w:val="14"/>
                 <w:szCs w:val="14"/>
               </w:rPr>
-              <w:t>Pendiente de completar</w:t>
+              <w:t>ip05031@gmail.com</w:t>
             </w:r>
           </w:p>
         </w:tc>
@@ -6216,16 +6216,34 @@
           <w:b/>
           <w:bCs/>
         </w:rPr>
-        <w:t xml:space="preserve">: </w:t>
+        <w:t>:</w:t>
       </w:r>
       <w:r>
         <w:rPr>
           <w:rFonts w:ascii="Arial" w:hAnsi="Arial" w:cs="Arial"/>
           <w:b/>
           <w:bCs/>
-          <w:color w:val="FF0000"/>
-        </w:rPr>
-        <w:t>Link</w:t>
+        </w:rPr>
+        <w:t xml:space="preserve"> </w:t>
+      </w:r>
+      <w:hyperlink r:id="rId14" w:history="1">
+        <w:r>
+          <w:rPr>
+            <w:rStyle w:val="Hipervnculo"/>
+            <w:rFonts w:ascii="Arial" w:hAnsi="Arial" w:cs="Arial"/>
+            <w:b/>
+            <w:bCs/>
+          </w:rPr>
+          <w:t>https://drive.google.com/file/d/1BPzwdmW2QZ4aBRxU4ObM3C3HAhjxu3pA/view</w:t>
+        </w:r>
+      </w:hyperlink>
+      <w:r>
+        <w:rPr>
+          <w:rFonts w:ascii="Arial" w:hAnsi="Arial" w:cs="Arial"/>
+          <w:b/>
+          <w:bCs/>
+        </w:rPr>
+        <w:t xml:space="preserve"> </w:t>
       </w:r>
     </w:p>
     <w:p>
@@ -6301,7 +6319,7 @@
         </w:rPr>
         <w:t xml:space="preserve"> </w:t>
       </w:r>
-      <w:hyperlink r:id="rId14" w:history="1">
+      <w:hyperlink r:id="rId15" w:history="1">
         <w:r>
           <w:rPr>
             <w:rStyle w:val="Hipervnculo"/>
@@ -6374,7 +6392,7 @@
         </w:rPr>
         <w:t xml:space="preserve"> </w:t>
       </w:r>
-      <w:hyperlink r:id="rId15" w:history="1">
+      <w:hyperlink r:id="rId16" w:history="1">
         <w:r>
           <w:rPr>
             <w:rStyle w:val="Hipervnculo"/>
@@ -6463,7 +6481,7 @@
       </w:pPr>
     </w:p>
     <w:sectPr>
-      <w:headerReference w:type="default" r:id="rId16"/>
+      <w:headerReference w:type="default" r:id="rId17"/>
       <w:pgSz w:w="12240" w:h="15840"/>
       <w:pgMar w:top="1417" w:right="1701" w:bottom="1417" w:left="1701" w:header="708" w:footer="708" w:gutter="0"/>
       <w:pgNumType w:start="1"/>
@@ -8036,7 +8054,6 @@
   <w:style w:type="character" w:default="1" w:styleId="Fuentedeprrafopredeter">
     <w:name w:val="Default Paragraph Font"/>
     <w:uiPriority w:val="1"/>
-    <w:semiHidden/>
     <w:unhideWhenUsed/>
   </w:style>
   <w:style w:type="table" w:default="1" w:styleId="Tablanormal">
